--- a/отчетик 42.docx
+++ b/отчетик 42.docx
@@ -1,6 +1,6 @@
 
 <file path=word/document.xml><?xml version="1.0" encoding="utf-8"?>
-<w:document xmlns:wpc="http://schemas.microsoft.com/office/word/2010/wordprocessingCanvas" xmlns:mc="http://schemas.openxmlformats.org/markup-compatibility/2006" xmlns:o="urn:schemas-microsoft-com:office:office" xmlns:r="http://schemas.openxmlformats.org/officeDocument/2006/relationships" xmlns:m="http://schemas.openxmlformats.org/officeDocument/2006/math" xmlns:v="urn:schemas-microsoft-com:vml" xmlns:wp14="http://schemas.microsoft.com/office/word/2010/wordprocessingDrawing" xmlns:wp="http://schemas.openxmlformats.org/drawingml/2006/wordprocessingDrawing" xmlns:w10="urn:schemas-microsoft-com:office:word" xmlns:w="http://schemas.openxmlformats.org/wordprocessingml/2006/main" xmlns:w14="http://schemas.microsoft.com/office/word/2010/wordml" xmlns:w15="http://schemas.microsoft.com/office/word/2012/wordml" xmlns:wpg="http://schemas.microsoft.com/office/word/2010/wordprocessingGroup" xmlns:wpi="http://schemas.microsoft.com/office/word/2010/wordprocessingInk" xmlns:wne="http://schemas.microsoft.com/office/word/2006/wordml" xmlns:wps="http://schemas.microsoft.com/office/word/2010/wordprocessingShape" mc:Ignorable="w14 w15 wp14">
+<w:document xmlns:ve="http://schemas.openxmlformats.org/markup-compatibility/2006" xmlns:o="urn:schemas-microsoft-com:office:office" xmlns:r="http://schemas.openxmlformats.org/officeDocument/2006/relationships" xmlns:m="http://schemas.openxmlformats.org/officeDocument/2006/math" xmlns:v="urn:schemas-microsoft-com:vml" xmlns:wp="http://schemas.openxmlformats.org/drawingml/2006/wordprocessingDrawing" xmlns:w10="urn:schemas-microsoft-com:office:word" xmlns:w="http://schemas.openxmlformats.org/wordprocessingml/2006/main" xmlns:wne="http://schemas.microsoft.com/office/word/2006/wordml">
   <w:body>
     <w:p>
       <w:pPr>
@@ -314,6 +314,7 @@
         <w:rPr>
           <w:rFonts w:ascii="Times New Roman" w:hAnsi="Times New Roman" w:cs="Times New Roman"/>
         </w:rPr>
+        <w:lastRenderedPageBreak/>
         <w:t>Период прохождения:</w:t>
       </w:r>
     </w:p>
@@ -420,7 +421,23 @@
           <w:rFonts w:ascii="Times New Roman" w:hAnsi="Times New Roman" w:cs="Times New Roman"/>
           <w:color w:val="FFFFFF" w:themeColor="background1"/>
         </w:rPr>
-        <w:t xml:space="preserve">Руководитель практики от </w:t>
+        <w:t xml:space="preserve">Руководитель практики </w:t>
+      </w:r>
+      <w:proofErr w:type="gramStart"/>
+      <w:r>
+        <w:rPr>
+          <w:rFonts w:ascii="Times New Roman" w:hAnsi="Times New Roman" w:cs="Times New Roman"/>
+          <w:color w:val="FFFFFF" w:themeColor="background1"/>
+        </w:rPr>
+        <w:t>от</w:t>
+      </w:r>
+      <w:proofErr w:type="gramEnd"/>
+      <w:r>
+        <w:rPr>
+          <w:rFonts w:ascii="Times New Roman" w:hAnsi="Times New Roman" w:cs="Times New Roman"/>
+          <w:color w:val="FFFFFF" w:themeColor="background1"/>
+        </w:rPr>
+        <w:t xml:space="preserve"> </w:t>
       </w:r>
     </w:p>
     <w:p>
@@ -541,6 +558,7 @@
         <w:rPr>
           <w:rFonts w:ascii="Times New Roman" w:hAnsi="Times New Roman" w:cs="Times New Roman"/>
         </w:rPr>
+        <w:lastRenderedPageBreak/>
         <w:t>Руководитель практики</w:t>
       </w:r>
       <w:r>
@@ -862,7 +880,39 @@
           <w:rFonts w:ascii="Times New Roman" w:hAnsi="Times New Roman" w:cs="Times New Roman"/>
           <w:sz w:val="28"/>
         </w:rPr>
-        <w:t>В настоящее время учет заявок и ведение дел осуществляется вручную с использованием бумажных журналов, записных книжек и файлов Microsoft Excel. Основные процессы (регистрация клиента, назначение детектива, составление графика наблюдения, фиксация результатов слежки) выполняются без централизованной системы.</w:t>
+        <w:t xml:space="preserve">В настоящее время учет заявок и ведение дел осуществляется вручную с использованием бумажных журналов, записных книжек и файлов </w:t>
+      </w:r>
+      <w:proofErr w:type="spellStart"/>
+      <w:r>
+        <w:rPr>
+          <w:rFonts w:ascii="Times New Roman" w:hAnsi="Times New Roman" w:cs="Times New Roman"/>
+          <w:sz w:val="28"/>
+        </w:rPr>
+        <w:t>Microsoft</w:t>
+      </w:r>
+      <w:proofErr w:type="spellEnd"/>
+      <w:r>
+        <w:rPr>
+          <w:rFonts w:ascii="Times New Roman" w:hAnsi="Times New Roman" w:cs="Times New Roman"/>
+          <w:sz w:val="28"/>
+        </w:rPr>
+        <w:t xml:space="preserve"> </w:t>
+      </w:r>
+      <w:proofErr w:type="spellStart"/>
+      <w:r>
+        <w:rPr>
+          <w:rFonts w:ascii="Times New Roman" w:hAnsi="Times New Roman" w:cs="Times New Roman"/>
+          <w:sz w:val="28"/>
+        </w:rPr>
+        <w:t>Excel</w:t>
+      </w:r>
+      <w:proofErr w:type="spellEnd"/>
+      <w:r>
+        <w:rPr>
+          <w:rFonts w:ascii="Times New Roman" w:hAnsi="Times New Roman" w:cs="Times New Roman"/>
+          <w:sz w:val="28"/>
+        </w:rPr>
+        <w:t>. Основные процессы (регистрация клиента, назначение детектива, составление графика наблюдения, фиксация результатов слежки) выполняются без централизованной системы.</w:t>
       </w:r>
     </w:p>
     <w:p>
@@ -1647,7 +1697,23 @@
           <w:rFonts w:ascii="Times New Roman" w:hAnsi="Times New Roman" w:cs="Times New Roman"/>
           <w:sz w:val="28"/>
         </w:rPr>
-        <w:t>Данные дела (суть задания, адрес объекта, приметы человека, госномер авто).</w:t>
+        <w:t xml:space="preserve">Данные дела (суть задания, адрес объекта, приметы человека, </w:t>
+      </w:r>
+      <w:proofErr w:type="spellStart"/>
+      <w:r>
+        <w:rPr>
+          <w:rFonts w:ascii="Times New Roman" w:hAnsi="Times New Roman" w:cs="Times New Roman"/>
+          <w:sz w:val="28"/>
+        </w:rPr>
+        <w:t>госномер</w:t>
+      </w:r>
+      <w:proofErr w:type="spellEnd"/>
+      <w:r>
+        <w:rPr>
+          <w:rFonts w:ascii="Times New Roman" w:hAnsi="Times New Roman" w:cs="Times New Roman"/>
+          <w:sz w:val="28"/>
+        </w:rPr>
+        <w:t xml:space="preserve"> авто).</w:t>
       </w:r>
     </w:p>
     <w:p>
@@ -1810,7 +1876,23 @@
           <w:sz w:val="28"/>
         </w:rPr>
         <w:lastRenderedPageBreak/>
-        <w:t>Отчет для руководителя (Excel или PDF) по эффективности работы.</w:t>
+        <w:t>Отчет для руководителя (</w:t>
+      </w:r>
+      <w:proofErr w:type="spellStart"/>
+      <w:r>
+        <w:rPr>
+          <w:rFonts w:ascii="Times New Roman" w:hAnsi="Times New Roman" w:cs="Times New Roman"/>
+          <w:sz w:val="28"/>
+        </w:rPr>
+        <w:t>Excel</w:t>
+      </w:r>
+      <w:proofErr w:type="spellEnd"/>
+      <w:r>
+        <w:rPr>
+          <w:rFonts w:ascii="Times New Roman" w:hAnsi="Times New Roman" w:cs="Times New Roman"/>
+          <w:sz w:val="28"/>
+        </w:rPr>
+        <w:t xml:space="preserve"> или PDF) по эффективности работы.</w:t>
       </w:r>
     </w:p>
     <w:p>
@@ -2352,7 +2434,23 @@
           <w:rFonts w:ascii="Times New Roman" w:hAnsi="Times New Roman" w:cs="Times New Roman"/>
           <w:sz w:val="28"/>
         </w:rPr>
-        <w:t> Вход в систему по логину/паролю с проверкой прав (Админ, Детектив, Секретарь).</w:t>
+        <w:t> Вход в систему по логину/паролю с проверкой прав (</w:t>
+      </w:r>
+      <w:proofErr w:type="spellStart"/>
+      <w:r>
+        <w:rPr>
+          <w:rFonts w:ascii="Times New Roman" w:hAnsi="Times New Roman" w:cs="Times New Roman"/>
+          <w:sz w:val="28"/>
+        </w:rPr>
+        <w:t>Админ</w:t>
+      </w:r>
+      <w:proofErr w:type="spellEnd"/>
+      <w:r>
+        <w:rPr>
+          <w:rFonts w:ascii="Times New Roman" w:hAnsi="Times New Roman" w:cs="Times New Roman"/>
+          <w:sz w:val="28"/>
+        </w:rPr>
+        <w:t>, Детектив, Секретарь).</w:t>
       </w:r>
     </w:p>
     <w:p>
@@ -2789,7 +2887,39 @@
           <w:rFonts w:ascii="Times New Roman" w:hAnsi="Times New Roman" w:cs="Times New Roman"/>
           <w:sz w:val="28"/>
         </w:rPr>
-        <w:t> Рекомендуемая конфигурация ПК: Intel Core i3, 4 ГБ ОЗУ, 100 МБ свободного места на диске для установки клиента.</w:t>
+        <w:t xml:space="preserve"> Рекомендуемая конфигурация ПК: </w:t>
+      </w:r>
+      <w:proofErr w:type="spellStart"/>
+      <w:r>
+        <w:rPr>
+          <w:rFonts w:ascii="Times New Roman" w:hAnsi="Times New Roman" w:cs="Times New Roman"/>
+          <w:sz w:val="28"/>
+        </w:rPr>
+        <w:t>Intel</w:t>
+      </w:r>
+      <w:proofErr w:type="spellEnd"/>
+      <w:r>
+        <w:rPr>
+          <w:rFonts w:ascii="Times New Roman" w:hAnsi="Times New Roman" w:cs="Times New Roman"/>
+          <w:sz w:val="28"/>
+        </w:rPr>
+        <w:t xml:space="preserve"> </w:t>
+      </w:r>
+      <w:proofErr w:type="spellStart"/>
+      <w:r>
+        <w:rPr>
+          <w:rFonts w:ascii="Times New Roman" w:hAnsi="Times New Roman" w:cs="Times New Roman"/>
+          <w:sz w:val="28"/>
+        </w:rPr>
+        <w:t>Core</w:t>
+      </w:r>
+      <w:proofErr w:type="spellEnd"/>
+      <w:r>
+        <w:rPr>
+          <w:rFonts w:ascii="Times New Roman" w:hAnsi="Times New Roman" w:cs="Times New Roman"/>
+          <w:sz w:val="28"/>
+        </w:rPr>
+        <w:t xml:space="preserve"> i3, 4 ГБ ОЗУ, 100 МБ свободного места на диске для установки клиента.</w:t>
       </w:r>
     </w:p>
     <w:p>
@@ -2827,7 +2957,23 @@
           <w:rFonts w:ascii="Times New Roman" w:hAnsi="Times New Roman" w:cs="Times New Roman"/>
           <w:sz w:val="28"/>
         </w:rPr>
-        <w:t>ows 10/11. Сервер БД: MySQL 8.0</w:t>
+        <w:t xml:space="preserve">ows 10/11. Сервер БД: </w:t>
+      </w:r>
+      <w:proofErr w:type="spellStart"/>
+      <w:r>
+        <w:rPr>
+          <w:rFonts w:ascii="Times New Roman" w:hAnsi="Times New Roman" w:cs="Times New Roman"/>
+          <w:sz w:val="28"/>
+        </w:rPr>
+        <w:t>MySQL</w:t>
+      </w:r>
+      <w:proofErr w:type="spellEnd"/>
+      <w:r>
+        <w:rPr>
+          <w:rFonts w:ascii="Times New Roman" w:hAnsi="Times New Roman" w:cs="Times New Roman"/>
+          <w:sz w:val="28"/>
+        </w:rPr>
+        <w:t xml:space="preserve"> 8.0</w:t>
       </w:r>
       <w:r>
         <w:rPr>
@@ -3260,12 +3406,21 @@
           <w:sz w:val="28"/>
         </w:rPr>
       </w:pPr>
-      <w:r>
-        <w:rPr>
-          <w:rFonts w:ascii="Times New Roman" w:hAnsi="Times New Roman" w:cs="Times New Roman"/>
-          <w:sz w:val="28"/>
-        </w:rPr>
-        <w:t>Предпроектное обследование</w:t>
+      <w:proofErr w:type="spellStart"/>
+      <w:r>
+        <w:rPr>
+          <w:rFonts w:ascii="Times New Roman" w:hAnsi="Times New Roman" w:cs="Times New Roman"/>
+          <w:sz w:val="28"/>
+        </w:rPr>
+        <w:t>Предпроектное</w:t>
+      </w:r>
+      <w:proofErr w:type="spellEnd"/>
+      <w:r>
+        <w:rPr>
+          <w:rFonts w:ascii="Times New Roman" w:hAnsi="Times New Roman" w:cs="Times New Roman"/>
+          <w:sz w:val="28"/>
+        </w:rPr>
+        <w:t xml:space="preserve"> обследование</w:t>
       </w:r>
     </w:p>
     <w:p>
@@ -3431,7 +3586,7 @@
           <w:bottom w:w="15" w:type="dxa"/>
           <w:right w:w="15" w:type="dxa"/>
         </w:tblCellMar>
-        <w:tblLook w:val="04A0" w:firstRow="1" w:lastRow="0" w:firstColumn="1" w:lastColumn="0" w:noHBand="0" w:noVBand="1"/>
+        <w:tblLook w:val="04A0"/>
       </w:tblPr>
       <w:tblGrid>
         <w:gridCol w:w="3259"/>
@@ -3573,6 +3728,7 @@
                 <w:lang w:eastAsia="ru-RU"/>
               </w:rPr>
             </w:pPr>
+            <w:proofErr w:type="spellStart"/>
             <w:r>
               <w:rPr>
                 <w:rFonts w:ascii="Times New Roman" w:eastAsia="Times New Roman" w:hAnsi="Times New Roman" w:cs="Times New Roman"/>
@@ -3580,7 +3736,17 @@
                 <w:szCs w:val="28"/>
                 <w:lang w:eastAsia="ru-RU"/>
               </w:rPr>
-              <w:t>Предпроектное обследование</w:t>
+              <w:t>Предпроектное</w:t>
+            </w:r>
+            <w:proofErr w:type="spellEnd"/>
+            <w:r>
+              <w:rPr>
+                <w:rFonts w:ascii="Times New Roman" w:eastAsia="Times New Roman" w:hAnsi="Times New Roman" w:cs="Times New Roman"/>
+                <w:sz w:val="28"/>
+                <w:szCs w:val="28"/>
+                <w:lang w:eastAsia="ru-RU"/>
+              </w:rPr>
+              <w:t xml:space="preserve"> обследование</w:t>
             </w:r>
           </w:p>
         </w:tc>
@@ -3970,7 +4136,29 @@
                 <w:szCs w:val="28"/>
                 <w:lang w:eastAsia="ru-RU"/>
               </w:rPr>
-              <w:t>Коды, тест-планы, протоколы</w:t>
+              <w:t xml:space="preserve">Коды, </w:t>
+            </w:r>
+            <w:proofErr w:type="spellStart"/>
+            <w:proofErr w:type="gramStart"/>
+            <w:r>
+              <w:rPr>
+                <w:rFonts w:ascii="Times New Roman" w:eastAsia="Times New Roman" w:hAnsi="Times New Roman" w:cs="Times New Roman"/>
+                <w:sz w:val="28"/>
+                <w:szCs w:val="28"/>
+                <w:lang w:eastAsia="ru-RU"/>
+              </w:rPr>
+              <w:t>тест-планы</w:t>
+            </w:r>
+            <w:proofErr w:type="spellEnd"/>
+            <w:proofErr w:type="gramEnd"/>
+            <w:r>
+              <w:rPr>
+                <w:rFonts w:ascii="Times New Roman" w:eastAsia="Times New Roman" w:hAnsi="Times New Roman" w:cs="Times New Roman"/>
+                <w:sz w:val="28"/>
+                <w:szCs w:val="28"/>
+                <w:lang w:eastAsia="ru-RU"/>
+              </w:rPr>
+              <w:t>, протоколы</w:t>
             </w:r>
           </w:p>
         </w:tc>
@@ -4263,13 +4451,22 @@
         </w:rPr>
         <w:t>6. Ознакомление с примером документации</w:t>
       </w:r>
+      <w:proofErr w:type="gramStart"/>
       <w:r>
         <w:rPr>
           <w:rFonts w:ascii="Times New Roman" w:hAnsi="Times New Roman" w:cs="Times New Roman"/>
           <w:sz w:val="28"/>
         </w:rPr>
         <w:br/>
-        <w:t>В качестве примера рассмотрено ТЗ на ИС детективного агентства «Светлана», разработанное в задании №1.</w:t>
+        <w:t>В</w:t>
+      </w:r>
+      <w:proofErr w:type="gramEnd"/>
+      <w:r>
+        <w:rPr>
+          <w:rFonts w:ascii="Times New Roman" w:hAnsi="Times New Roman" w:cs="Times New Roman"/>
+          <w:sz w:val="28"/>
+        </w:rPr>
+        <w:t xml:space="preserve"> качестве примера рассмотрено ТЗ на ИС детективного агентства «Светлана», разработанное в задании №1.</w:t>
       </w:r>
     </w:p>
     <w:p>
@@ -4556,7 +4753,43 @@
           <w:sz w:val="28"/>
           <w:szCs w:val="28"/>
         </w:rPr>
-        <w:t>Условия эксплуатации – описаны, но указана конкретная СУБД (MySQL), что лучше заменить на функциональные требования.</w:t>
+        <w:t>Условия эксплуатации – описаны, но указана конкретная СУБД (</w:t>
+      </w:r>
+      <w:proofErr w:type="spellStart"/>
+      <w:r>
+        <w:rPr>
+          <w:rFonts w:ascii="Times New Roman" w:hAnsi="Times New Roman" w:cs="Times New Roman"/>
+          <w:sz w:val="28"/>
+          <w:szCs w:val="28"/>
+        </w:rPr>
+        <w:t>MySQL</w:t>
+      </w:r>
+      <w:proofErr w:type="spellEnd"/>
+      <w:r>
+        <w:rPr>
+          <w:rFonts w:ascii="Times New Roman" w:hAnsi="Times New Roman" w:cs="Times New Roman"/>
+          <w:sz w:val="28"/>
+          <w:szCs w:val="28"/>
+        </w:rPr>
+        <w:t xml:space="preserve">), что лучше </w:t>
+      </w:r>
+      <w:proofErr w:type="gramStart"/>
+      <w:r>
+        <w:rPr>
+          <w:rFonts w:ascii="Times New Roman" w:hAnsi="Times New Roman" w:cs="Times New Roman"/>
+          <w:sz w:val="28"/>
+          <w:szCs w:val="28"/>
+        </w:rPr>
+        <w:t>заменить на функциональные</w:t>
+      </w:r>
+      <w:proofErr w:type="gramEnd"/>
+      <w:r>
+        <w:rPr>
+          <w:rFonts w:ascii="Times New Roman" w:hAnsi="Times New Roman" w:cs="Times New Roman"/>
+          <w:sz w:val="28"/>
+          <w:szCs w:val="28"/>
+        </w:rPr>
+        <w:t xml:space="preserve"> требования.</w:t>
       </w:r>
     </w:p>
     <w:p>
@@ -4789,7 +5022,25 @@
           <w:sz w:val="28"/>
           <w:szCs w:val="28"/>
         </w:rPr>
-        <w:t>Излишняя конкретизация технологий (MySQL).</w:t>
+        <w:t>Излишняя конкретизация технологий (</w:t>
+      </w:r>
+      <w:proofErr w:type="spellStart"/>
+      <w:r>
+        <w:rPr>
+          <w:rFonts w:ascii="Times New Roman" w:hAnsi="Times New Roman" w:cs="Times New Roman"/>
+          <w:sz w:val="28"/>
+          <w:szCs w:val="28"/>
+        </w:rPr>
+        <w:t>MySQL</w:t>
+      </w:r>
+      <w:proofErr w:type="spellEnd"/>
+      <w:r>
+        <w:rPr>
+          <w:rFonts w:ascii="Times New Roman" w:hAnsi="Times New Roman" w:cs="Times New Roman"/>
+          <w:sz w:val="28"/>
+          <w:szCs w:val="28"/>
+        </w:rPr>
+        <w:t>).</w:t>
       </w:r>
     </w:p>
     <w:p>
@@ -5409,7 +5660,23 @@
           <w:rFonts w:ascii="Times New Roman" w:hAnsi="Times New Roman" w:cs="Times New Roman"/>
           <w:sz w:val="28"/>
         </w:rPr>
-        <w:t>Разработка ПО (или приобретение готового, но по ТЗ – разработка).</w:t>
+        <w:t xml:space="preserve">Разработка ПО (или приобретение </w:t>
+      </w:r>
+      <w:proofErr w:type="gramStart"/>
+      <w:r>
+        <w:rPr>
+          <w:rFonts w:ascii="Times New Roman" w:hAnsi="Times New Roman" w:cs="Times New Roman"/>
+          <w:sz w:val="28"/>
+        </w:rPr>
+        <w:t>готового</w:t>
+      </w:r>
+      <w:proofErr w:type="gramEnd"/>
+      <w:r>
+        <w:rPr>
+          <w:rFonts w:ascii="Times New Roman" w:hAnsi="Times New Roman" w:cs="Times New Roman"/>
+          <w:sz w:val="28"/>
+        </w:rPr>
+        <w:t>, но по ТЗ – разработка).</w:t>
       </w:r>
     </w:p>
     <w:p>
@@ -5558,12 +5825,12 @@
           <w:bottom w:w="15" w:type="dxa"/>
           <w:right w:w="15" w:type="dxa"/>
         </w:tblCellMar>
-        <w:tblLook w:val="04A0" w:firstRow="1" w:lastRow="0" w:firstColumn="1" w:lastColumn="0" w:noHBand="0" w:noVBand="1"/>
+        <w:tblLook w:val="04A0"/>
       </w:tblPr>
       <w:tblGrid>
-        <w:gridCol w:w="2811"/>
-        <w:gridCol w:w="4642"/>
-        <w:gridCol w:w="2364"/>
+        <w:gridCol w:w="2556"/>
+        <w:gridCol w:w="4848"/>
+        <w:gridCol w:w="2413"/>
       </w:tblGrid>
       <w:tr>
         <w:trPr>
@@ -5719,8 +5986,20 @@
                 <w:szCs w:val="28"/>
                 <w:lang w:eastAsia="ru-RU"/>
               </w:rPr>
-              <w:t>Разработка ПО</w:t>
+              <w:t xml:space="preserve">Разработка </w:t>
             </w:r>
+            <w:proofErr w:type="gramStart"/>
+            <w:r>
+              <w:rPr>
+                <w:rFonts w:ascii="Times New Roman" w:eastAsia="Times New Roman" w:hAnsi="Times New Roman" w:cs="Times New Roman"/>
+                <w:color w:val="0F1115"/>
+                <w:sz w:val="28"/>
+                <w:szCs w:val="28"/>
+                <w:lang w:eastAsia="ru-RU"/>
+              </w:rPr>
+              <w:t>ПО</w:t>
+            </w:r>
+            <w:proofErr w:type="gramEnd"/>
           </w:p>
         </w:tc>
         <w:tc>
@@ -5756,7 +6035,51 @@
                 <w:szCs w:val="28"/>
                 <w:lang w:eastAsia="ru-RU"/>
               </w:rPr>
-              <w:t>Создание десктопного приложения с БД (MySQL), включая интерфейс и отчёты</w:t>
+              <w:t xml:space="preserve">Создание </w:t>
+            </w:r>
+            <w:proofErr w:type="spellStart"/>
+            <w:r>
+              <w:rPr>
+                <w:rFonts w:ascii="Times New Roman" w:eastAsia="Times New Roman" w:hAnsi="Times New Roman" w:cs="Times New Roman"/>
+                <w:color w:val="0F1115"/>
+                <w:sz w:val="28"/>
+                <w:szCs w:val="28"/>
+                <w:lang w:eastAsia="ru-RU"/>
+              </w:rPr>
+              <w:t>десктопного</w:t>
+            </w:r>
+            <w:proofErr w:type="spellEnd"/>
+            <w:r>
+              <w:rPr>
+                <w:rFonts w:ascii="Times New Roman" w:eastAsia="Times New Roman" w:hAnsi="Times New Roman" w:cs="Times New Roman"/>
+                <w:color w:val="0F1115"/>
+                <w:sz w:val="28"/>
+                <w:szCs w:val="28"/>
+                <w:lang w:eastAsia="ru-RU"/>
+              </w:rPr>
+              <w:t xml:space="preserve"> приложения с БД (</w:t>
+            </w:r>
+            <w:proofErr w:type="spellStart"/>
+            <w:r>
+              <w:rPr>
+                <w:rFonts w:ascii="Times New Roman" w:eastAsia="Times New Roman" w:hAnsi="Times New Roman" w:cs="Times New Roman"/>
+                <w:color w:val="0F1115"/>
+                <w:sz w:val="28"/>
+                <w:szCs w:val="28"/>
+                <w:lang w:eastAsia="ru-RU"/>
+              </w:rPr>
+              <w:t>MySQL</w:t>
+            </w:r>
+            <w:proofErr w:type="spellEnd"/>
+            <w:r>
+              <w:rPr>
+                <w:rFonts w:ascii="Times New Roman" w:eastAsia="Times New Roman" w:hAnsi="Times New Roman" w:cs="Times New Roman"/>
+                <w:color w:val="0F1115"/>
+                <w:sz w:val="28"/>
+                <w:szCs w:val="28"/>
+                <w:lang w:eastAsia="ru-RU"/>
+              </w:rPr>
+              <w:t>), включая интерфейс и отчёты</w:t>
             </w:r>
           </w:p>
         </w:tc>
@@ -6106,7 +6429,29 @@
                 <w:szCs w:val="28"/>
                 <w:lang w:eastAsia="ru-RU"/>
               </w:rPr>
-              <w:t>Настройка ПО, перенос существующих данных, техподдержка на 6 мес.</w:t>
+              <w:t xml:space="preserve">Настройка ПО, перенос существующих данных, </w:t>
+            </w:r>
+            <w:proofErr w:type="spellStart"/>
+            <w:r>
+              <w:rPr>
+                <w:rFonts w:ascii="Times New Roman" w:eastAsia="Times New Roman" w:hAnsi="Times New Roman" w:cs="Times New Roman"/>
+                <w:color w:val="0F1115"/>
+                <w:sz w:val="28"/>
+                <w:szCs w:val="28"/>
+                <w:lang w:eastAsia="ru-RU"/>
+              </w:rPr>
+              <w:t>техподдержка</w:t>
+            </w:r>
+            <w:proofErr w:type="spellEnd"/>
+            <w:r>
+              <w:rPr>
+                <w:rFonts w:ascii="Times New Roman" w:eastAsia="Times New Roman" w:hAnsi="Times New Roman" w:cs="Times New Roman"/>
+                <w:color w:val="0F1115"/>
+                <w:sz w:val="28"/>
+                <w:szCs w:val="28"/>
+                <w:lang w:eastAsia="ru-RU"/>
+              </w:rPr>
+              <w:t xml:space="preserve"> на 6 мес.</w:t>
             </w:r>
           </w:p>
         </w:tc>
@@ -6685,7 +7030,25 @@
           <w:sz w:val="28"/>
           <w:szCs w:val="28"/>
         </w:rPr>
-        <w:t>сформирована группа внедрения, состоящая из представителей разработчика (сторонняя ИТ-команда или штатный отдел разработки) и представителей заказчика (сотрудники агентства). Состав группы включает 5 ключевых ролей, что обеспечивает полный цикл внедрения: от постановки задачи до передачи в эксплуатацию.</w:t>
+        <w:t xml:space="preserve">сформирована группа внедрения, состоящая из представителей разработчика (сторонняя </w:t>
+      </w:r>
+      <w:proofErr w:type="spellStart"/>
+      <w:r>
+        <w:rPr>
+          <w:rFonts w:ascii="Times New Roman" w:hAnsi="Times New Roman" w:cs="Times New Roman"/>
+          <w:sz w:val="28"/>
+          <w:szCs w:val="28"/>
+        </w:rPr>
+        <w:t>ИТ-команда</w:t>
+      </w:r>
+      <w:proofErr w:type="spellEnd"/>
+      <w:r>
+        <w:rPr>
+          <w:rFonts w:ascii="Times New Roman" w:hAnsi="Times New Roman" w:cs="Times New Roman"/>
+          <w:sz w:val="28"/>
+          <w:szCs w:val="28"/>
+        </w:rPr>
+        <w:t xml:space="preserve"> или штатный отдел разработки) и представителей заказчика (сотрудники агентства). Состав группы включает 5 ключевых ролей, что обеспечивает полный цикл внедрения: от постановки задачи до передачи в эксплуатацию.</w:t>
       </w:r>
     </w:p>
     <w:p>
@@ -7448,7 +7811,7 @@
           <w:bottom w:w="15" w:type="dxa"/>
           <w:right w:w="15" w:type="dxa"/>
         </w:tblCellMar>
-        <w:tblLook w:val="04A0" w:firstRow="1" w:lastRow="0" w:firstColumn="1" w:lastColumn="0" w:noHBand="0" w:noVBand="1"/>
+        <w:tblLook w:val="04A0"/>
       </w:tblPr>
       <w:tblGrid>
         <w:gridCol w:w="1985"/>
@@ -10072,6 +10435,7 @@
         </w:rPr>
         <w:t> введите ваше учётное имя (например, </w:t>
       </w:r>
+      <w:proofErr w:type="spellStart"/>
       <w:r>
         <w:rPr>
           <w:rFonts w:ascii="Times New Roman" w:hAnsi="Times New Roman" w:cs="Times New Roman"/>
@@ -10082,6 +10446,7 @@
         </w:rPr>
         <w:t>ivanov_d</w:t>
       </w:r>
+      <w:proofErr w:type="spellEnd"/>
       <w:r>
         <w:rPr>
           <w:rFonts w:ascii="Times New Roman" w:hAnsi="Times New Roman" w:cs="Times New Roman"/>
@@ -10201,7 +10566,27 @@
           <w:sz w:val="28"/>
           <w:szCs w:val="28"/>
         </w:rPr>
-        <w:t>.3 Если вы забыли пароль</w:t>
+        <w:t>.3</w:t>
+      </w:r>
+      <w:proofErr w:type="gramStart"/>
+      <w:r>
+        <w:rPr>
+          <w:rFonts w:ascii="Times New Roman" w:hAnsi="Times New Roman" w:cs="Times New Roman"/>
+          <w:bCs/>
+          <w:sz w:val="28"/>
+          <w:szCs w:val="28"/>
+        </w:rPr>
+        <w:t xml:space="preserve"> Е</w:t>
+      </w:r>
+      <w:proofErr w:type="gramEnd"/>
+      <w:r>
+        <w:rPr>
+          <w:rFonts w:ascii="Times New Roman" w:hAnsi="Times New Roman" w:cs="Times New Roman"/>
+          <w:bCs/>
+          <w:sz w:val="28"/>
+          <w:szCs w:val="28"/>
+        </w:rPr>
+        <w:t>сли вы забыли пароль</w:t>
       </w:r>
       <w:r>
         <w:rPr>
@@ -10282,7 +10667,7 @@
           <w:bottom w:w="15" w:type="dxa"/>
           <w:right w:w="15" w:type="dxa"/>
         </w:tblCellMar>
-        <w:tblLook w:val="04A0" w:firstRow="1" w:lastRow="0" w:firstColumn="1" w:lastColumn="0" w:noHBand="0" w:noVBand="1"/>
+        <w:tblLook w:val="04A0"/>
       </w:tblPr>
       <w:tblGrid>
         <w:gridCol w:w="2011"/>
@@ -10493,7 +10878,43 @@
                 <w:sz w:val="28"/>
                 <w:szCs w:val="28"/>
               </w:rPr>
-              <w:t>Проверьте раскладку клавиатуры, Caps Lock, попробуйте ещё раз</w:t>
+              <w:t xml:space="preserve">Проверьте раскладку клавиатуры, </w:t>
+            </w:r>
+            <w:proofErr w:type="spellStart"/>
+            <w:r>
+              <w:rPr>
+                <w:rFonts w:ascii="Times New Roman" w:hAnsi="Times New Roman" w:cs="Times New Roman"/>
+                <w:sz w:val="28"/>
+                <w:szCs w:val="28"/>
+              </w:rPr>
+              <w:t>Caps</w:t>
+            </w:r>
+            <w:proofErr w:type="spellEnd"/>
+            <w:r>
+              <w:rPr>
+                <w:rFonts w:ascii="Times New Roman" w:hAnsi="Times New Roman" w:cs="Times New Roman"/>
+                <w:sz w:val="28"/>
+                <w:szCs w:val="28"/>
+              </w:rPr>
+              <w:t xml:space="preserve"> </w:t>
+            </w:r>
+            <w:proofErr w:type="spellStart"/>
+            <w:r>
+              <w:rPr>
+                <w:rFonts w:ascii="Times New Roman" w:hAnsi="Times New Roman" w:cs="Times New Roman"/>
+                <w:sz w:val="28"/>
+                <w:szCs w:val="28"/>
+              </w:rPr>
+              <w:t>Lock</w:t>
+            </w:r>
+            <w:proofErr w:type="spellEnd"/>
+            <w:r>
+              <w:rPr>
+                <w:rFonts w:ascii="Times New Roman" w:hAnsi="Times New Roman" w:cs="Times New Roman"/>
+                <w:sz w:val="28"/>
+                <w:szCs w:val="28"/>
+              </w:rPr>
+              <w:t>, попробуйте ещё раз</w:t>
             </w:r>
           </w:p>
         </w:tc>
@@ -10781,7 +11202,25 @@
           <w:sz w:val="28"/>
           <w:szCs w:val="28"/>
         </w:rPr>
-        <w:t>При первом входе система может предложить сменить временный пароль на постоянный. Следуйте инструкциям на экране.</w:t>
+        <w:t xml:space="preserve">При первом входе система может предложить сменить временный пароль </w:t>
+      </w:r>
+      <w:proofErr w:type="gramStart"/>
+      <w:r>
+        <w:rPr>
+          <w:rFonts w:ascii="Times New Roman" w:hAnsi="Times New Roman" w:cs="Times New Roman"/>
+          <w:sz w:val="28"/>
+          <w:szCs w:val="28"/>
+        </w:rPr>
+        <w:t>на</w:t>
+      </w:r>
+      <w:proofErr w:type="gramEnd"/>
+      <w:r>
+        <w:rPr>
+          <w:rFonts w:ascii="Times New Roman" w:hAnsi="Times New Roman" w:cs="Times New Roman"/>
+          <w:sz w:val="28"/>
+          <w:szCs w:val="28"/>
+        </w:rPr>
+        <w:t xml:space="preserve"> постоянный. Следуйте инструкциям на экране.</w:t>
       </w:r>
     </w:p>
     <w:p>
@@ -11125,7 +11564,25 @@
           <w:sz w:val="28"/>
           <w:szCs w:val="28"/>
         </w:rPr>
-        <w:t xml:space="preserve"> – ответственный </w:t>
+        <w:t xml:space="preserve"> – </w:t>
+      </w:r>
+      <w:proofErr w:type="gramStart"/>
+      <w:r>
+        <w:rPr>
+          <w:rFonts w:ascii="Times New Roman" w:hAnsi="Times New Roman" w:cs="Times New Roman"/>
+          <w:sz w:val="28"/>
+          <w:szCs w:val="28"/>
+        </w:rPr>
+        <w:t>ответственный</w:t>
+      </w:r>
+      <w:proofErr w:type="gramEnd"/>
+      <w:r>
+        <w:rPr>
+          <w:rFonts w:ascii="Times New Roman" w:hAnsi="Times New Roman" w:cs="Times New Roman"/>
+          <w:sz w:val="28"/>
+          <w:szCs w:val="28"/>
+        </w:rPr>
+        <w:t xml:space="preserve"> </w:t>
       </w:r>
       <w:r>
         <w:rPr>
@@ -11250,7 +11707,25 @@
           <w:sz w:val="28"/>
           <w:szCs w:val="28"/>
         </w:rPr>
-        <w:t>– замена старой версии на новую в общем доступе, уведомление пользователей.</w:t>
+        <w:t xml:space="preserve">– замена старой версии на </w:t>
+      </w:r>
+      <w:proofErr w:type="gramStart"/>
+      <w:r>
+        <w:rPr>
+          <w:rFonts w:ascii="Times New Roman" w:hAnsi="Times New Roman" w:cs="Times New Roman"/>
+          <w:sz w:val="28"/>
+          <w:szCs w:val="28"/>
+        </w:rPr>
+        <w:t>новую</w:t>
+      </w:r>
+      <w:proofErr w:type="gramEnd"/>
+      <w:r>
+        <w:rPr>
+          <w:rFonts w:ascii="Times New Roman" w:hAnsi="Times New Roman" w:cs="Times New Roman"/>
+          <w:sz w:val="28"/>
+          <w:szCs w:val="28"/>
+        </w:rPr>
+        <w:t xml:space="preserve"> в общем доступе, уведомление пользователей.</w:t>
       </w:r>
     </w:p>
     <w:p>
@@ -11339,7 +11814,7 @@
           <w:bottom w:w="15" w:type="dxa"/>
           <w:right w:w="15" w:type="dxa"/>
         </w:tblCellMar>
-        <w:tblLook w:val="04A0" w:firstRow="1" w:lastRow="0" w:firstColumn="1" w:lastColumn="0" w:noHBand="0" w:noVBand="1"/>
+        <w:tblLook w:val="04A0"/>
       </w:tblPr>
       <w:tblGrid>
         <w:gridCol w:w="471"/>
@@ -11651,8 +12126,17 @@
                 <w:rFonts w:ascii="Times New Roman" w:hAnsi="Times New Roman" w:cs="Times New Roman"/>
                 <w:sz w:val="28"/>
               </w:rPr>
-              <w:t>Добавлено описание кнопки «Напомнить пароль», обновлены скриншоты</w:t>
+              <w:t xml:space="preserve">Добавлено описание кнопки «Напомнить пароль», обновлены </w:t>
             </w:r>
+            <w:proofErr w:type="spellStart"/>
+            <w:r>
+              <w:rPr>
+                <w:rFonts w:ascii="Times New Roman" w:hAnsi="Times New Roman" w:cs="Times New Roman"/>
+                <w:sz w:val="28"/>
+              </w:rPr>
+              <w:t>скриншоты</w:t>
+            </w:r>
+            <w:proofErr w:type="spellEnd"/>
           </w:p>
         </w:tc>
         <w:tc>
@@ -11709,7 +12193,23 @@
                 <w:rFonts w:ascii="Times New Roman" w:hAnsi="Times New Roman" w:cs="Times New Roman"/>
                 <w:sz w:val="28"/>
               </w:rPr>
-              <w:t>Системный аналитик Баданин А</w:t>
+              <w:t xml:space="preserve">Системный аналитик </w:t>
+            </w:r>
+            <w:proofErr w:type="spellStart"/>
+            <w:r>
+              <w:rPr>
+                <w:rFonts w:ascii="Times New Roman" w:hAnsi="Times New Roman" w:cs="Times New Roman"/>
+                <w:sz w:val="28"/>
+              </w:rPr>
+              <w:t>Баданин</w:t>
+            </w:r>
+            <w:proofErr w:type="spellEnd"/>
+            <w:r>
+              <w:rPr>
+                <w:rFonts w:ascii="Times New Roman" w:hAnsi="Times New Roman" w:cs="Times New Roman"/>
+                <w:sz w:val="28"/>
+              </w:rPr>
+              <w:t xml:space="preserve"> А</w:t>
             </w:r>
             <w:r>
               <w:rPr>
@@ -11944,26 +12444,57 @@
           <w:sz w:val="28"/>
           <w:szCs w:val="28"/>
         </w:rPr>
-        <w:t>1. Изучение понятия репозитория проекта</w:t>
-      </w:r>
-    </w:p>
-    <w:p>
-      <w:pPr>
-        <w:jc w:val="both"/>
-        <w:rPr>
-          <w:rFonts w:ascii="Times New Roman" w:hAnsi="Times New Roman" w:cs="Times New Roman"/>
-          <w:sz w:val="28"/>
-          <w:szCs w:val="28"/>
-        </w:rPr>
-      </w:pPr>
-      <w:r>
-        <w:rPr>
-          <w:rFonts w:ascii="Times New Roman" w:hAnsi="Times New Roman" w:cs="Times New Roman"/>
-          <w:bCs/>
-          <w:sz w:val="28"/>
-          <w:szCs w:val="28"/>
-        </w:rPr>
-        <w:t>Репозиторий проекта</w:t>
+        <w:t xml:space="preserve">1. Изучение понятия </w:t>
+      </w:r>
+      <w:proofErr w:type="spellStart"/>
+      <w:r>
+        <w:rPr>
+          <w:rFonts w:ascii="Times New Roman" w:hAnsi="Times New Roman" w:cs="Times New Roman"/>
+          <w:bCs/>
+          <w:sz w:val="28"/>
+          <w:szCs w:val="28"/>
+        </w:rPr>
+        <w:t>репозитория</w:t>
+      </w:r>
+      <w:proofErr w:type="spellEnd"/>
+      <w:r>
+        <w:rPr>
+          <w:rFonts w:ascii="Times New Roman" w:hAnsi="Times New Roman" w:cs="Times New Roman"/>
+          <w:bCs/>
+          <w:sz w:val="28"/>
+          <w:szCs w:val="28"/>
+        </w:rPr>
+        <w:t xml:space="preserve"> проекта</w:t>
+      </w:r>
+    </w:p>
+    <w:p>
+      <w:pPr>
+        <w:jc w:val="both"/>
+        <w:rPr>
+          <w:rFonts w:ascii="Times New Roman" w:hAnsi="Times New Roman" w:cs="Times New Roman"/>
+          <w:sz w:val="28"/>
+          <w:szCs w:val="28"/>
+        </w:rPr>
+      </w:pPr>
+      <w:proofErr w:type="spellStart"/>
+      <w:r>
+        <w:rPr>
+          <w:rFonts w:ascii="Times New Roman" w:hAnsi="Times New Roman" w:cs="Times New Roman"/>
+          <w:bCs/>
+          <w:sz w:val="28"/>
+          <w:szCs w:val="28"/>
+        </w:rPr>
+        <w:t>Репозиторий</w:t>
+      </w:r>
+      <w:proofErr w:type="spellEnd"/>
+      <w:r>
+        <w:rPr>
+          <w:rFonts w:ascii="Times New Roman" w:hAnsi="Times New Roman" w:cs="Times New Roman"/>
+          <w:bCs/>
+          <w:sz w:val="28"/>
+          <w:szCs w:val="28"/>
+        </w:rPr>
+        <w:t xml:space="preserve"> проекта</w:t>
       </w:r>
       <w:r>
         <w:rPr>
@@ -12111,8 +12642,19 @@
           <w:sz w:val="28"/>
           <w:szCs w:val="28"/>
         </w:rPr>
-        <w:t>2. Типы репозиториев</w:t>
-      </w:r>
+        <w:t xml:space="preserve">2. Типы </w:t>
+      </w:r>
+      <w:proofErr w:type="spellStart"/>
+      <w:r>
+        <w:rPr>
+          <w:rFonts w:ascii="Times New Roman" w:hAnsi="Times New Roman" w:cs="Times New Roman"/>
+          <w:bCs/>
+          <w:sz w:val="28"/>
+          <w:szCs w:val="28"/>
+        </w:rPr>
+        <w:t>репозиториев</w:t>
+      </w:r>
+      <w:proofErr w:type="spellEnd"/>
     </w:p>
     <w:p>
       <w:pPr>
@@ -12145,15 +12687,37 @@
           <w:szCs w:val="28"/>
         </w:rPr>
       </w:pPr>
-      <w:r>
-        <w:rPr>
-          <w:rFonts w:ascii="Times New Roman" w:hAnsi="Times New Roman" w:cs="Times New Roman"/>
-          <w:bCs/>
-          <w:sz w:val="28"/>
-          <w:szCs w:val="28"/>
-        </w:rPr>
-        <w:t>Локальный файловый репозиторий</w:t>
-      </w:r>
+      <w:proofErr w:type="gramStart"/>
+      <w:r>
+        <w:rPr>
+          <w:rFonts w:ascii="Times New Roman" w:hAnsi="Times New Roman" w:cs="Times New Roman"/>
+          <w:bCs/>
+          <w:sz w:val="28"/>
+          <w:szCs w:val="28"/>
+        </w:rPr>
+        <w:t>Локальный</w:t>
+      </w:r>
+      <w:proofErr w:type="gramEnd"/>
+      <w:r>
+        <w:rPr>
+          <w:rFonts w:ascii="Times New Roman" w:hAnsi="Times New Roman" w:cs="Times New Roman"/>
+          <w:bCs/>
+          <w:sz w:val="28"/>
+          <w:szCs w:val="28"/>
+        </w:rPr>
+        <w:t xml:space="preserve"> файловый </w:t>
+      </w:r>
+      <w:proofErr w:type="spellStart"/>
+      <w:r>
+        <w:rPr>
+          <w:rFonts w:ascii="Times New Roman" w:hAnsi="Times New Roman" w:cs="Times New Roman"/>
+          <w:bCs/>
+          <w:sz w:val="28"/>
+          <w:szCs w:val="28"/>
+        </w:rPr>
+        <w:t>репозиторий</w:t>
+      </w:r>
+      <w:proofErr w:type="spellEnd"/>
       <w:r>
         <w:rPr>
           <w:rFonts w:ascii="Times New Roman" w:hAnsi="Times New Roman" w:cs="Times New Roman"/>
@@ -12184,15 +12748,37 @@
           <w:szCs w:val="28"/>
         </w:rPr>
       </w:pPr>
-      <w:r>
-        <w:rPr>
-          <w:rFonts w:ascii="Times New Roman" w:hAnsi="Times New Roman" w:cs="Times New Roman"/>
-          <w:bCs/>
-          <w:sz w:val="28"/>
-          <w:szCs w:val="28"/>
-        </w:rPr>
-        <w:t>Сетевой репозиторий</w:t>
-      </w:r>
+      <w:proofErr w:type="gramStart"/>
+      <w:r>
+        <w:rPr>
+          <w:rFonts w:ascii="Times New Roman" w:hAnsi="Times New Roman" w:cs="Times New Roman"/>
+          <w:bCs/>
+          <w:sz w:val="28"/>
+          <w:szCs w:val="28"/>
+        </w:rPr>
+        <w:t>Сетевой</w:t>
+      </w:r>
+      <w:proofErr w:type="gramEnd"/>
+      <w:r>
+        <w:rPr>
+          <w:rFonts w:ascii="Times New Roman" w:hAnsi="Times New Roman" w:cs="Times New Roman"/>
+          <w:bCs/>
+          <w:sz w:val="28"/>
+          <w:szCs w:val="28"/>
+        </w:rPr>
+        <w:t xml:space="preserve"> </w:t>
+      </w:r>
+      <w:proofErr w:type="spellStart"/>
+      <w:r>
+        <w:rPr>
+          <w:rFonts w:ascii="Times New Roman" w:hAnsi="Times New Roman" w:cs="Times New Roman"/>
+          <w:bCs/>
+          <w:sz w:val="28"/>
+          <w:szCs w:val="28"/>
+        </w:rPr>
+        <w:t>репозиторий</w:t>
+      </w:r>
+      <w:proofErr w:type="spellEnd"/>
       <w:r>
         <w:rPr>
           <w:rFonts w:ascii="Times New Roman" w:hAnsi="Times New Roman" w:cs="Times New Roman"/>
@@ -12222,8 +12808,19 @@
           <w:sz w:val="28"/>
           <w:szCs w:val="28"/>
         </w:rPr>
-        <w:t>Облачный репозиторий</w:t>
-      </w:r>
+        <w:t xml:space="preserve">Облачный </w:t>
+      </w:r>
+      <w:proofErr w:type="spellStart"/>
+      <w:r>
+        <w:rPr>
+          <w:rFonts w:ascii="Times New Roman" w:hAnsi="Times New Roman" w:cs="Times New Roman"/>
+          <w:bCs/>
+          <w:sz w:val="28"/>
+          <w:szCs w:val="28"/>
+        </w:rPr>
+        <w:t>репозиторий</w:t>
+      </w:r>
+      <w:proofErr w:type="spellEnd"/>
       <w:r>
         <w:rPr>
           <w:rFonts w:ascii="Times New Roman" w:hAnsi="Times New Roman" w:cs="Times New Roman"/>
@@ -12238,7 +12835,97 @@
           <w:sz w:val="28"/>
           <w:szCs w:val="28"/>
         </w:rPr>
-        <w:t>– Google Drive, Яндекс.Диск, OneDrive (доступен из любой точки, есть история версий).</w:t>
+        <w:t xml:space="preserve">– </w:t>
+      </w:r>
+      <w:proofErr w:type="spellStart"/>
+      <w:r>
+        <w:rPr>
+          <w:rFonts w:ascii="Times New Roman" w:hAnsi="Times New Roman" w:cs="Times New Roman"/>
+          <w:sz w:val="28"/>
+          <w:szCs w:val="28"/>
+        </w:rPr>
+        <w:t>Google</w:t>
+      </w:r>
+      <w:proofErr w:type="spellEnd"/>
+      <w:r>
+        <w:rPr>
+          <w:rFonts w:ascii="Times New Roman" w:hAnsi="Times New Roman" w:cs="Times New Roman"/>
+          <w:sz w:val="28"/>
+          <w:szCs w:val="28"/>
+        </w:rPr>
+        <w:t xml:space="preserve"> </w:t>
+      </w:r>
+      <w:proofErr w:type="spellStart"/>
+      <w:r>
+        <w:rPr>
+          <w:rFonts w:ascii="Times New Roman" w:hAnsi="Times New Roman" w:cs="Times New Roman"/>
+          <w:sz w:val="28"/>
+          <w:szCs w:val="28"/>
+        </w:rPr>
+        <w:t>Drive</w:t>
+      </w:r>
+      <w:proofErr w:type="spellEnd"/>
+      <w:r>
+        <w:rPr>
+          <w:rFonts w:ascii="Times New Roman" w:hAnsi="Times New Roman" w:cs="Times New Roman"/>
+          <w:sz w:val="28"/>
+          <w:szCs w:val="28"/>
+        </w:rPr>
+        <w:t xml:space="preserve">, </w:t>
+      </w:r>
+      <w:proofErr w:type="spellStart"/>
+      <w:r>
+        <w:rPr>
+          <w:rFonts w:ascii="Times New Roman" w:hAnsi="Times New Roman" w:cs="Times New Roman"/>
+          <w:sz w:val="28"/>
+          <w:szCs w:val="28"/>
+        </w:rPr>
+        <w:t>Яндекс</w:t>
+      </w:r>
+      <w:proofErr w:type="gramStart"/>
+      <w:r>
+        <w:rPr>
+          <w:rFonts w:ascii="Times New Roman" w:hAnsi="Times New Roman" w:cs="Times New Roman"/>
+          <w:sz w:val="28"/>
+          <w:szCs w:val="28"/>
+        </w:rPr>
+        <w:t>.Д</w:t>
+      </w:r>
+      <w:proofErr w:type="gramEnd"/>
+      <w:r>
+        <w:rPr>
+          <w:rFonts w:ascii="Times New Roman" w:hAnsi="Times New Roman" w:cs="Times New Roman"/>
+          <w:sz w:val="28"/>
+          <w:szCs w:val="28"/>
+        </w:rPr>
+        <w:t>иск</w:t>
+      </w:r>
+      <w:proofErr w:type="spellEnd"/>
+      <w:r>
+        <w:rPr>
+          <w:rFonts w:ascii="Times New Roman" w:hAnsi="Times New Roman" w:cs="Times New Roman"/>
+          <w:sz w:val="28"/>
+          <w:szCs w:val="28"/>
+        </w:rPr>
+        <w:t xml:space="preserve">, </w:t>
+      </w:r>
+      <w:proofErr w:type="spellStart"/>
+      <w:r>
+        <w:rPr>
+          <w:rFonts w:ascii="Times New Roman" w:hAnsi="Times New Roman" w:cs="Times New Roman"/>
+          <w:sz w:val="28"/>
+          <w:szCs w:val="28"/>
+        </w:rPr>
+        <w:t>OneDrive</w:t>
+      </w:r>
+      <w:proofErr w:type="spellEnd"/>
+      <w:r>
+        <w:rPr>
+          <w:rFonts w:ascii="Times New Roman" w:hAnsi="Times New Roman" w:cs="Times New Roman"/>
+          <w:sz w:val="28"/>
+          <w:szCs w:val="28"/>
+        </w:rPr>
+        <w:t xml:space="preserve"> (доступен из любой точки, есть история версий).</w:t>
       </w:r>
     </w:p>
     <w:p>
@@ -12261,7 +12948,27 @@
           <w:sz w:val="28"/>
           <w:szCs w:val="28"/>
         </w:rPr>
-        <w:t>Системы контроля версий (Git)</w:t>
+        <w:t>Системы контроля версий (</w:t>
+      </w:r>
+      <w:proofErr w:type="spellStart"/>
+      <w:r>
+        <w:rPr>
+          <w:rFonts w:ascii="Times New Roman" w:hAnsi="Times New Roman" w:cs="Times New Roman"/>
+          <w:bCs/>
+          <w:sz w:val="28"/>
+          <w:szCs w:val="28"/>
+        </w:rPr>
+        <w:t>Git</w:t>
+      </w:r>
+      <w:proofErr w:type="spellEnd"/>
+      <w:r>
+        <w:rPr>
+          <w:rFonts w:ascii="Times New Roman" w:hAnsi="Times New Roman" w:cs="Times New Roman"/>
+          <w:bCs/>
+          <w:sz w:val="28"/>
+          <w:szCs w:val="28"/>
+        </w:rPr>
+        <w:t>)</w:t>
       </w:r>
       <w:r>
         <w:rPr>
@@ -12277,7 +12984,61 @@
           <w:sz w:val="28"/>
           <w:szCs w:val="28"/>
         </w:rPr>
-        <w:t>– GitHub, GitLab, Bitbucket (профессиональный стандарт, полный контроль изменений).</w:t>
+        <w:t xml:space="preserve">– </w:t>
+      </w:r>
+      <w:proofErr w:type="spellStart"/>
+      <w:r>
+        <w:rPr>
+          <w:rFonts w:ascii="Times New Roman" w:hAnsi="Times New Roman" w:cs="Times New Roman"/>
+          <w:sz w:val="28"/>
+          <w:szCs w:val="28"/>
+        </w:rPr>
+        <w:t>GitHub</w:t>
+      </w:r>
+      <w:proofErr w:type="spellEnd"/>
+      <w:r>
+        <w:rPr>
+          <w:rFonts w:ascii="Times New Roman" w:hAnsi="Times New Roman" w:cs="Times New Roman"/>
+          <w:sz w:val="28"/>
+          <w:szCs w:val="28"/>
+        </w:rPr>
+        <w:t xml:space="preserve">, </w:t>
+      </w:r>
+      <w:proofErr w:type="spellStart"/>
+      <w:r>
+        <w:rPr>
+          <w:rFonts w:ascii="Times New Roman" w:hAnsi="Times New Roman" w:cs="Times New Roman"/>
+          <w:sz w:val="28"/>
+          <w:szCs w:val="28"/>
+        </w:rPr>
+        <w:t>GitLab</w:t>
+      </w:r>
+      <w:proofErr w:type="spellEnd"/>
+      <w:r>
+        <w:rPr>
+          <w:rFonts w:ascii="Times New Roman" w:hAnsi="Times New Roman" w:cs="Times New Roman"/>
+          <w:sz w:val="28"/>
+          <w:szCs w:val="28"/>
+        </w:rPr>
+        <w:t xml:space="preserve">, </w:t>
+      </w:r>
+      <w:proofErr w:type="spellStart"/>
+      <w:r>
+        <w:rPr>
+          <w:rFonts w:ascii="Times New Roman" w:hAnsi="Times New Roman" w:cs="Times New Roman"/>
+          <w:sz w:val="28"/>
+          <w:szCs w:val="28"/>
+        </w:rPr>
+        <w:t>Bitbucket</w:t>
+      </w:r>
+      <w:proofErr w:type="spellEnd"/>
+      <w:r>
+        <w:rPr>
+          <w:rFonts w:ascii="Times New Roman" w:hAnsi="Times New Roman" w:cs="Times New Roman"/>
+          <w:sz w:val="28"/>
+          <w:szCs w:val="28"/>
+        </w:rPr>
+        <w:t xml:space="preserve"> (профессиональный стандарт, полный контроль изменений).</w:t>
       </w:r>
     </w:p>
     <w:p>
@@ -12309,8 +13070,19 @@
           <w:sz w:val="28"/>
           <w:szCs w:val="28"/>
         </w:rPr>
-        <w:t>3. Определение состава репозитория</w:t>
-      </w:r>
+        <w:t xml:space="preserve">3. Определение состава </w:t>
+      </w:r>
+      <w:proofErr w:type="spellStart"/>
+      <w:r>
+        <w:rPr>
+          <w:rFonts w:ascii="Times New Roman" w:hAnsi="Times New Roman" w:cs="Times New Roman"/>
+          <w:bCs/>
+          <w:sz w:val="28"/>
+          <w:szCs w:val="28"/>
+        </w:rPr>
+        <w:t>репозитория</w:t>
+      </w:r>
+      <w:proofErr w:type="spellEnd"/>
     </w:p>
     <w:p>
       <w:pPr>
@@ -12329,7 +13101,25 @@
           <w:sz w:val="28"/>
           <w:szCs w:val="28"/>
         </w:rPr>
-        <w:t>В репозитории должны храниться следующие материалы:</w:t>
+        <w:t xml:space="preserve">В </w:t>
+      </w:r>
+      <w:proofErr w:type="spellStart"/>
+      <w:r>
+        <w:rPr>
+          <w:rFonts w:ascii="Times New Roman" w:hAnsi="Times New Roman" w:cs="Times New Roman"/>
+          <w:sz w:val="28"/>
+          <w:szCs w:val="28"/>
+        </w:rPr>
+        <w:t>репозитории</w:t>
+      </w:r>
+      <w:proofErr w:type="spellEnd"/>
+      <w:r>
+        <w:rPr>
+          <w:rFonts w:ascii="Times New Roman" w:hAnsi="Times New Roman" w:cs="Times New Roman"/>
+          <w:sz w:val="28"/>
+          <w:szCs w:val="28"/>
+        </w:rPr>
+        <w:t xml:space="preserve"> должны храниться следующие материалы:</w:t>
       </w:r>
     </w:p>
     <w:p>
@@ -12495,7 +13285,25 @@
           <w:sz w:val="28"/>
           <w:szCs w:val="28"/>
         </w:rPr>
-        <w:t> – шаблоны, презентации, скриншоты, файлы примеров.</w:t>
+        <w:t xml:space="preserve"> – шаблоны, презентации, </w:t>
+      </w:r>
+      <w:proofErr w:type="spellStart"/>
+      <w:r>
+        <w:rPr>
+          <w:rFonts w:ascii="Times New Roman" w:hAnsi="Times New Roman" w:cs="Times New Roman"/>
+          <w:sz w:val="28"/>
+          <w:szCs w:val="28"/>
+        </w:rPr>
+        <w:t>скриншоты</w:t>
+      </w:r>
+      <w:proofErr w:type="spellEnd"/>
+      <w:r>
+        <w:rPr>
+          <w:rFonts w:ascii="Times New Roman" w:hAnsi="Times New Roman" w:cs="Times New Roman"/>
+          <w:sz w:val="28"/>
+          <w:szCs w:val="28"/>
+        </w:rPr>
+        <w:t>, файлы примеров.</w:t>
       </w:r>
     </w:p>
     <w:p>
@@ -12528,8 +13336,19 @@
           <w:sz w:val="28"/>
           <w:szCs w:val="28"/>
         </w:rPr>
-        <w:t>4. Разработка структуры репозитория</w:t>
-      </w:r>
+        <w:t xml:space="preserve">4. Разработка структуры </w:t>
+      </w:r>
+      <w:proofErr w:type="spellStart"/>
+      <w:r>
+        <w:rPr>
+          <w:rFonts w:ascii="Times New Roman" w:hAnsi="Times New Roman" w:cs="Times New Roman"/>
+          <w:bCs/>
+          <w:sz w:val="28"/>
+          <w:szCs w:val="28"/>
+        </w:rPr>
+        <w:t>репозитория</w:t>
+      </w:r>
+      <w:proofErr w:type="spellEnd"/>
     </w:p>
     <w:p>
       <w:pPr>
@@ -12560,6 +13379,7 @@
           <w:szCs w:val="28"/>
         </w:rPr>
       </w:pPr>
+      <w:proofErr w:type="spellStart"/>
       <w:r>
         <w:rPr>
           <w:rFonts w:ascii="Times New Roman" w:hAnsi="Times New Roman" w:cs="Times New Roman"/>
@@ -12568,6 +13388,7 @@
         </w:rPr>
         <w:t>text</w:t>
       </w:r>
+      <w:proofErr w:type="spellEnd"/>
     </w:p>
     <w:p>
       <w:pPr>
@@ -12579,6 +13400,7 @@
           <w:szCs w:val="28"/>
         </w:rPr>
       </w:pPr>
+      <w:proofErr w:type="spellStart"/>
       <w:r>
         <w:rPr>
           <w:rFonts w:ascii="Times New Roman" w:hAnsi="Times New Roman" w:cs="Times New Roman"/>
@@ -12587,6 +13409,7 @@
         </w:rPr>
         <w:t>Copy</w:t>
       </w:r>
+      <w:proofErr w:type="spellEnd"/>
     </w:p>
     <w:p>
       <w:pPr>
@@ -12598,6 +13421,7 @@
           <w:szCs w:val="28"/>
         </w:rPr>
       </w:pPr>
+      <w:proofErr w:type="spellStart"/>
       <w:r>
         <w:rPr>
           <w:rFonts w:ascii="Times New Roman" w:hAnsi="Times New Roman" w:cs="Times New Roman"/>
@@ -12606,6 +13430,7 @@
         </w:rPr>
         <w:t>Download</w:t>
       </w:r>
+      <w:proofErr w:type="spellEnd"/>
     </w:p>
     <w:p>
       <w:pPr>
@@ -12617,13 +13442,23 @@
           <w:szCs w:val="28"/>
         </w:rPr>
       </w:pPr>
-      <w:r>
-        <w:rPr>
-          <w:rFonts w:ascii="Times New Roman" w:hAnsi="Times New Roman" w:cs="Times New Roman"/>
-          <w:sz w:val="28"/>
-          <w:szCs w:val="28"/>
-        </w:rPr>
-        <w:t>Техническое_задание/</w:t>
+      <w:proofErr w:type="spellStart"/>
+      <w:r>
+        <w:rPr>
+          <w:rFonts w:ascii="Times New Roman" w:hAnsi="Times New Roman" w:cs="Times New Roman"/>
+          <w:sz w:val="28"/>
+          <w:szCs w:val="28"/>
+        </w:rPr>
+        <w:t>Техническое_задание</w:t>
+      </w:r>
+      <w:proofErr w:type="spellEnd"/>
+      <w:r>
+        <w:rPr>
+          <w:rFonts w:ascii="Times New Roman" w:hAnsi="Times New Roman" w:cs="Times New Roman"/>
+          <w:sz w:val="28"/>
+          <w:szCs w:val="28"/>
+        </w:rPr>
+        <w:t>/</w:t>
       </w:r>
     </w:p>
     <w:p>
@@ -12642,7 +13477,16 @@
           <w:sz w:val="28"/>
           <w:szCs w:val="28"/>
         </w:rPr>
-        <w:t>├── ТЗ</w:t>
+        <w:t xml:space="preserve">├── </w:t>
+      </w:r>
+      <w:proofErr w:type="spellStart"/>
+      <w:r>
+        <w:rPr>
+          <w:rFonts w:ascii="Times New Roman" w:hAnsi="Times New Roman" w:cs="Times New Roman"/>
+          <w:sz w:val="28"/>
+          <w:szCs w:val="28"/>
+        </w:rPr>
+        <w:t>ТЗ</w:t>
       </w:r>
       <w:r>
         <w:rPr>
@@ -12660,6 +13504,7 @@
         </w:rPr>
         <w:t>docx</w:t>
       </w:r>
+      <w:proofErr w:type="spellEnd"/>
     </w:p>
     <w:p>
       <w:pPr>
@@ -12671,13 +13516,23 @@
           <w:szCs w:val="28"/>
         </w:rPr>
       </w:pPr>
-      <w:r>
-        <w:rPr>
-          <w:rFonts w:ascii="Times New Roman" w:hAnsi="Times New Roman" w:cs="Times New Roman"/>
-          <w:sz w:val="28"/>
-          <w:szCs w:val="28"/>
-        </w:rPr>
-        <w:t>Проектная_документация/</w:t>
+      <w:proofErr w:type="spellStart"/>
+      <w:r>
+        <w:rPr>
+          <w:rFonts w:ascii="Times New Roman" w:hAnsi="Times New Roman" w:cs="Times New Roman"/>
+          <w:sz w:val="28"/>
+          <w:szCs w:val="28"/>
+        </w:rPr>
+        <w:t>Проектная_документация</w:t>
+      </w:r>
+      <w:proofErr w:type="spellEnd"/>
+      <w:r>
+        <w:rPr>
+          <w:rFonts w:ascii="Times New Roman" w:hAnsi="Times New Roman" w:cs="Times New Roman"/>
+          <w:sz w:val="28"/>
+          <w:szCs w:val="28"/>
+        </w:rPr>
+        <w:t>/</w:t>
       </w:r>
     </w:p>
     <w:p>
@@ -12715,7 +13570,25 @@
           <w:sz w:val="28"/>
           <w:szCs w:val="28"/>
         </w:rPr>
-        <w:t>├── Модели_данных/</w:t>
+        <w:t xml:space="preserve">├── </w:t>
+      </w:r>
+      <w:proofErr w:type="spellStart"/>
+      <w:r>
+        <w:rPr>
+          <w:rFonts w:ascii="Times New Roman" w:hAnsi="Times New Roman" w:cs="Times New Roman"/>
+          <w:sz w:val="28"/>
+          <w:szCs w:val="28"/>
+        </w:rPr>
+        <w:t>Модели_данных</w:t>
+      </w:r>
+      <w:proofErr w:type="spellEnd"/>
+      <w:r>
+        <w:rPr>
+          <w:rFonts w:ascii="Times New Roman" w:hAnsi="Times New Roman" w:cs="Times New Roman"/>
+          <w:sz w:val="28"/>
+          <w:szCs w:val="28"/>
+        </w:rPr>
+        <w:t>/</w:t>
       </w:r>
     </w:p>
     <w:p>
@@ -12734,8 +13607,18 @@
           <w:sz w:val="28"/>
           <w:szCs w:val="28"/>
         </w:rPr>
-        <w:t>└── Описание_архитектуры.pdf</w:t>
-      </w:r>
+        <w:t xml:space="preserve">└── </w:t>
+      </w:r>
+      <w:proofErr w:type="spellStart"/>
+      <w:r>
+        <w:rPr>
+          <w:rFonts w:ascii="Times New Roman" w:hAnsi="Times New Roman" w:cs="Times New Roman"/>
+          <w:sz w:val="28"/>
+          <w:szCs w:val="28"/>
+        </w:rPr>
+        <w:t>Описание_архитектуры.pdf</w:t>
+      </w:r>
+      <w:proofErr w:type="spellEnd"/>
     </w:p>
     <w:p>
       <w:pPr>
@@ -12747,13 +13630,23 @@
           <w:szCs w:val="28"/>
         </w:rPr>
       </w:pPr>
-      <w:r>
-        <w:rPr>
-          <w:rFonts w:ascii="Times New Roman" w:hAnsi="Times New Roman" w:cs="Times New Roman"/>
-          <w:sz w:val="28"/>
-          <w:szCs w:val="28"/>
-        </w:rPr>
-        <w:t>Обучающая_документация/</w:t>
+      <w:proofErr w:type="spellStart"/>
+      <w:r>
+        <w:rPr>
+          <w:rFonts w:ascii="Times New Roman" w:hAnsi="Times New Roman" w:cs="Times New Roman"/>
+          <w:sz w:val="28"/>
+          <w:szCs w:val="28"/>
+        </w:rPr>
+        <w:t>Обучающая_документация</w:t>
+      </w:r>
+      <w:proofErr w:type="spellEnd"/>
+      <w:r>
+        <w:rPr>
+          <w:rFonts w:ascii="Times New Roman" w:hAnsi="Times New Roman" w:cs="Times New Roman"/>
+          <w:sz w:val="28"/>
+          <w:szCs w:val="28"/>
+        </w:rPr>
+        <w:t>/</w:t>
       </w:r>
     </w:p>
     <w:p>
@@ -12810,8 +13703,18 @@
           <w:sz w:val="28"/>
           <w:szCs w:val="28"/>
         </w:rPr>
-        <w:t>└── Памятка_быстрый_старт.pdf</w:t>
-      </w:r>
+        <w:t xml:space="preserve">└── </w:t>
+      </w:r>
+      <w:proofErr w:type="spellStart"/>
+      <w:r>
+        <w:rPr>
+          <w:rFonts w:ascii="Times New Roman" w:hAnsi="Times New Roman" w:cs="Times New Roman"/>
+          <w:sz w:val="28"/>
+          <w:szCs w:val="28"/>
+        </w:rPr>
+        <w:t>Памятка_быстрый_старт.pdf</w:t>
+      </w:r>
+      <w:proofErr w:type="spellEnd"/>
     </w:p>
     <w:p>
       <w:pPr>
@@ -12886,7 +13789,25 @@
           <w:sz w:val="28"/>
           <w:szCs w:val="28"/>
         </w:rPr>
-        <w:t>├── Старые_версии_ТЗ/</w:t>
+        <w:t xml:space="preserve">├── </w:t>
+      </w:r>
+      <w:proofErr w:type="spellStart"/>
+      <w:r>
+        <w:rPr>
+          <w:rFonts w:ascii="Times New Roman" w:hAnsi="Times New Roman" w:cs="Times New Roman"/>
+          <w:sz w:val="28"/>
+          <w:szCs w:val="28"/>
+        </w:rPr>
+        <w:t>Старые_версии_ТЗ</w:t>
+      </w:r>
+      <w:proofErr w:type="spellEnd"/>
+      <w:r>
+        <w:rPr>
+          <w:rFonts w:ascii="Times New Roman" w:hAnsi="Times New Roman" w:cs="Times New Roman"/>
+          <w:sz w:val="28"/>
+          <w:szCs w:val="28"/>
+        </w:rPr>
+        <w:t>/</w:t>
       </w:r>
     </w:p>
     <w:p>
@@ -12905,7 +13826,25 @@
           <w:sz w:val="28"/>
           <w:szCs w:val="28"/>
         </w:rPr>
-        <w:t>└── Старые_версии_руководств/</w:t>
+        <w:t xml:space="preserve">└── </w:t>
+      </w:r>
+      <w:proofErr w:type="spellStart"/>
+      <w:r>
+        <w:rPr>
+          <w:rFonts w:ascii="Times New Roman" w:hAnsi="Times New Roman" w:cs="Times New Roman"/>
+          <w:sz w:val="28"/>
+          <w:szCs w:val="28"/>
+        </w:rPr>
+        <w:t>Старые_версии_руководств</w:t>
+      </w:r>
+      <w:proofErr w:type="spellEnd"/>
+      <w:r>
+        <w:rPr>
+          <w:rFonts w:ascii="Times New Roman" w:hAnsi="Times New Roman" w:cs="Times New Roman"/>
+          <w:sz w:val="28"/>
+          <w:szCs w:val="28"/>
+        </w:rPr>
+        <w:t>/</w:t>
       </w:r>
     </w:p>
     <w:p>
@@ -13008,7 +13947,43 @@
           <w:sz w:val="28"/>
           <w:szCs w:val="28"/>
         </w:rPr>
-        <w:t> [Тип документа]_[Краткое описание]_v[Версия].[расширение]</w:t>
+        <w:t> [Тип документа]_[Краткое описание]</w:t>
+      </w:r>
+      <w:proofErr w:type="spellStart"/>
+      <w:r>
+        <w:rPr>
+          <w:rFonts w:ascii="Times New Roman" w:hAnsi="Times New Roman" w:cs="Times New Roman"/>
+          <w:sz w:val="28"/>
+          <w:szCs w:val="28"/>
+        </w:rPr>
+        <w:t>_v</w:t>
+      </w:r>
+      <w:proofErr w:type="spellEnd"/>
+      <w:r>
+        <w:rPr>
+          <w:rFonts w:ascii="Times New Roman" w:hAnsi="Times New Roman" w:cs="Times New Roman"/>
+          <w:sz w:val="28"/>
+          <w:szCs w:val="28"/>
+        </w:rPr>
+        <w:t>[Версия]</w:t>
+      </w:r>
+      <w:proofErr w:type="gramStart"/>
+      <w:r>
+        <w:rPr>
+          <w:rFonts w:ascii="Times New Roman" w:hAnsi="Times New Roman" w:cs="Times New Roman"/>
+          <w:sz w:val="28"/>
+          <w:szCs w:val="28"/>
+        </w:rPr>
+        <w:t>.[</w:t>
+      </w:r>
+      <w:proofErr w:type="gramEnd"/>
+      <w:r>
+        <w:rPr>
+          <w:rFonts w:ascii="Times New Roman" w:hAnsi="Times New Roman" w:cs="Times New Roman"/>
+          <w:sz w:val="28"/>
+          <w:szCs w:val="28"/>
+        </w:rPr>
+        <w:t>расширение]</w:t>
       </w:r>
     </w:p>
     <w:p>
@@ -13183,7 +14158,27 @@
           <w:sz w:val="28"/>
           <w:szCs w:val="28"/>
         </w:rPr>
-        <w:t>6. Создание репозитория проекта</w:t>
+        <w:t xml:space="preserve">6. Создание </w:t>
+      </w:r>
+      <w:proofErr w:type="spellStart"/>
+      <w:r>
+        <w:rPr>
+          <w:rFonts w:ascii="Times New Roman" w:hAnsi="Times New Roman" w:cs="Times New Roman"/>
+          <w:bCs/>
+          <w:sz w:val="28"/>
+          <w:szCs w:val="28"/>
+        </w:rPr>
+        <w:t>репозитория</w:t>
+      </w:r>
+      <w:proofErr w:type="spellEnd"/>
+      <w:r>
+        <w:rPr>
+          <w:rFonts w:ascii="Times New Roman" w:hAnsi="Times New Roman" w:cs="Times New Roman"/>
+          <w:bCs/>
+          <w:sz w:val="28"/>
+          <w:szCs w:val="28"/>
+        </w:rPr>
+        <w:t xml:space="preserve"> проекта</w:t>
       </w:r>
     </w:p>
     <w:p>
@@ -13202,7 +14197,43 @@
           <w:sz w:val="28"/>
           <w:szCs w:val="28"/>
         </w:rPr>
-        <w:t>В рамках выполнения задания логически создан репозиторий проекта. Фактически:</w:t>
+        <w:t xml:space="preserve">В рамках выполнения задания логически </w:t>
+      </w:r>
+      <w:proofErr w:type="gramStart"/>
+      <w:r>
+        <w:rPr>
+          <w:rFonts w:ascii="Times New Roman" w:hAnsi="Times New Roman" w:cs="Times New Roman"/>
+          <w:sz w:val="28"/>
+          <w:szCs w:val="28"/>
+        </w:rPr>
+        <w:t>создан</w:t>
+      </w:r>
+      <w:proofErr w:type="gramEnd"/>
+      <w:r>
+        <w:rPr>
+          <w:rFonts w:ascii="Times New Roman" w:hAnsi="Times New Roman" w:cs="Times New Roman"/>
+          <w:sz w:val="28"/>
+          <w:szCs w:val="28"/>
+        </w:rPr>
+        <w:t xml:space="preserve"> </w:t>
+      </w:r>
+      <w:proofErr w:type="spellStart"/>
+      <w:r>
+        <w:rPr>
+          <w:rFonts w:ascii="Times New Roman" w:hAnsi="Times New Roman" w:cs="Times New Roman"/>
+          <w:sz w:val="28"/>
+          <w:szCs w:val="28"/>
+        </w:rPr>
+        <w:t>репозиторий</w:t>
+      </w:r>
+      <w:proofErr w:type="spellEnd"/>
+      <w:r>
+        <w:rPr>
+          <w:rFonts w:ascii="Times New Roman" w:hAnsi="Times New Roman" w:cs="Times New Roman"/>
+          <w:sz w:val="28"/>
+          <w:szCs w:val="28"/>
+        </w:rPr>
+        <w:t xml:space="preserve"> проекта. Фактически:</w:t>
       </w:r>
     </w:p>
     <w:p>
@@ -13225,7 +14256,25 @@
           <w:sz w:val="28"/>
           <w:szCs w:val="28"/>
         </w:rPr>
-        <w:t>На локальном компьютере создана папка Детективное_агентство_Светлана.</w:t>
+        <w:t>На локальном компьютере создана папка </w:t>
+      </w:r>
+      <w:proofErr w:type="spellStart"/>
+      <w:r>
+        <w:rPr>
+          <w:rFonts w:ascii="Times New Roman" w:hAnsi="Times New Roman" w:cs="Times New Roman"/>
+          <w:sz w:val="28"/>
+          <w:szCs w:val="28"/>
+        </w:rPr>
+        <w:t>Детективное_агентство_Светлана</w:t>
+      </w:r>
+      <w:proofErr w:type="spellEnd"/>
+      <w:r>
+        <w:rPr>
+          <w:rFonts w:ascii="Times New Roman" w:hAnsi="Times New Roman" w:cs="Times New Roman"/>
+          <w:sz w:val="28"/>
+          <w:szCs w:val="28"/>
+        </w:rPr>
+        <w:t>.</w:t>
       </w:r>
     </w:p>
     <w:p>
@@ -13270,7 +14319,7 @@
           <w:lang w:eastAsia="ru-RU"/>
         </w:rPr>
         <w:drawing>
-          <wp:inline distT="0" distB="0" distL="0" distR="0" wp14:anchorId="7BC7E552" wp14:editId="3EB575D2">
+          <wp:inline distT="0" distB="0" distL="0" distR="0">
             <wp:extent cx="1428087" cy="3787535"/>
             <wp:effectExtent l="19050" t="0" r="663" b="0"/>
             <wp:docPr id="1" name="Рисунок 0" descr="2026-03-18_19-09-42.png"/>
@@ -13336,8 +14385,19 @@
           <w:sz w:val="28"/>
           <w:szCs w:val="28"/>
         </w:rPr>
-        <w:t>7. Размещение материалов в репозитории</w:t>
-      </w:r>
+        <w:t xml:space="preserve">7. Размещение материалов в </w:t>
+      </w:r>
+      <w:proofErr w:type="spellStart"/>
+      <w:r>
+        <w:rPr>
+          <w:rFonts w:ascii="Times New Roman" w:hAnsi="Times New Roman" w:cs="Times New Roman"/>
+          <w:bCs/>
+          <w:sz w:val="28"/>
+          <w:szCs w:val="28"/>
+        </w:rPr>
+        <w:t>репозитории</w:t>
+      </w:r>
+      <w:proofErr w:type="spellEnd"/>
     </w:p>
     <w:p>
       <w:pPr>
@@ -13376,11 +14436,11 @@
           <w:bottom w:w="15" w:type="dxa"/>
           <w:right w:w="15" w:type="dxa"/>
         </w:tblCellMar>
-        <w:tblLook w:val="04A0" w:firstRow="1" w:lastRow="0" w:firstColumn="1" w:lastColumn="0" w:noHBand="0" w:noVBand="1"/>
+        <w:tblLook w:val="04A0"/>
       </w:tblPr>
       <w:tblGrid>
-        <w:gridCol w:w="3198"/>
-        <w:gridCol w:w="6152"/>
+        <w:gridCol w:w="3285"/>
+        <w:gridCol w:w="6320"/>
       </w:tblGrid>
       <w:tr>
         <w:trPr>
@@ -13483,6 +14543,7 @@
                 <w:szCs w:val="28"/>
               </w:rPr>
             </w:pPr>
+            <w:proofErr w:type="spellStart"/>
             <w:r>
               <w:rPr>
                 <w:rFonts w:ascii="Times New Roman" w:hAnsi="Times New Roman" w:cs="Times New Roman"/>
@@ -13491,6 +14552,7 @@
               </w:rPr>
               <w:t>Техническое_задание</w:t>
             </w:r>
+            <w:proofErr w:type="spellEnd"/>
           </w:p>
         </w:tc>
         <w:tc>
@@ -13515,6 +14577,7 @@
                 <w:szCs w:val="28"/>
               </w:rPr>
             </w:pPr>
+            <w:proofErr w:type="spellStart"/>
             <w:r>
               <w:rPr>
                 <w:rFonts w:ascii="Times New Roman" w:hAnsi="Times New Roman" w:cs="Times New Roman"/>
@@ -13537,7 +14600,16 @@
                 <w:sz w:val="28"/>
                 <w:szCs w:val="28"/>
               </w:rPr>
-              <w:t>docx </w:t>
+              <w:t>docx</w:t>
+            </w:r>
+            <w:proofErr w:type="spellEnd"/>
+            <w:r>
+              <w:rPr>
+                <w:rFonts w:ascii="Times New Roman" w:hAnsi="Times New Roman" w:cs="Times New Roman"/>
+                <w:sz w:val="28"/>
+                <w:szCs w:val="28"/>
+              </w:rPr>
+              <w:t> </w:t>
             </w:r>
           </w:p>
         </w:tc>
@@ -13568,6 +14640,7 @@
                 <w:szCs w:val="28"/>
               </w:rPr>
             </w:pPr>
+            <w:proofErr w:type="spellStart"/>
             <w:r>
               <w:rPr>
                 <w:rFonts w:ascii="Times New Roman" w:hAnsi="Times New Roman" w:cs="Times New Roman"/>
@@ -13576,6 +14649,7 @@
               </w:rPr>
               <w:t>Проектная_документация</w:t>
             </w:r>
+            <w:proofErr w:type="spellEnd"/>
           </w:p>
         </w:tc>
         <w:tc>
@@ -13600,14 +14674,34 @@
                 <w:szCs w:val="28"/>
               </w:rPr>
             </w:pPr>
+            <w:proofErr w:type="spellStart"/>
             <w:r>
               <w:rPr>
                 <w:rFonts w:ascii="Times New Roman" w:hAnsi="Times New Roman" w:cs="Times New Roman"/>
                 <w:sz w:val="28"/>
                 <w:szCs w:val="28"/>
               </w:rPr>
-              <w:t>Описание_предметной_области.pdf, Схема_ролей.png</w:t>
+              <w:t>Описание_предметной_области.pdf</w:t>
             </w:r>
+            <w:proofErr w:type="spellEnd"/>
+            <w:r>
+              <w:rPr>
+                <w:rFonts w:ascii="Times New Roman" w:hAnsi="Times New Roman" w:cs="Times New Roman"/>
+                <w:sz w:val="28"/>
+                <w:szCs w:val="28"/>
+              </w:rPr>
+              <w:t>, </w:t>
+            </w:r>
+            <w:proofErr w:type="spellStart"/>
+            <w:r>
+              <w:rPr>
+                <w:rFonts w:ascii="Times New Roman" w:hAnsi="Times New Roman" w:cs="Times New Roman"/>
+                <w:sz w:val="28"/>
+                <w:szCs w:val="28"/>
+              </w:rPr>
+              <w:t>Схема_ролей.png</w:t>
+            </w:r>
+            <w:proofErr w:type="spellEnd"/>
           </w:p>
         </w:tc>
       </w:tr>
@@ -13637,6 +14731,7 @@
                 <w:szCs w:val="28"/>
               </w:rPr>
             </w:pPr>
+            <w:proofErr w:type="spellStart"/>
             <w:r>
               <w:rPr>
                 <w:rFonts w:ascii="Times New Roman" w:hAnsi="Times New Roman" w:cs="Times New Roman"/>
@@ -13645,6 +14740,7 @@
               </w:rPr>
               <w:t>Обучающая_документация</w:t>
             </w:r>
+            <w:proofErr w:type="spellEnd"/>
           </w:p>
         </w:tc>
         <w:tc>
@@ -13706,6 +14802,7 @@
                 <w:szCs w:val="28"/>
               </w:rPr>
             </w:pPr>
+            <w:proofErr w:type="spellStart"/>
             <w:r>
               <w:rPr>
                 <w:rFonts w:ascii="Times New Roman" w:hAnsi="Times New Roman" w:cs="Times New Roman"/>
@@ -13714,6 +14811,7 @@
               </w:rPr>
               <w:t>Отчеты_по_практике</w:t>
             </w:r>
+            <w:proofErr w:type="spellEnd"/>
           </w:p>
         </w:tc>
         <w:tc>
@@ -13783,6 +14881,7 @@
                 <w:szCs w:val="28"/>
               </w:rPr>
             </w:pPr>
+            <w:proofErr w:type="spellStart"/>
             <w:r>
               <w:rPr>
                 <w:rFonts w:ascii="Times New Roman" w:hAnsi="Times New Roman" w:cs="Times New Roman"/>
@@ -13791,6 +14890,7 @@
               </w:rPr>
               <w:t>Архив_версий</w:t>
             </w:r>
+            <w:proofErr w:type="spellEnd"/>
           </w:p>
         </w:tc>
         <w:tc>
@@ -13964,7 +15064,43 @@
           <w:sz w:val="28"/>
           <w:szCs w:val="28"/>
         </w:rPr>
-        <w:t>Предыдущие версии перемещаются в папку Архив_версий/Старые_версии_....</w:t>
+        <w:t>Предыдущие версии перемещаются в папку </w:t>
+      </w:r>
+      <w:proofErr w:type="spellStart"/>
+      <w:r>
+        <w:rPr>
+          <w:rFonts w:ascii="Times New Roman" w:hAnsi="Times New Roman" w:cs="Times New Roman"/>
+          <w:sz w:val="28"/>
+          <w:szCs w:val="28"/>
+        </w:rPr>
+        <w:t>Архив_версий</w:t>
+      </w:r>
+      <w:proofErr w:type="spellEnd"/>
+      <w:r>
+        <w:rPr>
+          <w:rFonts w:ascii="Times New Roman" w:hAnsi="Times New Roman" w:cs="Times New Roman"/>
+          <w:sz w:val="28"/>
+          <w:szCs w:val="28"/>
+        </w:rPr>
+        <w:t>/</w:t>
+      </w:r>
+      <w:proofErr w:type="spellStart"/>
+      <w:r>
+        <w:rPr>
+          <w:rFonts w:ascii="Times New Roman" w:hAnsi="Times New Roman" w:cs="Times New Roman"/>
+          <w:sz w:val="28"/>
+          <w:szCs w:val="28"/>
+        </w:rPr>
+        <w:t>Старые_версии_</w:t>
+      </w:r>
+      <w:proofErr w:type="spellEnd"/>
+      <w:r>
+        <w:rPr>
+          <w:rFonts w:ascii="Times New Roman" w:hAnsi="Times New Roman" w:cs="Times New Roman"/>
+          <w:sz w:val="28"/>
+          <w:szCs w:val="28"/>
+        </w:rPr>
+        <w:t>....</w:t>
       </w:r>
     </w:p>
     <w:p>
@@ -14014,7 +15150,25 @@
           <w:sz w:val="28"/>
           <w:szCs w:val="28"/>
         </w:rPr>
-        <w:t>Пример: после доработки ТЗ старый файл ТЗ.docx архивируется, новый ТЗ_v1.1.docx размещается в основной папке.</w:t>
+        <w:t>Пример: после доработки ТЗ старый файл </w:t>
+      </w:r>
+      <w:proofErr w:type="spellStart"/>
+      <w:r>
+        <w:rPr>
+          <w:rFonts w:ascii="Times New Roman" w:hAnsi="Times New Roman" w:cs="Times New Roman"/>
+          <w:sz w:val="28"/>
+          <w:szCs w:val="28"/>
+        </w:rPr>
+        <w:t>ТЗ.docx</w:t>
+      </w:r>
+      <w:proofErr w:type="spellEnd"/>
+      <w:r>
+        <w:rPr>
+          <w:rFonts w:ascii="Times New Roman" w:hAnsi="Times New Roman" w:cs="Times New Roman"/>
+          <w:sz w:val="28"/>
+          <w:szCs w:val="28"/>
+        </w:rPr>
+        <w:t> архивируется, новый ТЗ_v1.1.docx размещается в основной папке.</w:t>
       </w:r>
     </w:p>
     <w:tbl>
@@ -14035,7 +15189,7 @@
           <w:bottom w:w="15" w:type="dxa"/>
           <w:right w:w="15" w:type="dxa"/>
         </w:tblCellMar>
-        <w:tblLook w:val="04A0" w:firstRow="1" w:lastRow="0" w:firstColumn="1" w:lastColumn="0" w:noHBand="0" w:noVBand="1"/>
+        <w:tblLook w:val="04A0"/>
       </w:tblPr>
       <w:tblGrid>
         <w:gridCol w:w="3413"/>
@@ -14695,10 +15849,991 @@
         <w:t>9. Разграничение доступа (теоретически)</w:t>
       </w:r>
     </w:p>
+    <w:tbl>
+      <w:tblPr>
+        <w:tblW w:w="0" w:type="auto"/>
+        <w:tblBorders>
+          <w:top w:val="single" w:sz="4" w:space="0" w:color="auto"/>
+          <w:left w:val="single" w:sz="4" w:space="0" w:color="auto"/>
+          <w:bottom w:val="single" w:sz="4" w:space="0" w:color="auto"/>
+          <w:right w:val="single" w:sz="4" w:space="0" w:color="auto"/>
+          <w:insideH w:val="single" w:sz="4" w:space="0" w:color="auto"/>
+          <w:insideV w:val="single" w:sz="4" w:space="0" w:color="auto"/>
+        </w:tblBorders>
+        <w:tblLayout w:type="fixed"/>
+        <w:tblCellMar>
+          <w:top w:w="15" w:type="dxa"/>
+          <w:left w:w="15" w:type="dxa"/>
+          <w:bottom w:w="15" w:type="dxa"/>
+          <w:right w:w="15" w:type="dxa"/>
+        </w:tblCellMar>
+        <w:tblLook w:val="04A0"/>
+      </w:tblPr>
+      <w:tblGrid>
+        <w:gridCol w:w="2273"/>
+        <w:gridCol w:w="2552"/>
+        <w:gridCol w:w="2977"/>
+        <w:gridCol w:w="1798"/>
+      </w:tblGrid>
+      <w:tr>
+        <w:trPr>
+          <w:tblHeader/>
+        </w:trPr>
+        <w:tc>
+          <w:tcPr>
+            <w:tcW w:w="2273" w:type="dxa"/>
+            <w:tcMar>
+              <w:top w:w="150" w:type="dxa"/>
+              <w:left w:w="0" w:type="dxa"/>
+              <w:bottom w:w="150" w:type="dxa"/>
+              <w:right w:w="240" w:type="dxa"/>
+            </w:tcMar>
+            <w:hideMark/>
+          </w:tcPr>
+          <w:p>
+            <w:pPr>
+              <w:spacing w:after="0" w:line="360" w:lineRule="auto"/>
+              <w:jc w:val="center"/>
+              <w:rPr>
+                <w:rFonts w:ascii="Times New Roman" w:hAnsi="Times New Roman" w:cs="Times New Roman"/>
+                <w:bCs/>
+                <w:sz w:val="28"/>
+                <w:szCs w:val="28"/>
+              </w:rPr>
+            </w:pPr>
+            <w:r>
+              <w:rPr>
+                <w:rFonts w:ascii="Times New Roman" w:hAnsi="Times New Roman" w:cs="Times New Roman"/>
+                <w:bCs/>
+                <w:sz w:val="28"/>
+                <w:szCs w:val="28"/>
+              </w:rPr>
+              <w:t>Роль</w:t>
+            </w:r>
+          </w:p>
+        </w:tc>
+        <w:tc>
+          <w:tcPr>
+            <w:tcW w:w="2552" w:type="dxa"/>
+            <w:tcMar>
+              <w:top w:w="150" w:type="dxa"/>
+              <w:left w:w="240" w:type="dxa"/>
+              <w:bottom w:w="150" w:type="dxa"/>
+              <w:right w:w="240" w:type="dxa"/>
+            </w:tcMar>
+            <w:hideMark/>
+          </w:tcPr>
+          <w:p>
+            <w:pPr>
+              <w:spacing w:after="0" w:line="360" w:lineRule="auto"/>
+              <w:jc w:val="center"/>
+              <w:rPr>
+                <w:rFonts w:ascii="Times New Roman" w:hAnsi="Times New Roman" w:cs="Times New Roman"/>
+                <w:bCs/>
+                <w:sz w:val="28"/>
+                <w:szCs w:val="28"/>
+              </w:rPr>
+            </w:pPr>
+            <w:r>
+              <w:rPr>
+                <w:rFonts w:ascii="Times New Roman" w:hAnsi="Times New Roman" w:cs="Times New Roman"/>
+                <w:bCs/>
+                <w:sz w:val="28"/>
+                <w:szCs w:val="28"/>
+              </w:rPr>
+              <w:t>Чтение</w:t>
+            </w:r>
+          </w:p>
+        </w:tc>
+        <w:tc>
+          <w:tcPr>
+            <w:tcW w:w="2977" w:type="dxa"/>
+            <w:tcMar>
+              <w:top w:w="150" w:type="dxa"/>
+              <w:left w:w="240" w:type="dxa"/>
+              <w:bottom w:w="150" w:type="dxa"/>
+              <w:right w:w="240" w:type="dxa"/>
+            </w:tcMar>
+            <w:hideMark/>
+          </w:tcPr>
+          <w:p>
+            <w:pPr>
+              <w:spacing w:after="0" w:line="360" w:lineRule="auto"/>
+              <w:jc w:val="center"/>
+              <w:rPr>
+                <w:rFonts w:ascii="Times New Roman" w:hAnsi="Times New Roman" w:cs="Times New Roman"/>
+                <w:bCs/>
+                <w:sz w:val="28"/>
+                <w:szCs w:val="28"/>
+              </w:rPr>
+            </w:pPr>
+            <w:r>
+              <w:rPr>
+                <w:rFonts w:ascii="Times New Roman" w:hAnsi="Times New Roman" w:cs="Times New Roman"/>
+                <w:bCs/>
+                <w:sz w:val="28"/>
+                <w:szCs w:val="28"/>
+              </w:rPr>
+              <w:t xml:space="preserve">Редактирование </w:t>
+            </w:r>
+          </w:p>
+        </w:tc>
+        <w:tc>
+          <w:tcPr>
+            <w:tcW w:w="1798" w:type="dxa"/>
+            <w:tcMar>
+              <w:top w:w="150" w:type="dxa"/>
+              <w:left w:w="240" w:type="dxa"/>
+              <w:bottom w:w="150" w:type="dxa"/>
+              <w:right w:w="240" w:type="dxa"/>
+            </w:tcMar>
+            <w:hideMark/>
+          </w:tcPr>
+          <w:p>
+            <w:pPr>
+              <w:spacing w:after="0" w:line="360" w:lineRule="auto"/>
+              <w:jc w:val="center"/>
+              <w:rPr>
+                <w:rFonts w:ascii="Times New Roman" w:hAnsi="Times New Roman" w:cs="Times New Roman"/>
+                <w:bCs/>
+                <w:sz w:val="28"/>
+                <w:szCs w:val="28"/>
+              </w:rPr>
+            </w:pPr>
+            <w:r>
+              <w:rPr>
+                <w:rFonts w:ascii="Times New Roman" w:hAnsi="Times New Roman" w:cs="Times New Roman"/>
+                <w:bCs/>
+                <w:sz w:val="28"/>
+                <w:szCs w:val="28"/>
+              </w:rPr>
+              <w:t xml:space="preserve">Администрирование </w:t>
+            </w:r>
+          </w:p>
+        </w:tc>
+      </w:tr>
+      <w:tr>
+        <w:tc>
+          <w:tcPr>
+            <w:tcW w:w="2273" w:type="dxa"/>
+            <w:tcMar>
+              <w:top w:w="150" w:type="dxa"/>
+              <w:left w:w="0" w:type="dxa"/>
+              <w:bottom w:w="150" w:type="dxa"/>
+              <w:right w:w="240" w:type="dxa"/>
+            </w:tcMar>
+            <w:hideMark/>
+          </w:tcPr>
+          <w:p>
+            <w:pPr>
+              <w:spacing w:after="0" w:line="360" w:lineRule="auto"/>
+              <w:rPr>
+                <w:rFonts w:ascii="Times New Roman" w:hAnsi="Times New Roman" w:cs="Times New Roman"/>
+                <w:bCs/>
+                <w:sz w:val="28"/>
+                <w:szCs w:val="28"/>
+              </w:rPr>
+            </w:pPr>
+            <w:r>
+              <w:rPr>
+                <w:rFonts w:ascii="Times New Roman" w:hAnsi="Times New Roman" w:cs="Times New Roman"/>
+                <w:bCs/>
+                <w:sz w:val="28"/>
+                <w:szCs w:val="28"/>
+              </w:rPr>
+              <w:t>Руководитель проекта</w:t>
+            </w:r>
+          </w:p>
+        </w:tc>
+        <w:tc>
+          <w:tcPr>
+            <w:tcW w:w="2552" w:type="dxa"/>
+            <w:tcMar>
+              <w:top w:w="150" w:type="dxa"/>
+              <w:left w:w="240" w:type="dxa"/>
+              <w:bottom w:w="150" w:type="dxa"/>
+              <w:right w:w="240" w:type="dxa"/>
+            </w:tcMar>
+            <w:hideMark/>
+          </w:tcPr>
+          <w:p>
+            <w:pPr>
+              <w:spacing w:after="0" w:line="360" w:lineRule="auto"/>
+              <w:rPr>
+                <w:rFonts w:ascii="Times New Roman" w:hAnsi="Times New Roman" w:cs="Times New Roman"/>
+                <w:bCs/>
+                <w:sz w:val="28"/>
+                <w:szCs w:val="28"/>
+              </w:rPr>
+            </w:pPr>
+            <w:r>
+              <w:rPr>
+                <w:rFonts w:ascii="Times New Roman" w:hAnsi="Times New Roman" w:cs="Times New Roman"/>
+                <w:bCs/>
+                <w:sz w:val="28"/>
+                <w:szCs w:val="28"/>
+              </w:rPr>
+              <w:t>Полный доступ ко всем документам</w:t>
+            </w:r>
+          </w:p>
+        </w:tc>
+        <w:tc>
+          <w:tcPr>
+            <w:tcW w:w="2977" w:type="dxa"/>
+            <w:tcMar>
+              <w:top w:w="150" w:type="dxa"/>
+              <w:left w:w="240" w:type="dxa"/>
+              <w:bottom w:w="150" w:type="dxa"/>
+              <w:right w:w="240" w:type="dxa"/>
+            </w:tcMar>
+            <w:hideMark/>
+          </w:tcPr>
+          <w:p>
+            <w:pPr>
+              <w:spacing w:after="0" w:line="360" w:lineRule="auto"/>
+              <w:rPr>
+                <w:rFonts w:ascii="Times New Roman" w:hAnsi="Times New Roman" w:cs="Times New Roman"/>
+                <w:bCs/>
+                <w:sz w:val="28"/>
+                <w:szCs w:val="28"/>
+              </w:rPr>
+            </w:pPr>
+            <w:r>
+              <w:rPr>
+                <w:rFonts w:ascii="Times New Roman" w:hAnsi="Times New Roman" w:cs="Times New Roman"/>
+                <w:bCs/>
+                <w:sz w:val="28"/>
+                <w:szCs w:val="28"/>
+              </w:rPr>
+              <w:t xml:space="preserve">Полный доступ </w:t>
+            </w:r>
+          </w:p>
+        </w:tc>
+        <w:tc>
+          <w:tcPr>
+            <w:tcW w:w="1798" w:type="dxa"/>
+            <w:tcMar>
+              <w:top w:w="150" w:type="dxa"/>
+              <w:left w:w="240" w:type="dxa"/>
+              <w:bottom w:w="150" w:type="dxa"/>
+              <w:right w:w="0" w:type="dxa"/>
+            </w:tcMar>
+            <w:hideMark/>
+          </w:tcPr>
+          <w:p>
+            <w:pPr>
+              <w:spacing w:after="0" w:line="360" w:lineRule="auto"/>
+              <w:rPr>
+                <w:rFonts w:ascii="Times New Roman" w:hAnsi="Times New Roman" w:cs="Times New Roman"/>
+                <w:bCs/>
+                <w:sz w:val="28"/>
+                <w:szCs w:val="28"/>
+              </w:rPr>
+            </w:pPr>
+            <w:r>
+              <w:rPr>
+                <w:rFonts w:ascii="Times New Roman" w:hAnsi="Times New Roman" w:cs="Times New Roman"/>
+                <w:bCs/>
+                <w:sz w:val="28"/>
+                <w:szCs w:val="28"/>
+              </w:rPr>
+              <w:t xml:space="preserve">Да </w:t>
+            </w:r>
+          </w:p>
+        </w:tc>
+      </w:tr>
+      <w:tr>
+        <w:tc>
+          <w:tcPr>
+            <w:tcW w:w="2273" w:type="dxa"/>
+            <w:tcMar>
+              <w:top w:w="150" w:type="dxa"/>
+              <w:left w:w="0" w:type="dxa"/>
+              <w:bottom w:w="150" w:type="dxa"/>
+              <w:right w:w="240" w:type="dxa"/>
+            </w:tcMar>
+            <w:hideMark/>
+          </w:tcPr>
+          <w:p>
+            <w:pPr>
+              <w:spacing w:after="0" w:line="360" w:lineRule="auto"/>
+              <w:rPr>
+                <w:rFonts w:ascii="Times New Roman" w:hAnsi="Times New Roman" w:cs="Times New Roman"/>
+                <w:bCs/>
+                <w:sz w:val="28"/>
+                <w:szCs w:val="28"/>
+              </w:rPr>
+            </w:pPr>
+            <w:r>
+              <w:rPr>
+                <w:rFonts w:ascii="Times New Roman" w:hAnsi="Times New Roman" w:cs="Times New Roman"/>
+                <w:bCs/>
+                <w:sz w:val="28"/>
+                <w:szCs w:val="28"/>
+              </w:rPr>
+              <w:t>Разработчик / Системный аналитик</w:t>
+            </w:r>
+          </w:p>
+        </w:tc>
+        <w:tc>
+          <w:tcPr>
+            <w:tcW w:w="2552" w:type="dxa"/>
+            <w:tcMar>
+              <w:top w:w="150" w:type="dxa"/>
+              <w:left w:w="240" w:type="dxa"/>
+              <w:bottom w:w="150" w:type="dxa"/>
+              <w:right w:w="240" w:type="dxa"/>
+            </w:tcMar>
+            <w:hideMark/>
+          </w:tcPr>
+          <w:p>
+            <w:pPr>
+              <w:spacing w:after="0" w:line="360" w:lineRule="auto"/>
+              <w:rPr>
+                <w:rFonts w:ascii="Times New Roman" w:hAnsi="Times New Roman" w:cs="Times New Roman"/>
+                <w:bCs/>
+                <w:sz w:val="28"/>
+                <w:szCs w:val="28"/>
+              </w:rPr>
+            </w:pPr>
+            <w:r>
+              <w:rPr>
+                <w:rFonts w:ascii="Times New Roman" w:hAnsi="Times New Roman" w:cs="Times New Roman"/>
+                <w:bCs/>
+                <w:sz w:val="28"/>
+                <w:szCs w:val="28"/>
+              </w:rPr>
+              <w:t>Полный доступ ко всем документам</w:t>
+            </w:r>
+          </w:p>
+        </w:tc>
+        <w:tc>
+          <w:tcPr>
+            <w:tcW w:w="2977" w:type="dxa"/>
+            <w:tcMar>
+              <w:top w:w="150" w:type="dxa"/>
+              <w:left w:w="240" w:type="dxa"/>
+              <w:bottom w:w="150" w:type="dxa"/>
+              <w:right w:w="240" w:type="dxa"/>
+            </w:tcMar>
+            <w:hideMark/>
+          </w:tcPr>
+          <w:p>
+            <w:pPr>
+              <w:spacing w:after="0" w:line="360" w:lineRule="auto"/>
+              <w:rPr>
+                <w:rFonts w:ascii="Times New Roman" w:hAnsi="Times New Roman" w:cs="Times New Roman"/>
+                <w:bCs/>
+                <w:sz w:val="28"/>
+                <w:szCs w:val="28"/>
+              </w:rPr>
+            </w:pPr>
+            <w:r>
+              <w:rPr>
+                <w:rFonts w:ascii="Times New Roman" w:hAnsi="Times New Roman" w:cs="Times New Roman"/>
+                <w:bCs/>
+                <w:sz w:val="28"/>
+                <w:szCs w:val="28"/>
+              </w:rPr>
+              <w:t>Доступ к редактированию технического задания, проектной документации, обучающей документации</w:t>
+            </w:r>
+          </w:p>
+        </w:tc>
+        <w:tc>
+          <w:tcPr>
+            <w:tcW w:w="1798" w:type="dxa"/>
+            <w:tcMar>
+              <w:top w:w="150" w:type="dxa"/>
+              <w:left w:w="240" w:type="dxa"/>
+              <w:bottom w:w="150" w:type="dxa"/>
+              <w:right w:w="0" w:type="dxa"/>
+            </w:tcMar>
+            <w:hideMark/>
+          </w:tcPr>
+          <w:p>
+            <w:pPr>
+              <w:spacing w:after="0" w:line="360" w:lineRule="auto"/>
+              <w:rPr>
+                <w:rFonts w:ascii="Times New Roman" w:hAnsi="Times New Roman" w:cs="Times New Roman"/>
+                <w:bCs/>
+                <w:sz w:val="28"/>
+                <w:szCs w:val="28"/>
+              </w:rPr>
+            </w:pPr>
+            <w:r>
+              <w:rPr>
+                <w:rFonts w:ascii="Times New Roman" w:hAnsi="Times New Roman" w:cs="Times New Roman"/>
+                <w:bCs/>
+                <w:sz w:val="28"/>
+                <w:szCs w:val="28"/>
+              </w:rPr>
+              <w:t>Нет</w:t>
+            </w:r>
+          </w:p>
+        </w:tc>
+      </w:tr>
+      <w:tr>
+        <w:tc>
+          <w:tcPr>
+            <w:tcW w:w="2273" w:type="dxa"/>
+            <w:tcMar>
+              <w:top w:w="150" w:type="dxa"/>
+              <w:left w:w="0" w:type="dxa"/>
+              <w:bottom w:w="150" w:type="dxa"/>
+              <w:right w:w="240" w:type="dxa"/>
+            </w:tcMar>
+            <w:hideMark/>
+          </w:tcPr>
+          <w:p>
+            <w:pPr>
+              <w:spacing w:after="0" w:line="360" w:lineRule="auto"/>
+              <w:rPr>
+                <w:rFonts w:ascii="Times New Roman" w:hAnsi="Times New Roman" w:cs="Times New Roman"/>
+                <w:bCs/>
+                <w:sz w:val="28"/>
+                <w:szCs w:val="28"/>
+              </w:rPr>
+            </w:pPr>
+            <w:r>
+              <w:rPr>
+                <w:rFonts w:ascii="Times New Roman" w:hAnsi="Times New Roman" w:cs="Times New Roman"/>
+                <w:bCs/>
+                <w:sz w:val="28"/>
+                <w:szCs w:val="28"/>
+              </w:rPr>
+              <w:t>Администратор ИС (представитель заказчика)</w:t>
+            </w:r>
+          </w:p>
+        </w:tc>
+        <w:tc>
+          <w:tcPr>
+            <w:tcW w:w="2552" w:type="dxa"/>
+            <w:tcMar>
+              <w:top w:w="150" w:type="dxa"/>
+              <w:left w:w="240" w:type="dxa"/>
+              <w:bottom w:w="150" w:type="dxa"/>
+              <w:right w:w="240" w:type="dxa"/>
+            </w:tcMar>
+            <w:hideMark/>
+          </w:tcPr>
+          <w:p>
+            <w:pPr>
+              <w:spacing w:after="0" w:line="360" w:lineRule="auto"/>
+              <w:rPr>
+                <w:rFonts w:ascii="Times New Roman" w:hAnsi="Times New Roman" w:cs="Times New Roman"/>
+                <w:bCs/>
+                <w:sz w:val="28"/>
+                <w:szCs w:val="28"/>
+              </w:rPr>
+            </w:pPr>
+            <w:r>
+              <w:rPr>
+                <w:rFonts w:ascii="Times New Roman" w:hAnsi="Times New Roman" w:cs="Times New Roman"/>
+                <w:bCs/>
+                <w:sz w:val="28"/>
+                <w:szCs w:val="28"/>
+              </w:rPr>
+              <w:t xml:space="preserve">Чтение всех документов, необходимых для эксплуатации </w:t>
+            </w:r>
+          </w:p>
+        </w:tc>
+        <w:tc>
+          <w:tcPr>
+            <w:tcW w:w="2977" w:type="dxa"/>
+            <w:tcMar>
+              <w:top w:w="150" w:type="dxa"/>
+              <w:left w:w="240" w:type="dxa"/>
+              <w:bottom w:w="150" w:type="dxa"/>
+              <w:right w:w="240" w:type="dxa"/>
+            </w:tcMar>
+            <w:hideMark/>
+          </w:tcPr>
+          <w:p>
+            <w:pPr>
+              <w:spacing w:after="0" w:line="360" w:lineRule="auto"/>
+              <w:rPr>
+                <w:rFonts w:ascii="Times New Roman" w:hAnsi="Times New Roman" w:cs="Times New Roman"/>
+                <w:bCs/>
+                <w:sz w:val="28"/>
+                <w:szCs w:val="28"/>
+              </w:rPr>
+            </w:pPr>
+            <w:r>
+              <w:rPr>
+                <w:rFonts w:ascii="Times New Roman" w:hAnsi="Times New Roman" w:cs="Times New Roman"/>
+                <w:bCs/>
+                <w:sz w:val="28"/>
+                <w:szCs w:val="28"/>
+              </w:rPr>
+              <w:t xml:space="preserve">Возможность комментирования, но без права изменения исходных файлов </w:t>
+            </w:r>
+          </w:p>
+        </w:tc>
+        <w:tc>
+          <w:tcPr>
+            <w:tcW w:w="1798" w:type="dxa"/>
+            <w:tcMar>
+              <w:top w:w="150" w:type="dxa"/>
+              <w:left w:w="240" w:type="dxa"/>
+              <w:bottom w:w="150" w:type="dxa"/>
+              <w:right w:w="0" w:type="dxa"/>
+            </w:tcMar>
+            <w:hideMark/>
+          </w:tcPr>
+          <w:p>
+            <w:pPr>
+              <w:spacing w:after="0" w:line="360" w:lineRule="auto"/>
+              <w:rPr>
+                <w:rFonts w:ascii="Times New Roman" w:hAnsi="Times New Roman" w:cs="Times New Roman"/>
+                <w:bCs/>
+                <w:sz w:val="28"/>
+                <w:szCs w:val="28"/>
+              </w:rPr>
+            </w:pPr>
+            <w:r>
+              <w:rPr>
+                <w:rFonts w:ascii="Times New Roman" w:hAnsi="Times New Roman" w:cs="Times New Roman"/>
+                <w:bCs/>
+                <w:sz w:val="28"/>
+                <w:szCs w:val="28"/>
+              </w:rPr>
+              <w:t>Нет</w:t>
+            </w:r>
+          </w:p>
+        </w:tc>
+      </w:tr>
+      <w:tr>
+        <w:tc>
+          <w:tcPr>
+            <w:tcW w:w="2273" w:type="dxa"/>
+            <w:tcMar>
+              <w:top w:w="150" w:type="dxa"/>
+              <w:left w:w="0" w:type="dxa"/>
+              <w:bottom w:w="150" w:type="dxa"/>
+              <w:right w:w="240" w:type="dxa"/>
+            </w:tcMar>
+            <w:hideMark/>
+          </w:tcPr>
+          <w:p>
+            <w:pPr>
+              <w:spacing w:after="0" w:line="360" w:lineRule="auto"/>
+              <w:rPr>
+                <w:rFonts w:ascii="Times New Roman" w:hAnsi="Times New Roman" w:cs="Times New Roman"/>
+                <w:bCs/>
+                <w:sz w:val="28"/>
+                <w:szCs w:val="28"/>
+              </w:rPr>
+            </w:pPr>
+            <w:r>
+              <w:rPr>
+                <w:rFonts w:ascii="Times New Roman" w:hAnsi="Times New Roman" w:cs="Times New Roman"/>
+                <w:bCs/>
+                <w:sz w:val="28"/>
+                <w:szCs w:val="28"/>
+              </w:rPr>
+              <w:lastRenderedPageBreak/>
+              <w:t>Ключевой пользователь</w:t>
+            </w:r>
+          </w:p>
+        </w:tc>
+        <w:tc>
+          <w:tcPr>
+            <w:tcW w:w="2552" w:type="dxa"/>
+            <w:tcMar>
+              <w:top w:w="150" w:type="dxa"/>
+              <w:left w:w="240" w:type="dxa"/>
+              <w:bottom w:w="150" w:type="dxa"/>
+              <w:right w:w="240" w:type="dxa"/>
+            </w:tcMar>
+            <w:hideMark/>
+          </w:tcPr>
+          <w:p>
+            <w:pPr>
+              <w:spacing w:after="0" w:line="360" w:lineRule="auto"/>
+              <w:rPr>
+                <w:rFonts w:ascii="Times New Roman" w:hAnsi="Times New Roman" w:cs="Times New Roman"/>
+                <w:bCs/>
+                <w:sz w:val="28"/>
+                <w:szCs w:val="28"/>
+              </w:rPr>
+            </w:pPr>
+            <w:r>
+              <w:rPr>
+                <w:rFonts w:ascii="Times New Roman" w:hAnsi="Times New Roman" w:cs="Times New Roman"/>
+                <w:bCs/>
+                <w:sz w:val="28"/>
+                <w:szCs w:val="28"/>
+              </w:rPr>
+              <w:t>Чтение руководства пользователя, памяток, инструкций</w:t>
+            </w:r>
+          </w:p>
+        </w:tc>
+        <w:tc>
+          <w:tcPr>
+            <w:tcW w:w="2977" w:type="dxa"/>
+            <w:tcMar>
+              <w:top w:w="150" w:type="dxa"/>
+              <w:left w:w="240" w:type="dxa"/>
+              <w:bottom w:w="150" w:type="dxa"/>
+              <w:right w:w="240" w:type="dxa"/>
+            </w:tcMar>
+            <w:hideMark/>
+          </w:tcPr>
+          <w:p>
+            <w:pPr>
+              <w:spacing w:after="0" w:line="360" w:lineRule="auto"/>
+              <w:rPr>
+                <w:rFonts w:ascii="Times New Roman" w:hAnsi="Times New Roman" w:cs="Times New Roman"/>
+                <w:bCs/>
+                <w:sz w:val="28"/>
+                <w:szCs w:val="28"/>
+              </w:rPr>
+            </w:pPr>
+            <w:r>
+              <w:rPr>
+                <w:rFonts w:ascii="Times New Roman" w:hAnsi="Times New Roman" w:cs="Times New Roman"/>
+                <w:bCs/>
+                <w:sz w:val="28"/>
+                <w:szCs w:val="28"/>
+              </w:rPr>
+              <w:t>Нет</w:t>
+            </w:r>
+          </w:p>
+        </w:tc>
+        <w:tc>
+          <w:tcPr>
+            <w:tcW w:w="1798" w:type="dxa"/>
+            <w:tcMar>
+              <w:top w:w="150" w:type="dxa"/>
+              <w:left w:w="240" w:type="dxa"/>
+              <w:bottom w:w="150" w:type="dxa"/>
+              <w:right w:w="0" w:type="dxa"/>
+            </w:tcMar>
+            <w:hideMark/>
+          </w:tcPr>
+          <w:p>
+            <w:pPr>
+              <w:spacing w:after="0" w:line="360" w:lineRule="auto"/>
+              <w:rPr>
+                <w:rFonts w:ascii="Times New Roman" w:hAnsi="Times New Roman" w:cs="Times New Roman"/>
+                <w:bCs/>
+                <w:sz w:val="28"/>
+                <w:szCs w:val="28"/>
+              </w:rPr>
+            </w:pPr>
+            <w:r>
+              <w:rPr>
+                <w:rFonts w:ascii="Times New Roman" w:hAnsi="Times New Roman" w:cs="Times New Roman"/>
+                <w:bCs/>
+                <w:sz w:val="28"/>
+                <w:szCs w:val="28"/>
+              </w:rPr>
+              <w:t>Нет</w:t>
+            </w:r>
+          </w:p>
+        </w:tc>
+      </w:tr>
+      <w:tr>
+        <w:tc>
+          <w:tcPr>
+            <w:tcW w:w="2273" w:type="dxa"/>
+            <w:tcMar>
+              <w:top w:w="150" w:type="dxa"/>
+              <w:left w:w="0" w:type="dxa"/>
+              <w:bottom w:w="150" w:type="dxa"/>
+              <w:right w:w="240" w:type="dxa"/>
+            </w:tcMar>
+            <w:hideMark/>
+          </w:tcPr>
+          <w:p>
+            <w:pPr>
+              <w:spacing w:after="0" w:line="360" w:lineRule="auto"/>
+              <w:rPr>
+                <w:rFonts w:ascii="Times New Roman" w:hAnsi="Times New Roman" w:cs="Times New Roman"/>
+                <w:bCs/>
+                <w:sz w:val="28"/>
+                <w:szCs w:val="28"/>
+              </w:rPr>
+            </w:pPr>
+            <w:r>
+              <w:rPr>
+                <w:rFonts w:ascii="Times New Roman" w:hAnsi="Times New Roman" w:cs="Times New Roman"/>
+                <w:bCs/>
+                <w:sz w:val="28"/>
+                <w:szCs w:val="28"/>
+              </w:rPr>
+              <w:t>Гости </w:t>
+            </w:r>
+          </w:p>
+        </w:tc>
+        <w:tc>
+          <w:tcPr>
+            <w:tcW w:w="2552" w:type="dxa"/>
+            <w:tcMar>
+              <w:top w:w="150" w:type="dxa"/>
+              <w:left w:w="240" w:type="dxa"/>
+              <w:bottom w:w="150" w:type="dxa"/>
+              <w:right w:w="240" w:type="dxa"/>
+            </w:tcMar>
+            <w:hideMark/>
+          </w:tcPr>
+          <w:p>
+            <w:pPr>
+              <w:spacing w:after="0" w:line="360" w:lineRule="auto"/>
+              <w:rPr>
+                <w:rFonts w:ascii="Times New Roman" w:hAnsi="Times New Roman" w:cs="Times New Roman"/>
+                <w:bCs/>
+                <w:sz w:val="28"/>
+                <w:szCs w:val="28"/>
+              </w:rPr>
+            </w:pPr>
+            <w:r>
+              <w:rPr>
+                <w:rFonts w:ascii="Times New Roman" w:hAnsi="Times New Roman" w:cs="Times New Roman"/>
+                <w:bCs/>
+                <w:sz w:val="28"/>
+                <w:szCs w:val="28"/>
+              </w:rPr>
+              <w:t>Нет доступа</w:t>
+            </w:r>
+          </w:p>
+        </w:tc>
+        <w:tc>
+          <w:tcPr>
+            <w:tcW w:w="2977" w:type="dxa"/>
+            <w:tcMar>
+              <w:top w:w="150" w:type="dxa"/>
+              <w:left w:w="240" w:type="dxa"/>
+              <w:bottom w:w="150" w:type="dxa"/>
+              <w:right w:w="240" w:type="dxa"/>
+            </w:tcMar>
+            <w:hideMark/>
+          </w:tcPr>
+          <w:p>
+            <w:pPr>
+              <w:spacing w:after="0" w:line="360" w:lineRule="auto"/>
+              <w:rPr>
+                <w:rFonts w:ascii="Times New Roman" w:hAnsi="Times New Roman" w:cs="Times New Roman"/>
+                <w:bCs/>
+                <w:sz w:val="28"/>
+                <w:szCs w:val="28"/>
+              </w:rPr>
+            </w:pPr>
+            <w:r>
+              <w:rPr>
+                <w:rFonts w:ascii="Times New Roman" w:hAnsi="Times New Roman" w:cs="Times New Roman"/>
+                <w:bCs/>
+                <w:sz w:val="28"/>
+                <w:szCs w:val="28"/>
+              </w:rPr>
+              <w:t>Нет</w:t>
+            </w:r>
+          </w:p>
+        </w:tc>
+        <w:tc>
+          <w:tcPr>
+            <w:tcW w:w="1798" w:type="dxa"/>
+            <w:tcMar>
+              <w:top w:w="150" w:type="dxa"/>
+              <w:left w:w="240" w:type="dxa"/>
+              <w:bottom w:w="150" w:type="dxa"/>
+              <w:right w:w="0" w:type="dxa"/>
+            </w:tcMar>
+            <w:hideMark/>
+          </w:tcPr>
+          <w:p>
+            <w:pPr>
+              <w:spacing w:after="0" w:line="360" w:lineRule="auto"/>
+              <w:rPr>
+                <w:rFonts w:ascii="Times New Roman" w:hAnsi="Times New Roman" w:cs="Times New Roman"/>
+                <w:bCs/>
+                <w:sz w:val="28"/>
+                <w:szCs w:val="28"/>
+              </w:rPr>
+            </w:pPr>
+            <w:r>
+              <w:rPr>
+                <w:rFonts w:ascii="Times New Roman" w:hAnsi="Times New Roman" w:cs="Times New Roman"/>
+                <w:bCs/>
+                <w:sz w:val="28"/>
+                <w:szCs w:val="28"/>
+              </w:rPr>
+              <w:t>Нет</w:t>
+            </w:r>
+          </w:p>
+        </w:tc>
+      </w:tr>
+    </w:tbl>
     <w:p>
       <w:pPr>
         <w:spacing w:after="0" w:line="360" w:lineRule="auto"/>
         <w:ind w:firstLine="709"/>
+        <w:rPr>
+          <w:rFonts w:ascii="Times New Roman" w:hAnsi="Times New Roman" w:cs="Times New Roman"/>
+          <w:bCs/>
+          <w:sz w:val="28"/>
+          <w:szCs w:val="28"/>
+        </w:rPr>
+      </w:pPr>
+      <w:r>
+        <w:rPr>
+          <w:rFonts w:ascii="Times New Roman" w:hAnsi="Times New Roman" w:cs="Times New Roman"/>
+          <w:bCs/>
+          <w:sz w:val="28"/>
+          <w:szCs w:val="28"/>
+        </w:rPr>
+        <w:t>Пояснения</w:t>
+      </w:r>
+    </w:p>
+    <w:p>
+      <w:pPr>
+        <w:numPr>
+          <w:ilvl w:val="0"/>
+          <w:numId w:val="155"/>
+        </w:numPr>
+        <w:spacing w:after="0" w:line="360" w:lineRule="auto"/>
+        <w:ind w:left="0" w:firstLine="709"/>
+        <w:rPr>
+          <w:rFonts w:ascii="Times New Roman" w:hAnsi="Times New Roman" w:cs="Times New Roman"/>
+          <w:bCs/>
+          <w:sz w:val="28"/>
+          <w:szCs w:val="28"/>
+        </w:rPr>
+      </w:pPr>
+      <w:r>
+        <w:rPr>
+          <w:rFonts w:ascii="Times New Roman" w:hAnsi="Times New Roman" w:cs="Times New Roman"/>
+          <w:bCs/>
+          <w:sz w:val="28"/>
+          <w:szCs w:val="28"/>
+        </w:rPr>
+        <w:t xml:space="preserve">Руководитель проекта отвечает за целостность </w:t>
+      </w:r>
+      <w:proofErr w:type="spellStart"/>
+      <w:r>
+        <w:rPr>
+          <w:rFonts w:ascii="Times New Roman" w:hAnsi="Times New Roman" w:cs="Times New Roman"/>
+          <w:bCs/>
+          <w:sz w:val="28"/>
+          <w:szCs w:val="28"/>
+        </w:rPr>
+        <w:t>репозитория</w:t>
+      </w:r>
+      <w:proofErr w:type="spellEnd"/>
+      <w:r>
+        <w:rPr>
+          <w:rFonts w:ascii="Times New Roman" w:hAnsi="Times New Roman" w:cs="Times New Roman"/>
+          <w:bCs/>
+          <w:sz w:val="28"/>
+          <w:szCs w:val="28"/>
+        </w:rPr>
+        <w:t>, поэтому ему предоставляются права администратора.</w:t>
+      </w:r>
+    </w:p>
+    <w:p>
+      <w:pPr>
+        <w:numPr>
+          <w:ilvl w:val="0"/>
+          <w:numId w:val="155"/>
+        </w:numPr>
+        <w:spacing w:after="0" w:line="360" w:lineRule="auto"/>
+        <w:ind w:left="0" w:firstLine="709"/>
+        <w:rPr>
+          <w:rFonts w:ascii="Times New Roman" w:hAnsi="Times New Roman" w:cs="Times New Roman"/>
+          <w:bCs/>
+          <w:sz w:val="28"/>
+          <w:szCs w:val="28"/>
+        </w:rPr>
+      </w:pPr>
+      <w:r>
+        <w:rPr>
+          <w:rFonts w:ascii="Times New Roman" w:hAnsi="Times New Roman" w:cs="Times New Roman"/>
+          <w:bCs/>
+          <w:sz w:val="28"/>
+          <w:szCs w:val="28"/>
+        </w:rPr>
+        <w:t>Разработчик и аналитик имеют полные права на создание и изменение документов в рамках своих задач (ТЗ, схемы, код, руководства).</w:t>
+      </w:r>
+    </w:p>
+    <w:p>
+      <w:pPr>
+        <w:numPr>
+          <w:ilvl w:val="0"/>
+          <w:numId w:val="155"/>
+        </w:numPr>
+        <w:spacing w:after="0" w:line="360" w:lineRule="auto"/>
+        <w:ind w:left="0" w:firstLine="709"/>
+        <w:rPr>
+          <w:rFonts w:ascii="Times New Roman" w:hAnsi="Times New Roman" w:cs="Times New Roman"/>
+          <w:bCs/>
+          <w:sz w:val="28"/>
+          <w:szCs w:val="28"/>
+        </w:rPr>
+      </w:pPr>
+      <w:r>
+        <w:rPr>
+          <w:rFonts w:ascii="Times New Roman" w:hAnsi="Times New Roman" w:cs="Times New Roman"/>
+          <w:bCs/>
+          <w:sz w:val="28"/>
+          <w:szCs w:val="28"/>
+        </w:rPr>
+        <w:t>Администратор ИС со стороны заказчика может просматривать документацию, чтобы контролировать соответствие будущей системы, но не должен иметь возможности изменять проектные документы без согласования.</w:t>
+      </w:r>
+    </w:p>
+    <w:p>
+      <w:pPr>
+        <w:numPr>
+          <w:ilvl w:val="0"/>
+          <w:numId w:val="155"/>
+        </w:numPr>
+        <w:spacing w:after="0" w:line="360" w:lineRule="auto"/>
+        <w:ind w:left="0" w:firstLine="709"/>
+        <w:rPr>
+          <w:rFonts w:ascii="Times New Roman" w:hAnsi="Times New Roman" w:cs="Times New Roman"/>
+          <w:bCs/>
+          <w:sz w:val="28"/>
+          <w:szCs w:val="28"/>
+        </w:rPr>
+      </w:pPr>
+      <w:r>
+        <w:rPr>
+          <w:rFonts w:ascii="Times New Roman" w:hAnsi="Times New Roman" w:cs="Times New Roman"/>
+          <w:bCs/>
+          <w:sz w:val="28"/>
+          <w:szCs w:val="28"/>
+        </w:rPr>
+        <w:t>Ключевой пользователь получает доступ только к эксплуатационной документации для ознакомления.</w:t>
+      </w:r>
+    </w:p>
+    <w:p>
+      <w:pPr>
+        <w:numPr>
+          <w:ilvl w:val="0"/>
+          <w:numId w:val="155"/>
+        </w:numPr>
+        <w:spacing w:after="0" w:line="360" w:lineRule="auto"/>
+        <w:ind w:left="0" w:firstLine="709"/>
+        <w:rPr>
+          <w:rFonts w:ascii="Times New Roman" w:hAnsi="Times New Roman" w:cs="Times New Roman"/>
+          <w:bCs/>
+          <w:sz w:val="28"/>
+          <w:szCs w:val="28"/>
+        </w:rPr>
+      </w:pPr>
+      <w:r>
+        <w:rPr>
+          <w:rFonts w:ascii="Times New Roman" w:hAnsi="Times New Roman" w:cs="Times New Roman"/>
+          <w:bCs/>
+          <w:sz w:val="28"/>
+          <w:szCs w:val="28"/>
+        </w:rPr>
+        <w:t>Для гостей (например, внешних аудиторов) доступ закрыт в целях конфиденциальности.</w:t>
+      </w:r>
+    </w:p>
+    <w:p>
+      <w:pPr>
+        <w:spacing w:after="0" w:line="360" w:lineRule="auto"/>
+        <w:ind w:left="709"/>
         <w:rPr>
           <w:rFonts w:ascii="Times New Roman" w:hAnsi="Times New Roman" w:cs="Times New Roman"/>
           <w:bCs/>
@@ -14837,6 +16972,7 @@
           <w:sz w:val="28"/>
           <w:szCs w:val="28"/>
         </w:rPr>
+        <w:lastRenderedPageBreak/>
         <w:t>Папка README.txt помогает новым участникам быстро ориентироваться.</w:t>
       </w:r>
     </w:p>
@@ -14903,7 +17039,25 @@
           <w:sz w:val="28"/>
           <w:szCs w:val="28"/>
         </w:rPr>
-        <w:t>Ввести подпапку Скриншоты внутри Отчеты для иллюстраций.</w:t>
+        <w:t>Ввести подпапку </w:t>
+      </w:r>
+      <w:proofErr w:type="spellStart"/>
+      <w:r>
+        <w:rPr>
+          <w:rFonts w:ascii="Times New Roman" w:hAnsi="Times New Roman" w:cs="Times New Roman"/>
+          <w:sz w:val="28"/>
+          <w:szCs w:val="28"/>
+        </w:rPr>
+        <w:t>Скриншоты</w:t>
+      </w:r>
+      <w:proofErr w:type="spellEnd"/>
+      <w:r>
+        <w:rPr>
+          <w:rFonts w:ascii="Times New Roman" w:hAnsi="Times New Roman" w:cs="Times New Roman"/>
+          <w:sz w:val="28"/>
+          <w:szCs w:val="28"/>
+        </w:rPr>
+        <w:t> внутри Отчеты для иллюстраций.</w:t>
       </w:r>
     </w:p>
     <w:p>
@@ -14943,7 +17097,27 @@
           <w:szCs w:val="28"/>
         </w:rPr>
         <w:lastRenderedPageBreak/>
-        <w:t>7. ПРИМЕНЕНИЕ ТЕХНОЛОГИИ RUP В ПРОЦЕССЕ ВНЕДРЕНИЯ ИС</w:t>
+        <w:t>7. ПРИМЕНЕНИЕ ТЕХНОЛОГИИ RUP</w:t>
+      </w:r>
+      <w:proofErr w:type="gramStart"/>
+      <w:r>
+        <w:rPr>
+          <w:rFonts w:ascii="Times New Roman" w:hAnsi="Times New Roman" w:cs="Times New Roman"/>
+          <w:bCs/>
+          <w:sz w:val="28"/>
+          <w:szCs w:val="28"/>
+        </w:rPr>
+        <w:t xml:space="preserve"> В</w:t>
+      </w:r>
+      <w:proofErr w:type="gramEnd"/>
+      <w:r>
+        <w:rPr>
+          <w:rFonts w:ascii="Times New Roman" w:hAnsi="Times New Roman" w:cs="Times New Roman"/>
+          <w:bCs/>
+          <w:sz w:val="28"/>
+          <w:szCs w:val="28"/>
+        </w:rPr>
+        <w:t xml:space="preserve"> ПРОЦЕССЕ ВНЕДРЕНИЯ ИС</w:t>
       </w:r>
     </w:p>
     <w:p>
@@ -14998,7 +17172,61 @@
           <w:sz w:val="28"/>
           <w:szCs w:val="28"/>
         </w:rPr>
-        <w:t>RUP (Rational Unified Process) — это итерационная методология разработки программного обеспечения, которая описывает процесс создания информационной системы на всех этапах её жизненного цикла.</w:t>
+        <w:t>RUP (</w:t>
+      </w:r>
+      <w:proofErr w:type="spellStart"/>
+      <w:r>
+        <w:rPr>
+          <w:rFonts w:ascii="Times New Roman" w:hAnsi="Times New Roman" w:cs="Times New Roman"/>
+          <w:sz w:val="28"/>
+          <w:szCs w:val="28"/>
+        </w:rPr>
+        <w:t>Rational</w:t>
+      </w:r>
+      <w:proofErr w:type="spellEnd"/>
+      <w:r>
+        <w:rPr>
+          <w:rFonts w:ascii="Times New Roman" w:hAnsi="Times New Roman" w:cs="Times New Roman"/>
+          <w:sz w:val="28"/>
+          <w:szCs w:val="28"/>
+        </w:rPr>
+        <w:t xml:space="preserve"> </w:t>
+      </w:r>
+      <w:proofErr w:type="spellStart"/>
+      <w:r>
+        <w:rPr>
+          <w:rFonts w:ascii="Times New Roman" w:hAnsi="Times New Roman" w:cs="Times New Roman"/>
+          <w:sz w:val="28"/>
+          <w:szCs w:val="28"/>
+        </w:rPr>
+        <w:t>Unified</w:t>
+      </w:r>
+      <w:proofErr w:type="spellEnd"/>
+      <w:r>
+        <w:rPr>
+          <w:rFonts w:ascii="Times New Roman" w:hAnsi="Times New Roman" w:cs="Times New Roman"/>
+          <w:sz w:val="28"/>
+          <w:szCs w:val="28"/>
+        </w:rPr>
+        <w:t xml:space="preserve"> </w:t>
+      </w:r>
+      <w:proofErr w:type="spellStart"/>
+      <w:r>
+        <w:rPr>
+          <w:rFonts w:ascii="Times New Roman" w:hAnsi="Times New Roman" w:cs="Times New Roman"/>
+          <w:sz w:val="28"/>
+          <w:szCs w:val="28"/>
+        </w:rPr>
+        <w:t>Process</w:t>
+      </w:r>
+      <w:proofErr w:type="spellEnd"/>
+      <w:r>
+        <w:rPr>
+          <w:rFonts w:ascii="Times New Roman" w:hAnsi="Times New Roman" w:cs="Times New Roman"/>
+          <w:sz w:val="28"/>
+          <w:szCs w:val="28"/>
+        </w:rPr>
+        <w:t>) — это итерационная методология разработки программного обеспечения, которая описывает процесс создания информационной системы на всех этапах её жизненного цикла.</w:t>
       </w:r>
     </w:p>
     <w:p>
@@ -15152,13 +17380,23 @@
           <w:szCs w:val="28"/>
         </w:rPr>
       </w:pPr>
-      <w:r>
-        <w:rPr>
-          <w:rFonts w:ascii="Times New Roman" w:hAnsi="Times New Roman" w:cs="Times New Roman"/>
-          <w:sz w:val="28"/>
-          <w:szCs w:val="28"/>
-        </w:rPr>
-        <w:t>итерационности;</w:t>
+      <w:proofErr w:type="spellStart"/>
+      <w:r>
+        <w:rPr>
+          <w:rFonts w:ascii="Times New Roman" w:hAnsi="Times New Roman" w:cs="Times New Roman"/>
+          <w:sz w:val="28"/>
+          <w:szCs w:val="28"/>
+        </w:rPr>
+        <w:t>итерационности</w:t>
+      </w:r>
+      <w:proofErr w:type="spellEnd"/>
+      <w:r>
+        <w:rPr>
+          <w:rFonts w:ascii="Times New Roman" w:hAnsi="Times New Roman" w:cs="Times New Roman"/>
+          <w:sz w:val="28"/>
+          <w:szCs w:val="28"/>
+        </w:rPr>
+        <w:t>;</w:t>
       </w:r>
     </w:p>
     <w:p>
@@ -15176,13 +17414,23 @@
           <w:szCs w:val="28"/>
         </w:rPr>
       </w:pPr>
-      <w:r>
-        <w:rPr>
-          <w:rFonts w:ascii="Times New Roman" w:hAnsi="Times New Roman" w:cs="Times New Roman"/>
-          <w:sz w:val="28"/>
-          <w:szCs w:val="28"/>
-        </w:rPr>
-        <w:t>управлении требованиями;</w:t>
+      <w:proofErr w:type="gramStart"/>
+      <w:r>
+        <w:rPr>
+          <w:rFonts w:ascii="Times New Roman" w:hAnsi="Times New Roman" w:cs="Times New Roman"/>
+          <w:sz w:val="28"/>
+          <w:szCs w:val="28"/>
+        </w:rPr>
+        <w:t>управлении</w:t>
+      </w:r>
+      <w:proofErr w:type="gramEnd"/>
+      <w:r>
+        <w:rPr>
+          <w:rFonts w:ascii="Times New Roman" w:hAnsi="Times New Roman" w:cs="Times New Roman"/>
+          <w:sz w:val="28"/>
+          <w:szCs w:val="28"/>
+        </w:rPr>
+        <w:t xml:space="preserve"> требованиями;</w:t>
       </w:r>
     </w:p>
     <w:p>
@@ -15206,7 +17454,25 @@
           <w:sz w:val="28"/>
           <w:szCs w:val="28"/>
         </w:rPr>
-        <w:t>архитектурном подходе;</w:t>
+        <w:t xml:space="preserve">архитектурном </w:t>
+      </w:r>
+      <w:proofErr w:type="gramStart"/>
+      <w:r>
+        <w:rPr>
+          <w:rFonts w:ascii="Times New Roman" w:hAnsi="Times New Roman" w:cs="Times New Roman"/>
+          <w:sz w:val="28"/>
+          <w:szCs w:val="28"/>
+        </w:rPr>
+        <w:t>подходе</w:t>
+      </w:r>
+      <w:proofErr w:type="gramEnd"/>
+      <w:r>
+        <w:rPr>
+          <w:rFonts w:ascii="Times New Roman" w:hAnsi="Times New Roman" w:cs="Times New Roman"/>
+          <w:sz w:val="28"/>
+          <w:szCs w:val="28"/>
+        </w:rPr>
+        <w:t>;</w:t>
       </w:r>
     </w:p>
     <w:p>
@@ -15230,7 +17496,25 @@
           <w:sz w:val="28"/>
           <w:szCs w:val="28"/>
         </w:rPr>
-        <w:t>постоянном тестировании.</w:t>
+        <w:t xml:space="preserve">постоянном </w:t>
+      </w:r>
+      <w:proofErr w:type="gramStart"/>
+      <w:r>
+        <w:rPr>
+          <w:rFonts w:ascii="Times New Roman" w:hAnsi="Times New Roman" w:cs="Times New Roman"/>
+          <w:sz w:val="28"/>
+          <w:szCs w:val="28"/>
+        </w:rPr>
+        <w:t>тестировании</w:t>
+      </w:r>
+      <w:proofErr w:type="gramEnd"/>
+      <w:r>
+        <w:rPr>
+          <w:rFonts w:ascii="Times New Roman" w:hAnsi="Times New Roman" w:cs="Times New Roman"/>
+          <w:sz w:val="28"/>
+          <w:szCs w:val="28"/>
+        </w:rPr>
+        <w:t>.</w:t>
       </w:r>
     </w:p>
     <w:p>
@@ -15308,7 +17592,25 @@
           <w:sz w:val="28"/>
           <w:szCs w:val="28"/>
         </w:rPr>
-        <w:t>Инициация (Inception)</w:t>
+        <w:t>Инициация (</w:t>
+      </w:r>
+      <w:proofErr w:type="spellStart"/>
+      <w:r>
+        <w:rPr>
+          <w:rFonts w:ascii="Times New Roman" w:hAnsi="Times New Roman" w:cs="Times New Roman"/>
+          <w:sz w:val="28"/>
+          <w:szCs w:val="28"/>
+        </w:rPr>
+        <w:t>Inception</w:t>
+      </w:r>
+      <w:proofErr w:type="spellEnd"/>
+      <w:r>
+        <w:rPr>
+          <w:rFonts w:ascii="Times New Roman" w:hAnsi="Times New Roman" w:cs="Times New Roman"/>
+          <w:sz w:val="28"/>
+          <w:szCs w:val="28"/>
+        </w:rPr>
+        <w:t>)</w:t>
       </w:r>
     </w:p>
     <w:p>
@@ -15332,7 +17634,25 @@
           <w:sz w:val="28"/>
           <w:szCs w:val="28"/>
         </w:rPr>
-        <w:t>Проработка (Elaboration)</w:t>
+        <w:t>Проработка (</w:t>
+      </w:r>
+      <w:proofErr w:type="spellStart"/>
+      <w:r>
+        <w:rPr>
+          <w:rFonts w:ascii="Times New Roman" w:hAnsi="Times New Roman" w:cs="Times New Roman"/>
+          <w:sz w:val="28"/>
+          <w:szCs w:val="28"/>
+        </w:rPr>
+        <w:t>Elaboration</w:t>
+      </w:r>
+      <w:proofErr w:type="spellEnd"/>
+      <w:r>
+        <w:rPr>
+          <w:rFonts w:ascii="Times New Roman" w:hAnsi="Times New Roman" w:cs="Times New Roman"/>
+          <w:sz w:val="28"/>
+          <w:szCs w:val="28"/>
+        </w:rPr>
+        <w:t>)</w:t>
       </w:r>
     </w:p>
     <w:p>
@@ -15356,7 +17676,25 @@
           <w:sz w:val="28"/>
           <w:szCs w:val="28"/>
         </w:rPr>
-        <w:t>Конструирование (Construction)</w:t>
+        <w:t>Конструирование (</w:t>
+      </w:r>
+      <w:proofErr w:type="spellStart"/>
+      <w:r>
+        <w:rPr>
+          <w:rFonts w:ascii="Times New Roman" w:hAnsi="Times New Roman" w:cs="Times New Roman"/>
+          <w:sz w:val="28"/>
+          <w:szCs w:val="28"/>
+        </w:rPr>
+        <w:t>Construction</w:t>
+      </w:r>
+      <w:proofErr w:type="spellEnd"/>
+      <w:r>
+        <w:rPr>
+          <w:rFonts w:ascii="Times New Roman" w:hAnsi="Times New Roman" w:cs="Times New Roman"/>
+          <w:sz w:val="28"/>
+          <w:szCs w:val="28"/>
+        </w:rPr>
+        <w:t>)</w:t>
       </w:r>
     </w:p>
     <w:p>
@@ -15380,7 +17718,25 @@
           <w:sz w:val="28"/>
           <w:szCs w:val="28"/>
         </w:rPr>
-        <w:t>Внедрение (Transition)</w:t>
+        <w:t>Внедрение (</w:t>
+      </w:r>
+      <w:proofErr w:type="spellStart"/>
+      <w:r>
+        <w:rPr>
+          <w:rFonts w:ascii="Times New Roman" w:hAnsi="Times New Roman" w:cs="Times New Roman"/>
+          <w:sz w:val="28"/>
+          <w:szCs w:val="28"/>
+        </w:rPr>
+        <w:t>Transition</w:t>
+      </w:r>
+      <w:proofErr w:type="spellEnd"/>
+      <w:r>
+        <w:rPr>
+          <w:rFonts w:ascii="Times New Roman" w:hAnsi="Times New Roman" w:cs="Times New Roman"/>
+          <w:sz w:val="28"/>
+          <w:szCs w:val="28"/>
+        </w:rPr>
+        <w:t>)</w:t>
       </w:r>
     </w:p>
     <w:p>
@@ -15466,7 +17822,7 @@
           <w:bottom w:w="15" w:type="dxa"/>
           <w:right w:w="15" w:type="dxa"/>
         </w:tblCellMar>
-        <w:tblLook w:val="04A0" w:firstRow="1" w:lastRow="0" w:firstColumn="1" w:lastColumn="0" w:noHBand="0" w:noVBand="1"/>
+        <w:tblLook w:val="04A0"/>
       </w:tblPr>
       <w:tblGrid>
         <w:gridCol w:w="1818"/>
@@ -15503,7 +17859,6 @@
                 <w:sz w:val="28"/>
                 <w:szCs w:val="28"/>
               </w:rPr>
-              <w:lastRenderedPageBreak/>
               <w:t>Фаза RUP</w:t>
             </w:r>
           </w:p>
@@ -15619,6 +17974,7 @@
                 <w:sz w:val="28"/>
                 <w:szCs w:val="28"/>
               </w:rPr>
+              <w:lastRenderedPageBreak/>
               <w:t>Инициация</w:t>
             </w:r>
           </w:p>
@@ -15697,8 +18053,20 @@
                 <w:sz w:val="28"/>
                 <w:szCs w:val="28"/>
               </w:rPr>
-              <w:t>Концепция системы, бизнес-требования</w:t>
+              <w:t xml:space="preserve">Концепция системы, </w:t>
             </w:r>
+            <w:proofErr w:type="spellStart"/>
+            <w:proofErr w:type="gramStart"/>
+            <w:r>
+              <w:rPr>
+                <w:rFonts w:ascii="Times New Roman" w:hAnsi="Times New Roman" w:cs="Times New Roman"/>
+                <w:sz w:val="28"/>
+                <w:szCs w:val="28"/>
+              </w:rPr>
+              <w:t>бизнес-требования</w:t>
+            </w:r>
+            <w:proofErr w:type="spellEnd"/>
+            <w:proofErr w:type="gramEnd"/>
           </w:p>
         </w:tc>
       </w:tr>
@@ -15806,7 +18174,25 @@
                 <w:sz w:val="28"/>
                 <w:szCs w:val="28"/>
               </w:rPr>
-              <w:t>Архитектура системы, уточнённое ТЗ</w:t>
+              <w:t xml:space="preserve">Архитектура системы, </w:t>
+            </w:r>
+            <w:proofErr w:type="gramStart"/>
+            <w:r>
+              <w:rPr>
+                <w:rFonts w:ascii="Times New Roman" w:hAnsi="Times New Roman" w:cs="Times New Roman"/>
+                <w:sz w:val="28"/>
+                <w:szCs w:val="28"/>
+              </w:rPr>
+              <w:t>уточнённое</w:t>
+            </w:r>
+            <w:proofErr w:type="gramEnd"/>
+            <w:r>
+              <w:rPr>
+                <w:rFonts w:ascii="Times New Roman" w:hAnsi="Times New Roman" w:cs="Times New Roman"/>
+                <w:sz w:val="28"/>
+                <w:szCs w:val="28"/>
+              </w:rPr>
+              <w:t xml:space="preserve"> ТЗ</w:t>
             </w:r>
           </w:p>
         </w:tc>
@@ -16081,7 +18467,7 @@
           <w:bottom w:w="15" w:type="dxa"/>
           <w:right w:w="15" w:type="dxa"/>
         </w:tblCellMar>
-        <w:tblLook w:val="04A0" w:firstRow="1" w:lastRow="0" w:firstColumn="1" w:lastColumn="0" w:noHBand="0" w:noVBand="1"/>
+        <w:tblLook w:val="04A0"/>
       </w:tblPr>
       <w:tblGrid>
         <w:gridCol w:w="2547"/>
@@ -16623,7 +19009,25 @@
           <w:sz w:val="28"/>
           <w:szCs w:val="28"/>
         </w:rPr>
-        <w:t>выбор технологий (MySQL, Windows).</w:t>
+        <w:t>выбор технологий (</w:t>
+      </w:r>
+      <w:proofErr w:type="spellStart"/>
+      <w:r>
+        <w:rPr>
+          <w:rFonts w:ascii="Times New Roman" w:hAnsi="Times New Roman" w:cs="Times New Roman"/>
+          <w:sz w:val="28"/>
+          <w:szCs w:val="28"/>
+        </w:rPr>
+        <w:t>MySQL</w:t>
+      </w:r>
+      <w:proofErr w:type="spellEnd"/>
+      <w:r>
+        <w:rPr>
+          <w:rFonts w:ascii="Times New Roman" w:hAnsi="Times New Roman" w:cs="Times New Roman"/>
+          <w:sz w:val="28"/>
+          <w:szCs w:val="28"/>
+        </w:rPr>
+        <w:t>, Windows).</w:t>
       </w:r>
     </w:p>
     <w:p>
@@ -16914,7 +19318,7 @@
           <w:bottom w:w="15" w:type="dxa"/>
           <w:right w:w="15" w:type="dxa"/>
         </w:tblCellMar>
-        <w:tblLook w:val="04A0" w:firstRow="1" w:lastRow="0" w:firstColumn="1" w:lastColumn="0" w:noHBand="0" w:noVBand="1"/>
+        <w:tblLook w:val="04A0"/>
       </w:tblPr>
       <w:tblGrid>
         <w:gridCol w:w="3297"/>
@@ -17148,8 +19552,18 @@
                 <w:sz w:val="28"/>
                 <w:szCs w:val="28"/>
               </w:rPr>
-              <w:t>Программист, тестировщик</w:t>
+              <w:t xml:space="preserve">Программист, </w:t>
             </w:r>
+            <w:proofErr w:type="spellStart"/>
+            <w:r>
+              <w:rPr>
+                <w:rFonts w:ascii="Times New Roman" w:hAnsi="Times New Roman" w:cs="Times New Roman"/>
+                <w:sz w:val="28"/>
+                <w:szCs w:val="28"/>
+              </w:rPr>
+              <w:t>тестировщик</w:t>
+            </w:r>
+            <w:proofErr w:type="spellEnd"/>
           </w:p>
         </w:tc>
       </w:tr>
@@ -17262,7 +19676,7 @@
           <w:bottom w:w="15" w:type="dxa"/>
           <w:right w:w="15" w:type="dxa"/>
         </w:tblCellMar>
-        <w:tblLook w:val="04A0" w:firstRow="1" w:lastRow="0" w:firstColumn="1" w:lastColumn="0" w:noHBand="0" w:noVBand="1"/>
+        <w:tblLook w:val="04A0"/>
       </w:tblPr>
       <w:tblGrid>
         <w:gridCol w:w="2543"/>
@@ -17842,8 +20256,19 @@
           <w:szCs w:val="28"/>
         </w:rPr>
         <w:lastRenderedPageBreak/>
-        <w:t>8. ФОРМИРОВАНИЕ ИНТЕРФЕЙСОВ И ОРГАНИЗАЦИЯ ДОСТУПА ПОЛЬЗОВАТЕЛЕЙ К ИС</w:t>
-      </w:r>
+        <w:t xml:space="preserve">8. ФОРМИРОВАНИЕ ИНТЕРФЕЙСОВ И ОРГАНИЗАЦИЯ ДОСТУПА ПОЛЬЗОВАТЕЛЕЙ </w:t>
+      </w:r>
+      <w:proofErr w:type="gramStart"/>
+      <w:r>
+        <w:rPr>
+          <w:rFonts w:ascii="Times New Roman" w:hAnsi="Times New Roman" w:cs="Times New Roman"/>
+          <w:bCs/>
+          <w:sz w:val="28"/>
+          <w:szCs w:val="28"/>
+        </w:rPr>
+        <w:t>К ИС</w:t>
+      </w:r>
+      <w:proofErr w:type="gramEnd"/>
     </w:p>
     <w:p>
       <w:pPr>
@@ -18117,7 +20542,25 @@
           <w:sz w:val="28"/>
           <w:szCs w:val="28"/>
         </w:rPr>
-        <w:t>наиболее удобен для пользователей;</w:t>
+        <w:t xml:space="preserve">наиболее </w:t>
+      </w:r>
+      <w:proofErr w:type="gramStart"/>
+      <w:r>
+        <w:rPr>
+          <w:rFonts w:ascii="Times New Roman" w:hAnsi="Times New Roman" w:cs="Times New Roman"/>
+          <w:sz w:val="28"/>
+          <w:szCs w:val="28"/>
+        </w:rPr>
+        <w:t>удобен</w:t>
+      </w:r>
+      <w:proofErr w:type="gramEnd"/>
+      <w:r>
+        <w:rPr>
+          <w:rFonts w:ascii="Times New Roman" w:hAnsi="Times New Roman" w:cs="Times New Roman"/>
+          <w:sz w:val="28"/>
+          <w:szCs w:val="28"/>
+        </w:rPr>
+        <w:t xml:space="preserve"> для пользователей;</w:t>
       </w:r>
     </w:p>
     <w:p>
@@ -18156,6 +20599,7 @@
           <w:szCs w:val="28"/>
         </w:rPr>
       </w:pPr>
+      <w:proofErr w:type="spellStart"/>
       <w:r>
         <w:rPr>
           <w:rFonts w:ascii="Times New Roman" w:hAnsi="Times New Roman" w:cs="Times New Roman"/>
@@ -18165,6 +20609,7 @@
         </w:rPr>
         <w:t>Веб-интерфейс</w:t>
       </w:r>
+      <w:proofErr w:type="spellEnd"/>
     </w:p>
     <w:p>
       <w:pPr>
@@ -18229,13 +20674,23 @@
           <w:szCs w:val="28"/>
         </w:rPr>
       </w:pPr>
-      <w:r>
-        <w:rPr>
-          <w:rFonts w:ascii="Times New Roman" w:hAnsi="Times New Roman" w:cs="Times New Roman"/>
-          <w:sz w:val="28"/>
-          <w:szCs w:val="28"/>
-        </w:rPr>
-        <w:t>удобен для удалённого доступа.</w:t>
+      <w:proofErr w:type="gramStart"/>
+      <w:r>
+        <w:rPr>
+          <w:rFonts w:ascii="Times New Roman" w:hAnsi="Times New Roman" w:cs="Times New Roman"/>
+          <w:sz w:val="28"/>
+          <w:szCs w:val="28"/>
+        </w:rPr>
+        <w:t>удобен</w:t>
+      </w:r>
+      <w:proofErr w:type="gramEnd"/>
+      <w:r>
+        <w:rPr>
+          <w:rFonts w:ascii="Times New Roman" w:hAnsi="Times New Roman" w:cs="Times New Roman"/>
+          <w:sz w:val="28"/>
+          <w:szCs w:val="28"/>
+        </w:rPr>
+        <w:t xml:space="preserve"> для удалённого доступа.</w:t>
       </w:r>
     </w:p>
     <w:p>
@@ -18786,6 +21241,73 @@
           <w:szCs w:val="28"/>
         </w:rPr>
       </w:pPr>
+      <w:r>
+        <w:rPr>
+          <w:rFonts w:ascii="Times New Roman" w:hAnsi="Times New Roman" w:cs="Times New Roman"/>
+          <w:noProof/>
+          <w:sz w:val="28"/>
+          <w:szCs w:val="28"/>
+          <w:lang w:eastAsia="ru-RU"/>
+        </w:rPr>
+        <w:drawing>
+          <wp:inline distT="0" distB="0" distL="0" distR="0">
+            <wp:extent cx="5940425" cy="3872152"/>
+            <wp:effectExtent l="19050" t="0" r="3175" b="0"/>
+            <wp:docPr id="3" name="Рисунок 1" descr="C:\Users\User\Downloads\2026-03-20_18-40-34.png"/>
+            <wp:cNvGraphicFramePr>
+              <a:graphicFrameLocks xmlns:a="http://schemas.openxmlformats.org/drawingml/2006/main" noChangeAspect="1"/>
+            </wp:cNvGraphicFramePr>
+            <a:graphic xmlns:a="http://schemas.openxmlformats.org/drawingml/2006/main">
+              <a:graphicData uri="http://schemas.openxmlformats.org/drawingml/2006/picture">
+                <pic:pic xmlns:pic="http://schemas.openxmlformats.org/drawingml/2006/picture">
+                  <pic:nvPicPr>
+                    <pic:cNvPr id="0" name="Picture 1" descr="C:\Users\User\Downloads\2026-03-20_18-40-34.png"/>
+                    <pic:cNvPicPr>
+                      <a:picLocks noChangeAspect="1" noChangeArrowheads="1"/>
+                    </pic:cNvPicPr>
+                  </pic:nvPicPr>
+                  <pic:blipFill>
+                    <a:blip r:embed="rId9" cstate="print"/>
+                    <a:srcRect/>
+                    <a:stretch>
+                      <a:fillRect/>
+                    </a:stretch>
+                  </pic:blipFill>
+                  <pic:spPr bwMode="auto">
+                    <a:xfrm>
+                      <a:off x="0" y="0"/>
+                      <a:ext cx="5940425" cy="3872152"/>
+                    </a:xfrm>
+                    <a:prstGeom prst="rect">
+                      <a:avLst/>
+                    </a:prstGeom>
+                    <a:noFill/>
+                    <a:ln w="9525">
+                      <a:noFill/>
+                      <a:miter lim="800000"/>
+                      <a:headEnd/>
+                      <a:tailEnd/>
+                    </a:ln>
+                  </pic:spPr>
+                </pic:pic>
+              </a:graphicData>
+            </a:graphic>
+          </wp:inline>
+        </w:drawing>
+      </w:r>
+    </w:p>
+    <w:p>
+      <w:pPr>
+        <w:spacing w:after="0" w:line="360" w:lineRule="auto"/>
+        <w:ind w:firstLine="706"/>
+        <w:jc w:val="both"/>
+        <w:rPr>
+          <w:rFonts w:ascii="Times New Roman" w:hAnsi="Times New Roman" w:cs="Times New Roman"/>
+          <w:bCs/>
+          <w:sz w:val="28"/>
+          <w:szCs w:val="28"/>
+        </w:rPr>
+      </w:pPr>
     </w:p>
     <w:p>
       <w:pPr>
@@ -18897,6 +21419,7 @@
           <w:sz w:val="28"/>
           <w:szCs w:val="28"/>
         </w:rPr>
+        <w:lastRenderedPageBreak/>
         <w:t>Разграничение доступа</w:t>
       </w:r>
       <w:r>
@@ -19097,13 +21620,23 @@
           <w:szCs w:val="28"/>
         </w:rPr>
       </w:pPr>
-      <w:r>
-        <w:rPr>
-          <w:rFonts w:ascii="Times New Roman" w:hAnsi="Times New Roman" w:cs="Times New Roman"/>
-          <w:sz w:val="28"/>
-          <w:szCs w:val="28"/>
-        </w:rPr>
-        <w:t>удобна для администрирования.</w:t>
+      <w:proofErr w:type="gramStart"/>
+      <w:r>
+        <w:rPr>
+          <w:rFonts w:ascii="Times New Roman" w:hAnsi="Times New Roman" w:cs="Times New Roman"/>
+          <w:sz w:val="28"/>
+          <w:szCs w:val="28"/>
+        </w:rPr>
+        <w:t>удобна</w:t>
+      </w:r>
+      <w:proofErr w:type="gramEnd"/>
+      <w:r>
+        <w:rPr>
+          <w:rFonts w:ascii="Times New Roman" w:hAnsi="Times New Roman" w:cs="Times New Roman"/>
+          <w:sz w:val="28"/>
+          <w:szCs w:val="28"/>
+        </w:rPr>
+        <w:t xml:space="preserve"> для администрирования.</w:t>
       </w:r>
     </w:p>
     <w:p>
@@ -19173,7 +21706,6 @@
           <w:sz w:val="28"/>
           <w:szCs w:val="28"/>
         </w:rPr>
-        <w:lastRenderedPageBreak/>
         <w:t>применяется в защищённых системах.</w:t>
       </w:r>
     </w:p>
@@ -19259,7 +21791,7 @@
           <w:bottom w:w="15" w:type="dxa"/>
           <w:right w:w="15" w:type="dxa"/>
         </w:tblCellMar>
-        <w:tblLook w:val="04A0" w:firstRow="1" w:lastRow="0" w:firstColumn="1" w:lastColumn="0" w:noHBand="0" w:noVBand="1"/>
+        <w:tblLook w:val="04A0"/>
       </w:tblPr>
       <w:tblGrid>
         <w:gridCol w:w="2155"/>
@@ -20056,6 +22588,7 @@
           <w:sz w:val="28"/>
           <w:szCs w:val="28"/>
         </w:rPr>
+        <w:lastRenderedPageBreak/>
         <w:t>каждому пользователю создаётся логин;</w:t>
       </w:r>
     </w:p>
@@ -20335,7 +22868,6 @@
           <w:sz w:val="28"/>
           <w:szCs w:val="28"/>
         </w:rPr>
-        <w:lastRenderedPageBreak/>
         <w:t>Правильная организация интерфейса и разграничение доступа играют ключевую роль при внедрении ИС.</w:t>
       </w:r>
     </w:p>
@@ -20722,8 +23254,13 @@
     </w:p>
     <w:p>
       <w:pPr>
-        <w:spacing w:after="0" w:line="360" w:lineRule="auto"/>
-        <w:ind w:firstLine="706"/>
+        <w:pStyle w:val="a3"/>
+        <w:numPr>
+          <w:ilvl w:val="0"/>
+          <w:numId w:val="156"/>
+        </w:numPr>
+        <w:spacing w:after="0" w:line="360" w:lineRule="auto"/>
+        <w:ind w:left="0" w:firstLine="709"/>
         <w:jc w:val="both"/>
         <w:rPr>
           <w:rFonts w:ascii="Times New Roman" w:hAnsi="Times New Roman" w:cs="Times New Roman"/>
@@ -20745,7 +23282,7 @@
     <w:p>
       <w:pPr>
         <w:spacing w:after="0" w:line="360" w:lineRule="auto"/>
-        <w:ind w:firstLine="706"/>
+        <w:ind w:firstLine="709"/>
         <w:jc w:val="both"/>
         <w:rPr>
           <w:rFonts w:ascii="Times New Roman" w:hAnsi="Times New Roman" w:cs="Times New Roman"/>
@@ -20764,8 +23301,13 @@
     </w:p>
     <w:p>
       <w:pPr>
-        <w:spacing w:after="0" w:line="360" w:lineRule="auto"/>
-        <w:ind w:firstLine="706"/>
+        <w:pStyle w:val="a3"/>
+        <w:numPr>
+          <w:ilvl w:val="0"/>
+          <w:numId w:val="156"/>
+        </w:numPr>
+        <w:spacing w:after="0" w:line="360" w:lineRule="auto"/>
+        <w:ind w:left="0" w:firstLine="709"/>
         <w:jc w:val="both"/>
         <w:rPr>
           <w:rFonts w:ascii="Times New Roman" w:hAnsi="Times New Roman" w:cs="Times New Roman"/>
@@ -20787,7 +23329,7 @@
     <w:p>
       <w:pPr>
         <w:spacing w:after="0" w:line="360" w:lineRule="auto"/>
-        <w:ind w:firstLine="706"/>
+        <w:ind w:firstLine="709"/>
         <w:jc w:val="both"/>
         <w:rPr>
           <w:rFonts w:ascii="Times New Roman" w:hAnsi="Times New Roman" w:cs="Times New Roman"/>
@@ -20806,8 +23348,13 @@
     </w:p>
     <w:p>
       <w:pPr>
-        <w:spacing w:after="0" w:line="360" w:lineRule="auto"/>
-        <w:ind w:firstLine="706"/>
+        <w:pStyle w:val="a3"/>
+        <w:numPr>
+          <w:ilvl w:val="0"/>
+          <w:numId w:val="156"/>
+        </w:numPr>
+        <w:spacing w:after="0" w:line="360" w:lineRule="auto"/>
+        <w:ind w:left="0" w:firstLine="709"/>
         <w:jc w:val="both"/>
         <w:rPr>
           <w:rFonts w:ascii="Times New Roman" w:hAnsi="Times New Roman" w:cs="Times New Roman"/>
@@ -20829,7 +23376,7 @@
     <w:p>
       <w:pPr>
         <w:spacing w:after="0" w:line="360" w:lineRule="auto"/>
-        <w:ind w:firstLine="706"/>
+        <w:ind w:firstLine="709"/>
         <w:jc w:val="both"/>
         <w:rPr>
           <w:rFonts w:ascii="Times New Roman" w:hAnsi="Times New Roman" w:cs="Times New Roman"/>
@@ -20848,8 +23395,13 @@
     </w:p>
     <w:p>
       <w:pPr>
-        <w:spacing w:after="0" w:line="360" w:lineRule="auto"/>
-        <w:ind w:firstLine="706"/>
+        <w:pStyle w:val="a3"/>
+        <w:numPr>
+          <w:ilvl w:val="0"/>
+          <w:numId w:val="156"/>
+        </w:numPr>
+        <w:spacing w:after="0" w:line="360" w:lineRule="auto"/>
+        <w:ind w:left="0" w:firstLine="709"/>
         <w:jc w:val="both"/>
         <w:rPr>
           <w:rFonts w:ascii="Times New Roman" w:hAnsi="Times New Roman" w:cs="Times New Roman"/>
@@ -20871,7 +23423,7 @@
     <w:p>
       <w:pPr>
         <w:spacing w:after="0" w:line="360" w:lineRule="auto"/>
-        <w:ind w:firstLine="706"/>
+        <w:ind w:firstLine="709"/>
         <w:jc w:val="both"/>
         <w:rPr>
           <w:rFonts w:ascii="Times New Roman" w:hAnsi="Times New Roman" w:cs="Times New Roman"/>
@@ -20970,7 +23522,7 @@
           <w:bottom w:w="15" w:type="dxa"/>
           <w:right w:w="15" w:type="dxa"/>
         </w:tblCellMar>
-        <w:tblLook w:val="04A0" w:firstRow="1" w:lastRow="0" w:firstColumn="1" w:lastColumn="0" w:noHBand="0" w:noVBand="1"/>
+        <w:tblLook w:val="04A0"/>
       </w:tblPr>
       <w:tblGrid>
         <w:gridCol w:w="570"/>
@@ -21008,7 +23560,6 @@
                 <w:sz w:val="28"/>
                 <w:szCs w:val="28"/>
               </w:rPr>
-              <w:lastRenderedPageBreak/>
               <w:t>№</w:t>
             </w:r>
           </w:p>
@@ -21152,6 +23703,7 @@
                 <w:sz w:val="28"/>
                 <w:szCs w:val="28"/>
               </w:rPr>
+              <w:lastRenderedPageBreak/>
               <w:t>1</w:t>
             </w:r>
           </w:p>
@@ -22217,6 +24769,7 @@
           <w:sz w:val="28"/>
           <w:szCs w:val="28"/>
         </w:rPr>
+        <w:lastRenderedPageBreak/>
         <w:t>внесение изменений в программу;</w:t>
       </w:r>
     </w:p>
@@ -22240,7 +24793,6 @@
           <w:sz w:val="28"/>
           <w:szCs w:val="28"/>
         </w:rPr>
-        <w:lastRenderedPageBreak/>
         <w:t>корректировка логики или данных.</w:t>
       </w:r>
     </w:p>
@@ -23215,6 +25767,8 @@
           <w:szCs w:val="28"/>
         </w:rPr>
       </w:pPr>
+      <w:proofErr w:type="spellStart"/>
+      <w:proofErr w:type="gramStart"/>
       <w:r>
         <w:rPr>
           <w:rFonts w:ascii="Times New Roman" w:hAnsi="Times New Roman" w:cs="Times New Roman"/>
@@ -23224,6 +25778,8 @@
         </w:rPr>
         <w:t>Чек-листы</w:t>
       </w:r>
+      <w:proofErr w:type="spellEnd"/>
+      <w:proofErr w:type="gramEnd"/>
     </w:p>
     <w:p>
       <w:pPr>
@@ -23424,7 +25980,7 @@
           <w:bottom w:w="15" w:type="dxa"/>
           <w:right w:w="15" w:type="dxa"/>
         </w:tblCellMar>
-        <w:tblLook w:val="04A0" w:firstRow="1" w:lastRow="0" w:firstColumn="1" w:lastColumn="0" w:noHBand="0" w:noVBand="1"/>
+        <w:tblLook w:val="04A0"/>
       </w:tblPr>
       <w:tblGrid>
         <w:gridCol w:w="1885"/>
@@ -23856,6 +26412,7 @@
                 <w:szCs w:val="28"/>
               </w:rPr>
             </w:pPr>
+            <w:proofErr w:type="spellStart"/>
             <w:r>
               <w:rPr>
                 <w:rFonts w:ascii="Times New Roman" w:hAnsi="Times New Roman" w:cs="Times New Roman"/>
@@ -23864,6 +26421,7 @@
               </w:rPr>
               <w:t>Тестировщик</w:t>
             </w:r>
+            <w:proofErr w:type="spellEnd"/>
           </w:p>
         </w:tc>
       </w:tr>
@@ -24820,7 +27378,115 @@
           <w:sz w:val="28"/>
           <w:szCs w:val="28"/>
         </w:rPr>
-        <w:t>CALS (Continuous Acquisition and Life Cycle Support) — это технологии информационной поддержки жизненного цикла системы.</w:t>
+        <w:t>CALS (</w:t>
+      </w:r>
+      <w:proofErr w:type="spellStart"/>
+      <w:r>
+        <w:rPr>
+          <w:rFonts w:ascii="Times New Roman" w:hAnsi="Times New Roman" w:cs="Times New Roman"/>
+          <w:sz w:val="28"/>
+          <w:szCs w:val="28"/>
+        </w:rPr>
+        <w:t>Continuous</w:t>
+      </w:r>
+      <w:proofErr w:type="spellEnd"/>
+      <w:r>
+        <w:rPr>
+          <w:rFonts w:ascii="Times New Roman" w:hAnsi="Times New Roman" w:cs="Times New Roman"/>
+          <w:sz w:val="28"/>
+          <w:szCs w:val="28"/>
+        </w:rPr>
+        <w:t xml:space="preserve"> </w:t>
+      </w:r>
+      <w:proofErr w:type="spellStart"/>
+      <w:r>
+        <w:rPr>
+          <w:rFonts w:ascii="Times New Roman" w:hAnsi="Times New Roman" w:cs="Times New Roman"/>
+          <w:sz w:val="28"/>
+          <w:szCs w:val="28"/>
+        </w:rPr>
+        <w:t>Acquisition</w:t>
+      </w:r>
+      <w:proofErr w:type="spellEnd"/>
+      <w:r>
+        <w:rPr>
+          <w:rFonts w:ascii="Times New Roman" w:hAnsi="Times New Roman" w:cs="Times New Roman"/>
+          <w:sz w:val="28"/>
+          <w:szCs w:val="28"/>
+        </w:rPr>
+        <w:t xml:space="preserve"> </w:t>
+      </w:r>
+      <w:proofErr w:type="spellStart"/>
+      <w:r>
+        <w:rPr>
+          <w:rFonts w:ascii="Times New Roman" w:hAnsi="Times New Roman" w:cs="Times New Roman"/>
+          <w:sz w:val="28"/>
+          <w:szCs w:val="28"/>
+        </w:rPr>
+        <w:t>and</w:t>
+      </w:r>
+      <w:proofErr w:type="spellEnd"/>
+      <w:r>
+        <w:rPr>
+          <w:rFonts w:ascii="Times New Roman" w:hAnsi="Times New Roman" w:cs="Times New Roman"/>
+          <w:sz w:val="28"/>
+          <w:szCs w:val="28"/>
+        </w:rPr>
+        <w:t xml:space="preserve"> </w:t>
+      </w:r>
+      <w:proofErr w:type="spellStart"/>
+      <w:r>
+        <w:rPr>
+          <w:rFonts w:ascii="Times New Roman" w:hAnsi="Times New Roman" w:cs="Times New Roman"/>
+          <w:sz w:val="28"/>
+          <w:szCs w:val="28"/>
+        </w:rPr>
+        <w:t>Life</w:t>
+      </w:r>
+      <w:proofErr w:type="spellEnd"/>
+      <w:r>
+        <w:rPr>
+          <w:rFonts w:ascii="Times New Roman" w:hAnsi="Times New Roman" w:cs="Times New Roman"/>
+          <w:sz w:val="28"/>
+          <w:szCs w:val="28"/>
+        </w:rPr>
+        <w:t xml:space="preserve"> </w:t>
+      </w:r>
+      <w:proofErr w:type="spellStart"/>
+      <w:r>
+        <w:rPr>
+          <w:rFonts w:ascii="Times New Roman" w:hAnsi="Times New Roman" w:cs="Times New Roman"/>
+          <w:sz w:val="28"/>
+          <w:szCs w:val="28"/>
+        </w:rPr>
+        <w:t>Cycle</w:t>
+      </w:r>
+      <w:proofErr w:type="spellEnd"/>
+      <w:r>
+        <w:rPr>
+          <w:rFonts w:ascii="Times New Roman" w:hAnsi="Times New Roman" w:cs="Times New Roman"/>
+          <w:sz w:val="28"/>
+          <w:szCs w:val="28"/>
+        </w:rPr>
+        <w:t xml:space="preserve"> </w:t>
+      </w:r>
+      <w:proofErr w:type="spellStart"/>
+      <w:r>
+        <w:rPr>
+          <w:rFonts w:ascii="Times New Roman" w:hAnsi="Times New Roman" w:cs="Times New Roman"/>
+          <w:sz w:val="28"/>
+          <w:szCs w:val="28"/>
+        </w:rPr>
+        <w:t>Support</w:t>
+      </w:r>
+      <w:proofErr w:type="spellEnd"/>
+      <w:r>
+        <w:rPr>
+          <w:rFonts w:ascii="Times New Roman" w:hAnsi="Times New Roman" w:cs="Times New Roman"/>
+          <w:sz w:val="28"/>
+          <w:szCs w:val="28"/>
+        </w:rPr>
+        <w:t>) — это технологии информационной поддержки жизненного цикла системы.</w:t>
       </w:r>
     </w:p>
     <w:p>
@@ -25563,7 +28229,7 @@
           <w:bottom w:w="15" w:type="dxa"/>
           <w:right w:w="15" w:type="dxa"/>
         </w:tblCellMar>
-        <w:tblLook w:val="04A0" w:firstRow="1" w:lastRow="0" w:firstColumn="1" w:lastColumn="0" w:noHBand="0" w:noVBand="1"/>
+        <w:tblLook w:val="04A0"/>
       </w:tblPr>
       <w:tblGrid>
         <w:gridCol w:w="2065"/>
@@ -26443,7 +29109,25 @@
           <w:sz w:val="28"/>
           <w:szCs w:val="28"/>
         </w:rPr>
-        <w:t>назначение ответственного;</w:t>
+        <w:t xml:space="preserve">назначение </w:t>
+      </w:r>
+      <w:proofErr w:type="gramStart"/>
+      <w:r>
+        <w:rPr>
+          <w:rFonts w:ascii="Times New Roman" w:hAnsi="Times New Roman" w:cs="Times New Roman"/>
+          <w:sz w:val="28"/>
+          <w:szCs w:val="28"/>
+        </w:rPr>
+        <w:t>ответственного</w:t>
+      </w:r>
+      <w:proofErr w:type="gramEnd"/>
+      <w:r>
+        <w:rPr>
+          <w:rFonts w:ascii="Times New Roman" w:hAnsi="Times New Roman" w:cs="Times New Roman"/>
+          <w:sz w:val="28"/>
+          <w:szCs w:val="28"/>
+        </w:rPr>
+        <w:t>;</w:t>
       </w:r>
     </w:p>
     <w:p>
@@ -26493,6 +29177,15 @@
         </w:rPr>
         <w:t>Контроль и закрытие</w:t>
       </w:r>
+      <w:r>
+        <w:rPr>
+          <w:rFonts w:ascii="Times New Roman" w:hAnsi="Times New Roman" w:cs="Times New Roman"/>
+          <w:bCs/>
+          <w:sz w:val="28"/>
+          <w:szCs w:val="28"/>
+        </w:rPr>
+        <w:t xml:space="preserve"> заявки</w:t>
+      </w:r>
     </w:p>
     <w:p>
       <w:pPr>
@@ -26588,11 +29281,13 @@
       <w:r>
         <w:rPr>
           <w:rFonts w:ascii="Times New Roman" w:hAnsi="Times New Roman" w:cs="Times New Roman"/>
-          <w:sz w:val="28"/>
-          <w:szCs w:val="28"/>
+          <w:noProof/>
+          <w:sz w:val="28"/>
+          <w:szCs w:val="28"/>
+          <w:lang w:eastAsia="ru-RU"/>
         </w:rPr>
         <w:drawing>
-          <wp:inline distT="0" distB="0" distL="0" distR="0" wp14:anchorId="4FD4894C" wp14:editId="57EC9AFB">
+          <wp:inline distT="0" distB="0" distL="0" distR="0">
             <wp:extent cx="5410200" cy="1597903"/>
             <wp:effectExtent l="0" t="0" r="0" b="2540"/>
             <wp:docPr id="2" name="Рисунок 2"/>
@@ -26607,7 +29302,7 @@
                     <pic:cNvPicPr/>
                   </pic:nvPicPr>
                   <pic:blipFill>
-                    <a:blip r:embed="rId9"/>
+                    <a:blip r:embed="rId10" cstate="print"/>
                     <a:stretch>
                       <a:fillRect/>
                     </a:stretch>
@@ -26640,6 +29335,19 @@
           <w:szCs w:val="28"/>
         </w:rPr>
       </w:pPr>
+    </w:p>
+    <w:p>
+      <w:pPr>
+        <w:spacing w:after="0" w:line="360" w:lineRule="auto"/>
+        <w:ind w:firstLine="706"/>
+        <w:jc w:val="both"/>
+        <w:rPr>
+          <w:rFonts w:ascii="Times New Roman" w:hAnsi="Times New Roman" w:cs="Times New Roman"/>
+          <w:bCs/>
+          <w:sz w:val="28"/>
+          <w:szCs w:val="28"/>
+        </w:rPr>
+      </w:pPr>
       <w:r>
         <w:rPr>
           <w:rFonts w:ascii="Times New Roman" w:hAnsi="Times New Roman" w:cs="Times New Roman"/>
@@ -26817,6 +29525,7 @@
           <w:sz w:val="28"/>
           <w:szCs w:val="28"/>
         </w:rPr>
+        <w:lastRenderedPageBreak/>
         <w:t>Оценка качества ИС позволяет определить её соответствие требованиям и выявить слабые места.</w:t>
       </w:r>
     </w:p>
@@ -26837,7 +29546,6 @@
           <w:sz w:val="28"/>
           <w:szCs w:val="28"/>
         </w:rPr>
-        <w:lastRenderedPageBreak/>
         <w:t>Применение CALS-технологий обеспечивает поддержку системы на всех этапах жизненного цикла.</w:t>
       </w:r>
     </w:p>
@@ -27542,6 +30250,7 @@
           <w:sz w:val="28"/>
           <w:szCs w:val="28"/>
         </w:rPr>
+        <w:lastRenderedPageBreak/>
         <w:t>копируются изменения с момента последнего полного копирования;</w:t>
       </w:r>
     </w:p>
@@ -27566,7 +30275,6 @@
           <w:sz w:val="28"/>
           <w:szCs w:val="28"/>
         </w:rPr>
-        <w:lastRenderedPageBreak/>
         <w:t>компромисс между скоростью и надежностью.</w:t>
       </w:r>
     </w:p>
@@ -27892,7 +30600,25 @@
           <w:sz w:val="28"/>
           <w:szCs w:val="28"/>
         </w:rPr>
-        <w:t>комбинированная схема (полное + инкрементное).</w:t>
+        <w:t>комбинированная схема (</w:t>
+      </w:r>
+      <w:proofErr w:type="gramStart"/>
+      <w:r>
+        <w:rPr>
+          <w:rFonts w:ascii="Times New Roman" w:hAnsi="Times New Roman" w:cs="Times New Roman"/>
+          <w:sz w:val="28"/>
+          <w:szCs w:val="28"/>
+        </w:rPr>
+        <w:t>полное</w:t>
+      </w:r>
+      <w:proofErr w:type="gramEnd"/>
+      <w:r>
+        <w:rPr>
+          <w:rFonts w:ascii="Times New Roman" w:hAnsi="Times New Roman" w:cs="Times New Roman"/>
+          <w:sz w:val="28"/>
+          <w:szCs w:val="28"/>
+        </w:rPr>
+        <w:t xml:space="preserve"> + инкрементное).</w:t>
       </w:r>
     </w:p>
     <w:p>
@@ -28183,6 +30909,7 @@
           <w:sz w:val="28"/>
           <w:szCs w:val="28"/>
         </w:rPr>
+        <w:lastRenderedPageBreak/>
         <w:t>Остановка системы</w:t>
       </w:r>
     </w:p>
@@ -28231,7 +30958,6 @@
           <w:sz w:val="28"/>
           <w:szCs w:val="28"/>
         </w:rPr>
-        <w:lastRenderedPageBreak/>
         <w:t>Восстановление файлов и настроек</w:t>
       </w:r>
     </w:p>
@@ -28526,6 +31252,7 @@
           <w:szCs w:val="28"/>
         </w:rPr>
       </w:pPr>
+      <w:proofErr w:type="gramStart"/>
       <w:r>
         <w:rPr>
           <w:rFonts w:ascii="Times New Roman" w:hAnsi="Times New Roman" w:cs="Times New Roman"/>
@@ -28534,6 +31261,7 @@
         </w:rPr>
         <w:t>При отсутствии резервного копирования возможны:</w:t>
       </w:r>
+      <w:proofErr w:type="gramEnd"/>
     </w:p>
     <w:p>
       <w:pPr>
@@ -28818,7 +31546,27 @@
           <w:sz w:val="28"/>
           <w:szCs w:val="28"/>
         </w:rPr>
+        <w:lastRenderedPageBreak/>
         <w:t>Наличие четкого регламента резервного копирования значительно снижает риски потери информации и повышает устойчивость системы.</w:t>
+      </w:r>
+    </w:p>
+    <w:p>
+      <w:pPr>
+        <w:rPr>
+          <w:rFonts w:ascii="Times New Roman" w:hAnsi="Times New Roman" w:cs="Times New Roman"/>
+          <w:bCs/>
+          <w:sz w:val="28"/>
+          <w:szCs w:val="28"/>
+        </w:rPr>
+      </w:pPr>
+      <w:r>
+        <w:rPr>
+          <w:rFonts w:ascii="Times New Roman" w:hAnsi="Times New Roman" w:cs="Times New Roman"/>
+          <w:bCs/>
+          <w:sz w:val="28"/>
+          <w:szCs w:val="28"/>
+        </w:rPr>
+        <w:br w:type="page"/>
       </w:r>
     </w:p>
     <w:p>
@@ -29335,6 +32083,7 @@
           <w:szCs w:val="28"/>
         </w:rPr>
       </w:pPr>
+      <w:proofErr w:type="gramStart"/>
       <w:r>
         <w:rPr>
           <w:rFonts w:ascii="Times New Roman" w:hAnsi="Times New Roman" w:cs="Times New Roman"/>
@@ -29344,6 +32093,7 @@
         </w:rPr>
         <w:t>Преднамеренные</w:t>
       </w:r>
+      <w:proofErr w:type="gramEnd"/>
       <w:r>
         <w:rPr>
           <w:rFonts w:ascii="Times New Roman" w:hAnsi="Times New Roman" w:cs="Times New Roman"/>
@@ -29784,7 +32534,7 @@
           <w:bottom w:w="15" w:type="dxa"/>
           <w:right w:w="15" w:type="dxa"/>
         </w:tblCellMar>
-        <w:tblLook w:val="04A0" w:firstRow="1" w:lastRow="0" w:firstColumn="1" w:lastColumn="0" w:noHBand="0" w:noVBand="1"/>
+        <w:tblLook w:val="04A0"/>
       </w:tblPr>
       <w:tblGrid>
         <w:gridCol w:w="3012"/>
@@ -30016,8 +32766,18 @@
                 <w:sz w:val="28"/>
                 <w:szCs w:val="28"/>
               </w:rPr>
-              <w:t>Вирусы, трояны</w:t>
+              <w:t xml:space="preserve">Вирусы, </w:t>
             </w:r>
+            <w:proofErr w:type="spellStart"/>
+            <w:r>
+              <w:rPr>
+                <w:rFonts w:ascii="Times New Roman" w:hAnsi="Times New Roman" w:cs="Times New Roman"/>
+                <w:sz w:val="28"/>
+                <w:szCs w:val="28"/>
+              </w:rPr>
+              <w:t>трояны</w:t>
+            </w:r>
+            <w:proofErr w:type="spellEnd"/>
           </w:p>
         </w:tc>
         <w:tc>
@@ -30468,7 +33228,25 @@
           <w:sz w:val="28"/>
           <w:szCs w:val="28"/>
         </w:rPr>
-        <w:t>использование антивирусного ПО.</w:t>
+        <w:t xml:space="preserve">использование </w:t>
+      </w:r>
+      <w:proofErr w:type="gramStart"/>
+      <w:r>
+        <w:rPr>
+          <w:rFonts w:ascii="Times New Roman" w:hAnsi="Times New Roman" w:cs="Times New Roman"/>
+          <w:sz w:val="28"/>
+          <w:szCs w:val="28"/>
+        </w:rPr>
+        <w:t>антивирусного</w:t>
+      </w:r>
+      <w:proofErr w:type="gramEnd"/>
+      <w:r>
+        <w:rPr>
+          <w:rFonts w:ascii="Times New Roman" w:hAnsi="Times New Roman" w:cs="Times New Roman"/>
+          <w:sz w:val="28"/>
+          <w:szCs w:val="28"/>
+        </w:rPr>
+        <w:t xml:space="preserve"> ПО.</w:t>
       </w:r>
     </w:p>
     <w:p>
@@ -31111,6 +33889,7 @@
           <w:sz w:val="28"/>
           <w:szCs w:val="28"/>
         </w:rPr>
+        <w:lastRenderedPageBreak/>
         <w:t>Только при совместном использовании этих методов можно обеспечить:</w:t>
       </w:r>
     </w:p>
@@ -31135,7 +33914,6 @@
           <w:sz w:val="28"/>
           <w:szCs w:val="28"/>
         </w:rPr>
-        <w:lastRenderedPageBreak/>
         <w:t>защиту данных;</w:t>
       </w:r>
     </w:p>
@@ -31207,18 +33985,6 @@
     <w:p>
       <w:pPr>
         <w:spacing w:after="0" w:line="360" w:lineRule="auto"/>
-        <w:ind w:left="706"/>
-        <w:jc w:val="both"/>
-        <w:rPr>
-          <w:rFonts w:ascii="Times New Roman" w:hAnsi="Times New Roman" w:cs="Times New Roman"/>
-          <w:sz w:val="28"/>
-          <w:szCs w:val="28"/>
-        </w:rPr>
-      </w:pPr>
-    </w:p>
-    <w:p>
-      <w:pPr>
-        <w:spacing w:after="0" w:line="360" w:lineRule="auto"/>
         <w:ind w:firstLine="706"/>
         <w:jc w:val="center"/>
         <w:rPr>
@@ -31235,8 +34001,33 @@
           <w:sz w:val="28"/>
           <w:szCs w:val="28"/>
         </w:rPr>
-        <w:t>14. ОРГАНИЗАЦИЯ ДОСТУПА ПОЛЬЗОВАТЕЛЕЙ К ИС</w:t>
-      </w:r>
+        <w:lastRenderedPageBreak/>
+        <w:t xml:space="preserve">14. ОРГАНИЗАЦИЯ ДОСТУПА ПОЛЬЗОВАТЕЛЕЙ </w:t>
+      </w:r>
+      <w:proofErr w:type="gramStart"/>
+      <w:r>
+        <w:rPr>
+          <w:rFonts w:ascii="Times New Roman" w:hAnsi="Times New Roman" w:cs="Times New Roman"/>
+          <w:bCs/>
+          <w:sz w:val="28"/>
+          <w:szCs w:val="28"/>
+        </w:rPr>
+        <w:t>К ИС</w:t>
+      </w:r>
+      <w:proofErr w:type="gramEnd"/>
+    </w:p>
+    <w:p>
+      <w:pPr>
+        <w:spacing w:after="0" w:line="360" w:lineRule="auto"/>
+        <w:ind w:firstLine="706"/>
+        <w:jc w:val="both"/>
+        <w:rPr>
+          <w:rFonts w:ascii="Times New Roman" w:hAnsi="Times New Roman" w:cs="Times New Roman"/>
+          <w:bCs/>
+          <w:sz w:val="28"/>
+          <w:szCs w:val="28"/>
+        </w:rPr>
+      </w:pPr>
     </w:p>
     <w:p>
       <w:pPr>
@@ -31755,7 +34546,7 @@
           <w:bottom w:w="15" w:type="dxa"/>
           <w:right w:w="15" w:type="dxa"/>
         </w:tblCellMar>
-        <w:tblLook w:val="04A0" w:firstRow="1" w:lastRow="0" w:firstColumn="1" w:lastColumn="0" w:noHBand="0" w:noVBand="1"/>
+        <w:tblLook w:val="04A0"/>
       </w:tblPr>
       <w:tblGrid>
         <w:gridCol w:w="3870"/>
@@ -32747,7 +35538,7 @@
           <w:bottom w:w="15" w:type="dxa"/>
           <w:right w:w="15" w:type="dxa"/>
         </w:tblCellMar>
-        <w:tblLook w:val="04A0" w:firstRow="1" w:lastRow="0" w:firstColumn="1" w:lastColumn="0" w:noHBand="0" w:noVBand="1"/>
+        <w:tblLook w:val="04A0"/>
       </w:tblPr>
       <w:tblGrid>
         <w:gridCol w:w="2479"/>
@@ -32948,6 +35739,7 @@
                 <w:szCs w:val="28"/>
               </w:rPr>
             </w:pPr>
+            <w:proofErr w:type="spellStart"/>
             <w:r>
               <w:rPr>
                 <w:rFonts w:ascii="Times New Roman" w:hAnsi="Times New Roman" w:cs="Times New Roman"/>
@@ -32956,6 +35748,7 @@
               </w:rPr>
               <w:t>Админ</w:t>
             </w:r>
+            <w:proofErr w:type="spellEnd"/>
           </w:p>
         </w:tc>
         <w:tc>
@@ -33867,7 +36660,27 @@
           <w:szCs w:val="28"/>
         </w:rPr>
         <w:lastRenderedPageBreak/>
-        <w:t>15. ОРГАНИЗАЦИЯ СБОРА ДАННЫХ ОБ ОШИБКАХ В ИС В ПРОЦЕССЕ ЭКСПЛУАТАЦИИ</w:t>
+        <w:t xml:space="preserve">15. ОРГАНИЗАЦИЯ СБОРА ДАННЫХ ОБ ОШИБКАХ </w:t>
+      </w:r>
+      <w:proofErr w:type="gramStart"/>
+      <w:r>
+        <w:rPr>
+          <w:rFonts w:ascii="Times New Roman" w:hAnsi="Times New Roman" w:cs="Times New Roman"/>
+          <w:bCs/>
+          <w:sz w:val="28"/>
+          <w:szCs w:val="28"/>
+        </w:rPr>
+        <w:t>В ИС</w:t>
+      </w:r>
+      <w:proofErr w:type="gramEnd"/>
+      <w:r>
+        <w:rPr>
+          <w:rFonts w:ascii="Times New Roman" w:hAnsi="Times New Roman" w:cs="Times New Roman"/>
+          <w:bCs/>
+          <w:sz w:val="28"/>
+          <w:szCs w:val="28"/>
+        </w:rPr>
+        <w:t xml:space="preserve"> В ПРОЦЕССЕ ЭКСПЛУАТАЦИИ</w:t>
       </w:r>
     </w:p>
     <w:p>
@@ -34278,7 +37091,25 @@
           <w:sz w:val="28"/>
           <w:szCs w:val="28"/>
         </w:rPr>
-        <w:t>Информация об ошибках может поступать из:</w:t>
+        <w:t xml:space="preserve">Информация об ошибках может поступать </w:t>
+      </w:r>
+      <w:proofErr w:type="gramStart"/>
+      <w:r>
+        <w:rPr>
+          <w:rFonts w:ascii="Times New Roman" w:hAnsi="Times New Roman" w:cs="Times New Roman"/>
+          <w:sz w:val="28"/>
+          <w:szCs w:val="28"/>
+        </w:rPr>
+        <w:t>из</w:t>
+      </w:r>
+      <w:proofErr w:type="gramEnd"/>
+      <w:r>
+        <w:rPr>
+          <w:rFonts w:ascii="Times New Roman" w:hAnsi="Times New Roman" w:cs="Times New Roman"/>
+          <w:sz w:val="28"/>
+          <w:szCs w:val="28"/>
+        </w:rPr>
+        <w:t>:</w:t>
       </w:r>
     </w:p>
     <w:p>
@@ -34550,7 +37381,47 @@
           <w:sz w:val="28"/>
           <w:szCs w:val="28"/>
         </w:rPr>
-        <w:t>Системы отслеживания ошибок (bug tracker)</w:t>
+        <w:t>Системы отслеживания ошибок (</w:t>
+      </w:r>
+      <w:proofErr w:type="spellStart"/>
+      <w:r>
+        <w:rPr>
+          <w:rFonts w:ascii="Times New Roman" w:hAnsi="Times New Roman" w:cs="Times New Roman"/>
+          <w:bCs/>
+          <w:sz w:val="28"/>
+          <w:szCs w:val="28"/>
+        </w:rPr>
+        <w:t>bug</w:t>
+      </w:r>
+      <w:proofErr w:type="spellEnd"/>
+      <w:r>
+        <w:rPr>
+          <w:rFonts w:ascii="Times New Roman" w:hAnsi="Times New Roman" w:cs="Times New Roman"/>
+          <w:bCs/>
+          <w:sz w:val="28"/>
+          <w:szCs w:val="28"/>
+        </w:rPr>
+        <w:t xml:space="preserve"> </w:t>
+      </w:r>
+      <w:proofErr w:type="spellStart"/>
+      <w:r>
+        <w:rPr>
+          <w:rFonts w:ascii="Times New Roman" w:hAnsi="Times New Roman" w:cs="Times New Roman"/>
+          <w:bCs/>
+          <w:sz w:val="28"/>
+          <w:szCs w:val="28"/>
+        </w:rPr>
+        <w:t>tracker</w:t>
+      </w:r>
+      <w:proofErr w:type="spellEnd"/>
+      <w:r>
+        <w:rPr>
+          <w:rFonts w:ascii="Times New Roman" w:hAnsi="Times New Roman" w:cs="Times New Roman"/>
+          <w:bCs/>
+          <w:sz w:val="28"/>
+          <w:szCs w:val="28"/>
+        </w:rPr>
+        <w:t>)</w:t>
       </w:r>
     </w:p>
     <w:p>
@@ -34808,43 +37679,28 @@
     </w:p>
     <w:tbl>
       <w:tblPr>
+        <w:tblStyle w:val="ab"/>
         <w:tblW w:w="0" w:type="auto"/>
-        <w:tblCellSpacing w:w="15" w:type="dxa"/>
-        <w:tblCellMar>
-          <w:top w:w="15" w:type="dxa"/>
-          <w:left w:w="15" w:type="dxa"/>
-          <w:bottom w:w="15" w:type="dxa"/>
-          <w:right w:w="15" w:type="dxa"/>
-        </w:tblCellMar>
-        <w:tblLook w:val="04A0" w:firstRow="1" w:lastRow="0" w:firstColumn="1" w:lastColumn="0" w:noHBand="0" w:noVBand="1"/>
+        <w:tblLook w:val="04A0"/>
       </w:tblPr>
       <w:tblGrid>
-        <w:gridCol w:w="927"/>
-        <w:gridCol w:w="1169"/>
-        <w:gridCol w:w="2105"/>
-        <w:gridCol w:w="1706"/>
-        <w:gridCol w:w="2037"/>
-        <w:gridCol w:w="1411"/>
+        <w:gridCol w:w="1419"/>
+        <w:gridCol w:w="1465"/>
+        <w:gridCol w:w="1847"/>
+        <w:gridCol w:w="1563"/>
+        <w:gridCol w:w="1770"/>
+        <w:gridCol w:w="1507"/>
       </w:tblGrid>
       <w:tr>
-        <w:trPr>
-          <w:tblHeader/>
-          <w:tblCellSpacing w:w="15" w:type="dxa"/>
-        </w:trPr>
         <w:tc>
           <w:tcPr>
-            <w:tcW w:w="0" w:type="auto"/>
-            <w:vAlign w:val="center"/>
-            <w:hideMark/>
+            <w:tcW w:w="1595" w:type="dxa"/>
           </w:tcPr>
           <w:p>
             <w:pPr>
-              <w:spacing w:after="0" w:line="360" w:lineRule="auto"/>
-              <w:ind w:firstLine="706"/>
-              <w:jc w:val="both"/>
-              <w:rPr>
-                <w:rFonts w:ascii="Times New Roman" w:hAnsi="Times New Roman" w:cs="Times New Roman"/>
-                <w:bCs/>
+              <w:jc w:val="center"/>
+              <w:rPr>
+                <w:rFonts w:ascii="Times New Roman" w:hAnsi="Times New Roman" w:cs="Times New Roman"/>
                 <w:sz w:val="28"/>
                 <w:szCs w:val="28"/>
               </w:rPr>
@@ -34852,7 +37708,6 @@
             <w:r>
               <w:rPr>
                 <w:rFonts w:ascii="Times New Roman" w:hAnsi="Times New Roman" w:cs="Times New Roman"/>
-                <w:bCs/>
                 <w:sz w:val="28"/>
                 <w:szCs w:val="28"/>
               </w:rPr>
@@ -34862,18 +37717,13 @@
         </w:tc>
         <w:tc>
           <w:tcPr>
-            <w:tcW w:w="0" w:type="auto"/>
-            <w:vAlign w:val="center"/>
-            <w:hideMark/>
+            <w:tcW w:w="1595" w:type="dxa"/>
           </w:tcPr>
           <w:p>
             <w:pPr>
-              <w:spacing w:after="0" w:line="360" w:lineRule="auto"/>
-              <w:ind w:firstLine="706"/>
-              <w:jc w:val="both"/>
-              <w:rPr>
-                <w:rFonts w:ascii="Times New Roman" w:hAnsi="Times New Roman" w:cs="Times New Roman"/>
-                <w:bCs/>
+              <w:jc w:val="center"/>
+              <w:rPr>
+                <w:rFonts w:ascii="Times New Roman" w:hAnsi="Times New Roman" w:cs="Times New Roman"/>
                 <w:sz w:val="28"/>
                 <w:szCs w:val="28"/>
               </w:rPr>
@@ -34881,7 +37731,6 @@
             <w:r>
               <w:rPr>
                 <w:rFonts w:ascii="Times New Roman" w:hAnsi="Times New Roman" w:cs="Times New Roman"/>
-                <w:bCs/>
                 <w:sz w:val="28"/>
                 <w:szCs w:val="28"/>
               </w:rPr>
@@ -34891,18 +37740,13 @@
         </w:tc>
         <w:tc>
           <w:tcPr>
-            <w:tcW w:w="0" w:type="auto"/>
-            <w:vAlign w:val="center"/>
-            <w:hideMark/>
+            <w:tcW w:w="1595" w:type="dxa"/>
           </w:tcPr>
           <w:p>
             <w:pPr>
-              <w:spacing w:after="0" w:line="360" w:lineRule="auto"/>
-              <w:ind w:firstLine="706"/>
-              <w:jc w:val="both"/>
-              <w:rPr>
-                <w:rFonts w:ascii="Times New Roman" w:hAnsi="Times New Roman" w:cs="Times New Roman"/>
-                <w:bCs/>
+              <w:jc w:val="center"/>
+              <w:rPr>
+                <w:rFonts w:ascii="Times New Roman" w:hAnsi="Times New Roman" w:cs="Times New Roman"/>
                 <w:sz w:val="28"/>
                 <w:szCs w:val="28"/>
               </w:rPr>
@@ -34910,7 +37754,6 @@
             <w:r>
               <w:rPr>
                 <w:rFonts w:ascii="Times New Roman" w:hAnsi="Times New Roman" w:cs="Times New Roman"/>
-                <w:bCs/>
                 <w:sz w:val="28"/>
                 <w:szCs w:val="28"/>
               </w:rPr>
@@ -34920,18 +37763,13 @@
         </w:tc>
         <w:tc>
           <w:tcPr>
-            <w:tcW w:w="0" w:type="auto"/>
-            <w:vAlign w:val="center"/>
-            <w:hideMark/>
+            <w:tcW w:w="1595" w:type="dxa"/>
           </w:tcPr>
           <w:p>
             <w:pPr>
-              <w:spacing w:after="0" w:line="360" w:lineRule="auto"/>
-              <w:ind w:firstLine="706"/>
-              <w:jc w:val="both"/>
-              <w:rPr>
-                <w:rFonts w:ascii="Times New Roman" w:hAnsi="Times New Roman" w:cs="Times New Roman"/>
-                <w:bCs/>
+              <w:jc w:val="center"/>
+              <w:rPr>
+                <w:rFonts w:ascii="Times New Roman" w:hAnsi="Times New Roman" w:cs="Times New Roman"/>
                 <w:sz w:val="28"/>
                 <w:szCs w:val="28"/>
               </w:rPr>
@@ -34939,7 +37777,6 @@
             <w:r>
               <w:rPr>
                 <w:rFonts w:ascii="Times New Roman" w:hAnsi="Times New Roman" w:cs="Times New Roman"/>
-                <w:bCs/>
                 <w:sz w:val="28"/>
                 <w:szCs w:val="28"/>
               </w:rPr>
@@ -34949,18 +37786,13 @@
         </w:tc>
         <w:tc>
           <w:tcPr>
-            <w:tcW w:w="0" w:type="auto"/>
-            <w:vAlign w:val="center"/>
-            <w:hideMark/>
+            <w:tcW w:w="1595" w:type="dxa"/>
           </w:tcPr>
           <w:p>
             <w:pPr>
-              <w:spacing w:after="0" w:line="360" w:lineRule="auto"/>
-              <w:ind w:firstLine="706"/>
-              <w:jc w:val="both"/>
-              <w:rPr>
-                <w:rFonts w:ascii="Times New Roman" w:hAnsi="Times New Roman" w:cs="Times New Roman"/>
-                <w:bCs/>
+              <w:jc w:val="center"/>
+              <w:rPr>
+                <w:rFonts w:ascii="Times New Roman" w:hAnsi="Times New Roman" w:cs="Times New Roman"/>
                 <w:sz w:val="28"/>
                 <w:szCs w:val="28"/>
               </w:rPr>
@@ -34968,7 +37800,6 @@
             <w:r>
               <w:rPr>
                 <w:rFonts w:ascii="Times New Roman" w:hAnsi="Times New Roman" w:cs="Times New Roman"/>
-                <w:bCs/>
                 <w:sz w:val="28"/>
                 <w:szCs w:val="28"/>
               </w:rPr>
@@ -34978,18 +37809,13 @@
         </w:tc>
         <w:tc>
           <w:tcPr>
-            <w:tcW w:w="0" w:type="auto"/>
-            <w:vAlign w:val="center"/>
-            <w:hideMark/>
+            <w:tcW w:w="1596" w:type="dxa"/>
           </w:tcPr>
           <w:p>
             <w:pPr>
-              <w:spacing w:after="0" w:line="360" w:lineRule="auto"/>
-              <w:ind w:firstLine="706"/>
-              <w:jc w:val="both"/>
-              <w:rPr>
-                <w:rFonts w:ascii="Times New Roman" w:hAnsi="Times New Roman" w:cs="Times New Roman"/>
-                <w:bCs/>
+              <w:jc w:val="center"/>
+              <w:rPr>
+                <w:rFonts w:ascii="Times New Roman" w:hAnsi="Times New Roman" w:cs="Times New Roman"/>
                 <w:sz w:val="28"/>
                 <w:szCs w:val="28"/>
               </w:rPr>
@@ -34997,7 +37823,6 @@
             <w:r>
               <w:rPr>
                 <w:rFonts w:ascii="Times New Roman" w:hAnsi="Times New Roman" w:cs="Times New Roman"/>
-                <w:bCs/>
                 <w:sz w:val="28"/>
                 <w:szCs w:val="28"/>
               </w:rPr>
@@ -35228,7 +38053,25 @@
           <w:sz w:val="28"/>
           <w:szCs w:val="28"/>
         </w:rPr>
-        <w:t>могут быть исправлены позже.</w:t>
+        <w:t xml:space="preserve">могут быть </w:t>
+      </w:r>
+      <w:proofErr w:type="gramStart"/>
+      <w:r>
+        <w:rPr>
+          <w:rFonts w:ascii="Times New Roman" w:hAnsi="Times New Roman" w:cs="Times New Roman"/>
+          <w:sz w:val="28"/>
+          <w:szCs w:val="28"/>
+        </w:rPr>
+        <w:t>исправлены</w:t>
+      </w:r>
+      <w:proofErr w:type="gramEnd"/>
+      <w:r>
+        <w:rPr>
+          <w:rFonts w:ascii="Times New Roman" w:hAnsi="Times New Roman" w:cs="Times New Roman"/>
+          <w:sz w:val="28"/>
+          <w:szCs w:val="28"/>
+        </w:rPr>
+        <w:t xml:space="preserve"> позже.</w:t>
       </w:r>
     </w:p>
     <w:p>
@@ -35281,15 +38124,15 @@
           <w:bottom w:w="15" w:type="dxa"/>
           <w:right w:w="15" w:type="dxa"/>
         </w:tblCellMar>
-        <w:tblLook w:val="04A0" w:firstRow="1" w:lastRow="0" w:firstColumn="1" w:lastColumn="0" w:noHBand="0" w:noVBand="1"/>
+        <w:tblLook w:val="04A0"/>
       </w:tblPr>
       <w:tblGrid>
         <w:gridCol w:w="298"/>
         <w:gridCol w:w="1290"/>
         <w:gridCol w:w="1661"/>
-        <w:gridCol w:w="3445"/>
+        <w:gridCol w:w="3481"/>
         <w:gridCol w:w="1584"/>
-        <w:gridCol w:w="1067"/>
+        <w:gridCol w:w="1071"/>
       </w:tblGrid>
       <w:tr>
         <w:trPr>
@@ -35319,7 +38162,6 @@
                 <w:sz w:val="28"/>
                 <w:szCs w:val="28"/>
               </w:rPr>
-              <w:lastRenderedPageBreak/>
               <w:t>№</w:t>
             </w:r>
           </w:p>
@@ -35488,6 +38330,7 @@
                 <w:sz w:val="28"/>
                 <w:szCs w:val="28"/>
               </w:rPr>
+              <w:lastRenderedPageBreak/>
               <w:t>1</w:t>
             </w:r>
           </w:p>
@@ -35829,7 +38672,27 @@
           <w:sz w:val="28"/>
           <w:szCs w:val="28"/>
         </w:rPr>
-        <w:t>10. Приоритизация ошибок</w:t>
+        <w:t xml:space="preserve">10. </w:t>
+      </w:r>
+      <w:proofErr w:type="spellStart"/>
+      <w:r>
+        <w:rPr>
+          <w:rFonts w:ascii="Times New Roman" w:hAnsi="Times New Roman" w:cs="Times New Roman"/>
+          <w:bCs/>
+          <w:sz w:val="28"/>
+          <w:szCs w:val="28"/>
+        </w:rPr>
+        <w:t>Приоритизация</w:t>
+      </w:r>
+      <w:proofErr w:type="spellEnd"/>
+      <w:r>
+        <w:rPr>
+          <w:rFonts w:ascii="Times New Roman" w:hAnsi="Times New Roman" w:cs="Times New Roman"/>
+          <w:bCs/>
+          <w:sz w:val="28"/>
+          <w:szCs w:val="28"/>
+        </w:rPr>
+        <w:t xml:space="preserve"> ошибок</w:t>
       </w:r>
     </w:p>
     <w:p>
@@ -36229,7 +39092,7 @@
     </w:p>
     <w:tbl>
       <w:tblPr>
-        <w:tblW w:w="0" w:type="auto"/>
+        <w:tblW w:w="9513" w:type="dxa"/>
         <w:tblBorders>
           <w:top w:val="single" w:sz="4" w:space="0" w:color="auto"/>
           <w:left w:val="single" w:sz="4" w:space="0" w:color="auto"/>
@@ -36244,13 +39107,13 @@
           <w:bottom w:w="15" w:type="dxa"/>
           <w:right w:w="15" w:type="dxa"/>
         </w:tblCellMar>
-        <w:tblLook w:val="04A0" w:firstRow="1" w:lastRow="0" w:firstColumn="1" w:lastColumn="0" w:noHBand="0" w:noVBand="1"/>
+        <w:tblLook w:val="04A0"/>
       </w:tblPr>
       <w:tblGrid>
         <w:gridCol w:w="1975"/>
         <w:gridCol w:w="2817"/>
-        <w:gridCol w:w="2638"/>
-        <w:gridCol w:w="1915"/>
+        <w:gridCol w:w="2678"/>
+        <w:gridCol w:w="2043"/>
       </w:tblGrid>
       <w:tr>
         <w:trPr>
@@ -36342,7 +39205,7 @@
         </w:tc>
         <w:tc>
           <w:tcPr>
-            <w:tcW w:w="0" w:type="auto"/>
+            <w:tcW w:w="2043" w:type="dxa"/>
             <w:vAlign w:val="center"/>
             <w:hideMark/>
           </w:tcPr>
@@ -36379,7 +39242,6 @@
           <w:p>
             <w:pPr>
               <w:spacing w:after="0" w:line="360" w:lineRule="auto"/>
-              <w:jc w:val="both"/>
               <w:rPr>
                 <w:rFonts w:ascii="Times New Roman" w:hAnsi="Times New Roman" w:cs="Times New Roman"/>
                 <w:sz w:val="28"/>
@@ -36405,7 +39267,6 @@
           <w:p>
             <w:pPr>
               <w:spacing w:after="0" w:line="360" w:lineRule="auto"/>
-              <w:jc w:val="both"/>
               <w:rPr>
                 <w:rFonts w:ascii="Times New Roman" w:hAnsi="Times New Roman" w:cs="Times New Roman"/>
                 <w:sz w:val="28"/>
@@ -36431,7 +39292,6 @@
           <w:p>
             <w:pPr>
               <w:spacing w:after="0" w:line="360" w:lineRule="auto"/>
-              <w:jc w:val="both"/>
               <w:rPr>
                 <w:rFonts w:ascii="Times New Roman" w:hAnsi="Times New Roman" w:cs="Times New Roman"/>
                 <w:sz w:val="28"/>
@@ -36450,14 +39310,13 @@
         </w:tc>
         <w:tc>
           <w:tcPr>
-            <w:tcW w:w="0" w:type="auto"/>
+            <w:tcW w:w="2043" w:type="dxa"/>
             <w:vAlign w:val="center"/>
             <w:hideMark/>
           </w:tcPr>
           <w:p>
             <w:pPr>
               <w:spacing w:after="0" w:line="360" w:lineRule="auto"/>
-              <w:jc w:val="both"/>
               <w:rPr>
                 <w:rFonts w:ascii="Times New Roman" w:hAnsi="Times New Roman" w:cs="Times New Roman"/>
                 <w:sz w:val="28"/>
@@ -36485,7 +39344,6 @@
           <w:p>
             <w:pPr>
               <w:spacing w:after="0" w:line="360" w:lineRule="auto"/>
-              <w:jc w:val="both"/>
               <w:rPr>
                 <w:rFonts w:ascii="Times New Roman" w:hAnsi="Times New Roman" w:cs="Times New Roman"/>
                 <w:sz w:val="28"/>
@@ -36511,7 +39369,6 @@
           <w:p>
             <w:pPr>
               <w:spacing w:after="0" w:line="360" w:lineRule="auto"/>
-              <w:jc w:val="both"/>
               <w:rPr>
                 <w:rFonts w:ascii="Times New Roman" w:hAnsi="Times New Roman" w:cs="Times New Roman"/>
                 <w:sz w:val="28"/>
@@ -36537,7 +39394,6 @@
           <w:p>
             <w:pPr>
               <w:spacing w:after="0" w:line="360" w:lineRule="auto"/>
-              <w:jc w:val="both"/>
               <w:rPr>
                 <w:rFonts w:ascii="Times New Roman" w:hAnsi="Times New Roman" w:cs="Times New Roman"/>
                 <w:sz w:val="28"/>
@@ -36556,14 +39412,13 @@
         </w:tc>
         <w:tc>
           <w:tcPr>
-            <w:tcW w:w="0" w:type="auto"/>
+            <w:tcW w:w="2043" w:type="dxa"/>
             <w:vAlign w:val="center"/>
             <w:hideMark/>
           </w:tcPr>
           <w:p>
             <w:pPr>
               <w:spacing w:after="0" w:line="360" w:lineRule="auto"/>
-              <w:jc w:val="both"/>
               <w:rPr>
                 <w:rFonts w:ascii="Times New Roman" w:hAnsi="Times New Roman" w:cs="Times New Roman"/>
                 <w:sz w:val="28"/>
@@ -36591,7 +39446,6 @@
           <w:p>
             <w:pPr>
               <w:spacing w:after="0" w:line="360" w:lineRule="auto"/>
-              <w:jc w:val="both"/>
               <w:rPr>
                 <w:rFonts w:ascii="Times New Roman" w:hAnsi="Times New Roman" w:cs="Times New Roman"/>
                 <w:sz w:val="28"/>
@@ -36617,7 +39471,6 @@
           <w:p>
             <w:pPr>
               <w:spacing w:after="0" w:line="360" w:lineRule="auto"/>
-              <w:jc w:val="both"/>
               <w:rPr>
                 <w:rFonts w:ascii="Times New Roman" w:hAnsi="Times New Roman" w:cs="Times New Roman"/>
                 <w:sz w:val="28"/>
@@ -36643,7 +39496,6 @@
           <w:p>
             <w:pPr>
               <w:spacing w:after="0" w:line="360" w:lineRule="auto"/>
-              <w:jc w:val="both"/>
               <w:rPr>
                 <w:rFonts w:ascii="Times New Roman" w:hAnsi="Times New Roman" w:cs="Times New Roman"/>
                 <w:sz w:val="28"/>
@@ -36662,14 +39514,13 @@
         </w:tc>
         <w:tc>
           <w:tcPr>
-            <w:tcW w:w="0" w:type="auto"/>
+            <w:tcW w:w="2043" w:type="dxa"/>
             <w:vAlign w:val="center"/>
             <w:hideMark/>
           </w:tcPr>
           <w:p>
             <w:pPr>
               <w:spacing w:after="0" w:line="360" w:lineRule="auto"/>
-              <w:jc w:val="both"/>
               <w:rPr>
                 <w:rFonts w:ascii="Times New Roman" w:hAnsi="Times New Roman" w:cs="Times New Roman"/>
                 <w:sz w:val="28"/>
@@ -36851,7 +39702,25 @@
           <w:sz w:val="28"/>
           <w:szCs w:val="28"/>
         </w:rPr>
-        <w:t>Корректное описание ошибок и их приоритизация обеспечивают эффективное устранение проблем и стабильную работу ИС.</w:t>
+        <w:t xml:space="preserve">Корректное описание ошибок и их </w:t>
+      </w:r>
+      <w:proofErr w:type="spellStart"/>
+      <w:r>
+        <w:rPr>
+          <w:rFonts w:ascii="Times New Roman" w:hAnsi="Times New Roman" w:cs="Times New Roman"/>
+          <w:sz w:val="28"/>
+          <w:szCs w:val="28"/>
+        </w:rPr>
+        <w:t>приоритизация</w:t>
+      </w:r>
+      <w:proofErr w:type="spellEnd"/>
+      <w:r>
+        <w:rPr>
+          <w:rFonts w:ascii="Times New Roman" w:hAnsi="Times New Roman" w:cs="Times New Roman"/>
+          <w:sz w:val="28"/>
+          <w:szCs w:val="28"/>
+        </w:rPr>
+        <w:t xml:space="preserve"> обеспечивают эффективное устранение проблем и стабильную работу ИС.</w:t>
       </w:r>
     </w:p>
     <w:p>
@@ -36972,13 +39841,23 @@
           <w:szCs w:val="28"/>
         </w:rPr>
       </w:pPr>
-      <w:r>
-        <w:rPr>
-          <w:rFonts w:ascii="Times New Roman" w:hAnsi="Times New Roman" w:cs="Times New Roman"/>
-          <w:sz w:val="28"/>
-          <w:szCs w:val="28"/>
-        </w:rPr>
-        <w:t>техническое — связано с исправлением сбоев, настройкой системы, инфраструктурой;</w:t>
+      <w:proofErr w:type="gramStart"/>
+      <w:r>
+        <w:rPr>
+          <w:rFonts w:ascii="Times New Roman" w:hAnsi="Times New Roman" w:cs="Times New Roman"/>
+          <w:sz w:val="28"/>
+          <w:szCs w:val="28"/>
+        </w:rPr>
+        <w:t>техническое</w:t>
+      </w:r>
+      <w:proofErr w:type="gramEnd"/>
+      <w:r>
+        <w:rPr>
+          <w:rFonts w:ascii="Times New Roman" w:hAnsi="Times New Roman" w:cs="Times New Roman"/>
+          <w:sz w:val="28"/>
+          <w:szCs w:val="28"/>
+        </w:rPr>
+        <w:t xml:space="preserve"> — связано с исправлением сбоев, настройкой системы, инфраструктурой;</w:t>
       </w:r>
     </w:p>
     <w:p>
@@ -36996,13 +39875,23 @@
           <w:szCs w:val="28"/>
         </w:rPr>
       </w:pPr>
-      <w:r>
-        <w:rPr>
-          <w:rFonts w:ascii="Times New Roman" w:hAnsi="Times New Roman" w:cs="Times New Roman"/>
-          <w:sz w:val="28"/>
-          <w:szCs w:val="28"/>
-        </w:rPr>
-        <w:t>функциональное — связано с доработкой функций и улучшением возможностей системы.</w:t>
+      <w:proofErr w:type="gramStart"/>
+      <w:r>
+        <w:rPr>
+          <w:rFonts w:ascii="Times New Roman" w:hAnsi="Times New Roman" w:cs="Times New Roman"/>
+          <w:sz w:val="28"/>
+          <w:szCs w:val="28"/>
+        </w:rPr>
+        <w:t>функциональное</w:t>
+      </w:r>
+      <w:proofErr w:type="gramEnd"/>
+      <w:r>
+        <w:rPr>
+          <w:rFonts w:ascii="Times New Roman" w:hAnsi="Times New Roman" w:cs="Times New Roman"/>
+          <w:sz w:val="28"/>
+          <w:szCs w:val="28"/>
+        </w:rPr>
+        <w:t xml:space="preserve"> — связано с доработкой функций и улучшением возможностей системы.</w:t>
       </w:r>
     </w:p>
     <w:p>
@@ -38156,13 +41045,23 @@
           <w:szCs w:val="28"/>
         </w:rPr>
       </w:pPr>
-      <w:r>
-        <w:rPr>
-          <w:rFonts w:ascii="Times New Roman" w:hAnsi="Times New Roman" w:cs="Times New Roman"/>
-          <w:sz w:val="28"/>
-          <w:szCs w:val="28"/>
-        </w:rPr>
-        <w:t>средние — в течение рабочего дня;</w:t>
+      <w:proofErr w:type="gramStart"/>
+      <w:r>
+        <w:rPr>
+          <w:rFonts w:ascii="Times New Roman" w:hAnsi="Times New Roman" w:cs="Times New Roman"/>
+          <w:sz w:val="28"/>
+          <w:szCs w:val="28"/>
+        </w:rPr>
+        <w:t>средние</w:t>
+      </w:r>
+      <w:proofErr w:type="gramEnd"/>
+      <w:r>
+        <w:rPr>
+          <w:rFonts w:ascii="Times New Roman" w:hAnsi="Times New Roman" w:cs="Times New Roman"/>
+          <w:sz w:val="28"/>
+          <w:szCs w:val="28"/>
+        </w:rPr>
+        <w:t xml:space="preserve"> — в течение рабочего дня;</w:t>
       </w:r>
     </w:p>
     <w:p>
@@ -38179,13 +41078,23 @@
           <w:szCs w:val="28"/>
         </w:rPr>
       </w:pPr>
-      <w:r>
-        <w:rPr>
-          <w:rFonts w:ascii="Times New Roman" w:hAnsi="Times New Roman" w:cs="Times New Roman"/>
-          <w:sz w:val="28"/>
-          <w:szCs w:val="28"/>
-        </w:rPr>
-        <w:t>незначительные — по плану.</w:t>
+      <w:proofErr w:type="gramStart"/>
+      <w:r>
+        <w:rPr>
+          <w:rFonts w:ascii="Times New Roman" w:hAnsi="Times New Roman" w:cs="Times New Roman"/>
+          <w:sz w:val="28"/>
+          <w:szCs w:val="28"/>
+        </w:rPr>
+        <w:t>незначительные</w:t>
+      </w:r>
+      <w:proofErr w:type="gramEnd"/>
+      <w:r>
+        <w:rPr>
+          <w:rFonts w:ascii="Times New Roman" w:hAnsi="Times New Roman" w:cs="Times New Roman"/>
+          <w:sz w:val="28"/>
+          <w:szCs w:val="28"/>
+        </w:rPr>
+        <w:t xml:space="preserve"> — по плану.</w:t>
       </w:r>
     </w:p>
     <w:p>
@@ -38340,7 +41249,7 @@
           <w:bottom w:w="15" w:type="dxa"/>
           <w:right w:w="15" w:type="dxa"/>
         </w:tblCellMar>
-        <w:tblLook w:val="04A0" w:firstRow="1" w:lastRow="0" w:firstColumn="1" w:lastColumn="0" w:noHBand="0" w:noVBand="1"/>
+        <w:tblLook w:val="04A0"/>
       </w:tblPr>
       <w:tblGrid>
         <w:gridCol w:w="891"/>
@@ -38861,7 +41770,43 @@
           <w:sz w:val="28"/>
           <w:szCs w:val="28"/>
         </w:rPr>
-        <w:t>внедрение системы учета заявок (bug tracker);</w:t>
+        <w:t>внедрение системы учета заявок (</w:t>
+      </w:r>
+      <w:proofErr w:type="spellStart"/>
+      <w:r>
+        <w:rPr>
+          <w:rFonts w:ascii="Times New Roman" w:hAnsi="Times New Roman" w:cs="Times New Roman"/>
+          <w:sz w:val="28"/>
+          <w:szCs w:val="28"/>
+        </w:rPr>
+        <w:t>bug</w:t>
+      </w:r>
+      <w:proofErr w:type="spellEnd"/>
+      <w:r>
+        <w:rPr>
+          <w:rFonts w:ascii="Times New Roman" w:hAnsi="Times New Roman" w:cs="Times New Roman"/>
+          <w:sz w:val="28"/>
+          <w:szCs w:val="28"/>
+        </w:rPr>
+        <w:t xml:space="preserve"> </w:t>
+      </w:r>
+      <w:proofErr w:type="spellStart"/>
+      <w:r>
+        <w:rPr>
+          <w:rFonts w:ascii="Times New Roman" w:hAnsi="Times New Roman" w:cs="Times New Roman"/>
+          <w:sz w:val="28"/>
+          <w:szCs w:val="28"/>
+        </w:rPr>
+        <w:t>tracker</w:t>
+      </w:r>
+      <w:proofErr w:type="spellEnd"/>
+      <w:r>
+        <w:rPr>
+          <w:rFonts w:ascii="Times New Roman" w:hAnsi="Times New Roman" w:cs="Times New Roman"/>
+          <w:sz w:val="28"/>
+          <w:szCs w:val="28"/>
+        </w:rPr>
+        <w:t>);</w:t>
       </w:r>
     </w:p>
     <w:p>
@@ -39163,7 +42108,7 @@
 </file>
 
 <file path=word/endnotes.xml><?xml version="1.0" encoding="utf-8"?>
-<w:endnotes xmlns:wpc="http://schemas.microsoft.com/office/word/2010/wordprocessingCanvas" xmlns:mc="http://schemas.openxmlformats.org/markup-compatibility/2006" xmlns:o="urn:schemas-microsoft-com:office:office" xmlns:r="http://schemas.openxmlformats.org/officeDocument/2006/relationships" xmlns:m="http://schemas.openxmlformats.org/officeDocument/2006/math" xmlns:v="urn:schemas-microsoft-com:vml" xmlns:wp14="http://schemas.microsoft.com/office/word/2010/wordprocessingDrawing" xmlns:wp="http://schemas.openxmlformats.org/drawingml/2006/wordprocessingDrawing" xmlns:w10="urn:schemas-microsoft-com:office:word" xmlns:w="http://schemas.openxmlformats.org/wordprocessingml/2006/main" xmlns:w14="http://schemas.microsoft.com/office/word/2010/wordml" xmlns:w15="http://schemas.microsoft.com/office/word/2012/wordml" xmlns:wpg="http://schemas.microsoft.com/office/word/2010/wordprocessingGroup" xmlns:wpi="http://schemas.microsoft.com/office/word/2010/wordprocessingInk" xmlns:wne="http://schemas.microsoft.com/office/word/2006/wordml" xmlns:wps="http://schemas.microsoft.com/office/word/2010/wordprocessingShape" mc:Ignorable="w14 w15 wp14">
+<w:endnotes xmlns:ve="http://schemas.openxmlformats.org/markup-compatibility/2006" xmlns:o="urn:schemas-microsoft-com:office:office" xmlns:r="http://schemas.openxmlformats.org/officeDocument/2006/relationships" xmlns:m="http://schemas.openxmlformats.org/officeDocument/2006/math" xmlns:v="urn:schemas-microsoft-com:vml" xmlns:wp="http://schemas.openxmlformats.org/drawingml/2006/wordprocessingDrawing" xmlns:w10="urn:schemas-microsoft-com:office:word" xmlns:w="http://schemas.openxmlformats.org/wordprocessingml/2006/main" xmlns:wne="http://schemas.microsoft.com/office/word/2006/wordml">
   <w:endnote w:type="separator" w:id="-1">
     <w:p>
       <w:pPr>
@@ -39188,7 +42133,7 @@
 </file>
 
 <file path=word/footer1.xml><?xml version="1.0" encoding="utf-8"?>
-<w:ftr xmlns:wpc="http://schemas.microsoft.com/office/word/2010/wordprocessingCanvas" xmlns:mc="http://schemas.openxmlformats.org/markup-compatibility/2006" xmlns:o="urn:schemas-microsoft-com:office:office" xmlns:r="http://schemas.openxmlformats.org/officeDocument/2006/relationships" xmlns:m="http://schemas.openxmlformats.org/officeDocument/2006/math" xmlns:v="urn:schemas-microsoft-com:vml" xmlns:wp14="http://schemas.microsoft.com/office/word/2010/wordprocessingDrawing" xmlns:wp="http://schemas.openxmlformats.org/drawingml/2006/wordprocessingDrawing" xmlns:w10="urn:schemas-microsoft-com:office:word" xmlns:w="http://schemas.openxmlformats.org/wordprocessingml/2006/main" xmlns:w14="http://schemas.microsoft.com/office/word/2010/wordml" xmlns:w15="http://schemas.microsoft.com/office/word/2012/wordml" xmlns:wpg="http://schemas.microsoft.com/office/word/2010/wordprocessingGroup" xmlns:wpi="http://schemas.microsoft.com/office/word/2010/wordprocessingInk" xmlns:wne="http://schemas.microsoft.com/office/word/2006/wordml" xmlns:wps="http://schemas.microsoft.com/office/word/2010/wordprocessingShape" mc:Ignorable="w14 w15 wp14">
+<w:ftr xmlns:ve="http://schemas.openxmlformats.org/markup-compatibility/2006" xmlns:o="urn:schemas-microsoft-com:office:office" xmlns:r="http://schemas.openxmlformats.org/officeDocument/2006/relationships" xmlns:m="http://schemas.openxmlformats.org/officeDocument/2006/math" xmlns:v="urn:schemas-microsoft-com:vml" xmlns:wp="http://schemas.openxmlformats.org/drawingml/2006/wordprocessingDrawing" xmlns:w10="urn:schemas-microsoft-com:office:word" xmlns:w="http://schemas.openxmlformats.org/wordprocessingml/2006/main" xmlns:wne="http://schemas.microsoft.com/office/word/2006/wordml">
   <w:sdt>
     <w:sdtPr>
       <w:id w:val="1949882750"/>
@@ -39203,24 +42148,14 @@
           <w:pStyle w:val="a6"/>
           <w:jc w:val="center"/>
         </w:pPr>
-        <w:r>
-          <w:fldChar w:fldCharType="begin"/>
-        </w:r>
-        <w:r>
-          <w:instrText>PAGE   \* MERGEFORMAT</w:instrText>
-        </w:r>
-        <w:r>
-          <w:fldChar w:fldCharType="separate"/>
-        </w:r>
-        <w:r>
-          <w:rPr>
-            <w:noProof/>
-          </w:rPr>
-          <w:t>68</w:t>
-        </w:r>
-        <w:r>
-          <w:fldChar w:fldCharType="end"/>
-        </w:r>
+        <w:fldSimple w:instr="PAGE   \* MERGEFORMAT">
+          <w:r>
+            <w:rPr>
+              <w:noProof/>
+            </w:rPr>
+            <w:t>70</w:t>
+          </w:r>
+        </w:fldSimple>
       </w:p>
     </w:sdtContent>
   </w:sdt>
@@ -39233,7 +42168,7 @@
 </file>
 
 <file path=word/footnotes.xml><?xml version="1.0" encoding="utf-8"?>
-<w:footnotes xmlns:wpc="http://schemas.microsoft.com/office/word/2010/wordprocessingCanvas" xmlns:mc="http://schemas.openxmlformats.org/markup-compatibility/2006" xmlns:o="urn:schemas-microsoft-com:office:office" xmlns:r="http://schemas.openxmlformats.org/officeDocument/2006/relationships" xmlns:m="http://schemas.openxmlformats.org/officeDocument/2006/math" xmlns:v="urn:schemas-microsoft-com:vml" xmlns:wp14="http://schemas.microsoft.com/office/word/2010/wordprocessingDrawing" xmlns:wp="http://schemas.openxmlformats.org/drawingml/2006/wordprocessingDrawing" xmlns:w10="urn:schemas-microsoft-com:office:word" xmlns:w="http://schemas.openxmlformats.org/wordprocessingml/2006/main" xmlns:w14="http://schemas.microsoft.com/office/word/2010/wordml" xmlns:w15="http://schemas.microsoft.com/office/word/2012/wordml" xmlns:wpg="http://schemas.microsoft.com/office/word/2010/wordprocessingGroup" xmlns:wpi="http://schemas.microsoft.com/office/word/2010/wordprocessingInk" xmlns:wne="http://schemas.microsoft.com/office/word/2006/wordml" xmlns:wps="http://schemas.microsoft.com/office/word/2010/wordprocessingShape" mc:Ignorable="w14 w15 wp14">
+<w:footnotes xmlns:ve="http://schemas.openxmlformats.org/markup-compatibility/2006" xmlns:o="urn:schemas-microsoft-com:office:office" xmlns:r="http://schemas.openxmlformats.org/officeDocument/2006/relationships" xmlns:m="http://schemas.openxmlformats.org/officeDocument/2006/math" xmlns:v="urn:schemas-microsoft-com:vml" xmlns:wp="http://schemas.openxmlformats.org/drawingml/2006/wordprocessingDrawing" xmlns:w10="urn:schemas-microsoft-com:office:word" xmlns:w="http://schemas.openxmlformats.org/wordprocessingml/2006/main" xmlns:wne="http://schemas.microsoft.com/office/word/2006/wordml">
   <w:footnote w:type="separator" w:id="-1">
     <w:p>
       <w:pPr>
@@ -39258,8 +42193,8 @@
 </file>
 
 <file path=word/numbering.xml><?xml version="1.0" encoding="utf-8"?>
-<w:numbering xmlns:wpc="http://schemas.microsoft.com/office/word/2010/wordprocessingCanvas" xmlns:mc="http://schemas.openxmlformats.org/markup-compatibility/2006" xmlns:o="urn:schemas-microsoft-com:office:office" xmlns:r="http://schemas.openxmlformats.org/officeDocument/2006/relationships" xmlns:m="http://schemas.openxmlformats.org/officeDocument/2006/math" xmlns:v="urn:schemas-microsoft-com:vml" xmlns:wp14="http://schemas.microsoft.com/office/word/2010/wordprocessingDrawing" xmlns:wp="http://schemas.openxmlformats.org/drawingml/2006/wordprocessingDrawing" xmlns:w10="urn:schemas-microsoft-com:office:word" xmlns:w="http://schemas.openxmlformats.org/wordprocessingml/2006/main" xmlns:w14="http://schemas.microsoft.com/office/word/2010/wordml" xmlns:w15="http://schemas.microsoft.com/office/word/2012/wordml" xmlns:wpg="http://schemas.microsoft.com/office/word/2010/wordprocessingGroup" xmlns:wpi="http://schemas.microsoft.com/office/word/2010/wordprocessingInk" xmlns:wne="http://schemas.microsoft.com/office/word/2006/wordml" xmlns:wps="http://schemas.microsoft.com/office/word/2010/wordprocessingShape" mc:Ignorable="w14 w15 wp14">
-  <w:abstractNum w:abstractNumId="0" w15:restartNumberingAfterBreak="0">
+<w:numbering xmlns:ve="http://schemas.openxmlformats.org/markup-compatibility/2006" xmlns:o="urn:schemas-microsoft-com:office:office" xmlns:r="http://schemas.openxmlformats.org/officeDocument/2006/relationships" xmlns:m="http://schemas.openxmlformats.org/officeDocument/2006/math" xmlns:v="urn:schemas-microsoft-com:vml" xmlns:wp="http://schemas.openxmlformats.org/drawingml/2006/wordprocessingDrawing" xmlns:w10="urn:schemas-microsoft-com:office:word" xmlns:w="http://schemas.openxmlformats.org/wordprocessingml/2006/main" xmlns:wne="http://schemas.microsoft.com/office/word/2006/wordml">
+  <w:abstractNum w:abstractNumId="0">
     <w:nsid w:val="00235BC5"/>
     <w:multiLevelType w:val="multilevel"/>
     <w:tmpl w:val="B8203410"/>
@@ -39408,7 +42343,7 @@
       </w:rPr>
     </w:lvl>
   </w:abstractNum>
-  <w:abstractNum w:abstractNumId="1" w15:restartNumberingAfterBreak="0">
+  <w:abstractNum w:abstractNumId="1">
     <w:nsid w:val="003777F1"/>
     <w:multiLevelType w:val="multilevel"/>
     <w:tmpl w:val="4D2E6352"/>
@@ -39557,7 +42492,7 @@
       </w:rPr>
     </w:lvl>
   </w:abstractNum>
-  <w:abstractNum w:abstractNumId="2" w15:restartNumberingAfterBreak="0">
+  <w:abstractNum w:abstractNumId="2">
     <w:nsid w:val="00590586"/>
     <w:multiLevelType w:val="multilevel"/>
     <w:tmpl w:val="0B9EE776"/>
@@ -39706,7 +42641,7 @@
       </w:rPr>
     </w:lvl>
   </w:abstractNum>
-  <w:abstractNum w:abstractNumId="3" w15:restartNumberingAfterBreak="0">
+  <w:abstractNum w:abstractNumId="3">
     <w:nsid w:val="018461B5"/>
     <w:multiLevelType w:val="multilevel"/>
     <w:tmpl w:val="5D4ECFD2"/>
@@ -39819,7 +42754,7 @@
       </w:pPr>
     </w:lvl>
   </w:abstractNum>
-  <w:abstractNum w:abstractNumId="4" w15:restartNumberingAfterBreak="0">
+  <w:abstractNum w:abstractNumId="4">
     <w:nsid w:val="01FA7C01"/>
     <w:multiLevelType w:val="multilevel"/>
     <w:tmpl w:val="AE48A428"/>
@@ -39968,7 +42903,7 @@
       </w:rPr>
     </w:lvl>
   </w:abstractNum>
-  <w:abstractNum w:abstractNumId="5" w15:restartNumberingAfterBreak="0">
+  <w:abstractNum w:abstractNumId="5">
     <w:nsid w:val="021475A3"/>
     <w:multiLevelType w:val="multilevel"/>
     <w:tmpl w:val="AE48A428"/>
@@ -40117,7 +43052,7 @@
       </w:rPr>
     </w:lvl>
   </w:abstractNum>
-  <w:abstractNum w:abstractNumId="6" w15:restartNumberingAfterBreak="0">
+  <w:abstractNum w:abstractNumId="6">
     <w:nsid w:val="02826F7F"/>
     <w:multiLevelType w:val="multilevel"/>
     <w:tmpl w:val="6DCEE176"/>
@@ -40266,7 +43201,7 @@
       </w:rPr>
     </w:lvl>
   </w:abstractNum>
-  <w:abstractNum w:abstractNumId="7" w15:restartNumberingAfterBreak="0">
+  <w:abstractNum w:abstractNumId="7">
     <w:nsid w:val="02C575E6"/>
     <w:multiLevelType w:val="multilevel"/>
     <w:tmpl w:val="8D60423C"/>
@@ -40415,7 +43350,7 @@
       </w:rPr>
     </w:lvl>
   </w:abstractNum>
-  <w:abstractNum w:abstractNumId="8" w15:restartNumberingAfterBreak="0">
+  <w:abstractNum w:abstractNumId="8">
     <w:nsid w:val="033B0E6E"/>
     <w:multiLevelType w:val="multilevel"/>
     <w:tmpl w:val="9EC20C20"/>
@@ -40528,7 +43463,7 @@
       </w:pPr>
     </w:lvl>
   </w:abstractNum>
-  <w:abstractNum w:abstractNumId="9" w15:restartNumberingAfterBreak="0">
+  <w:abstractNum w:abstractNumId="9">
     <w:nsid w:val="0357525F"/>
     <w:multiLevelType w:val="multilevel"/>
     <w:tmpl w:val="80548BC6"/>
@@ -40677,7 +43612,7 @@
       </w:rPr>
     </w:lvl>
   </w:abstractNum>
-  <w:abstractNum w:abstractNumId="10" w15:restartNumberingAfterBreak="0">
+  <w:abstractNum w:abstractNumId="10">
     <w:nsid w:val="044F7395"/>
     <w:multiLevelType w:val="multilevel"/>
     <w:tmpl w:val="0BD080EE"/>
@@ -40790,7 +43725,7 @@
       </w:pPr>
     </w:lvl>
   </w:abstractNum>
-  <w:abstractNum w:abstractNumId="11" w15:restartNumberingAfterBreak="0">
+  <w:abstractNum w:abstractNumId="11">
     <w:nsid w:val="04A14220"/>
     <w:multiLevelType w:val="multilevel"/>
     <w:tmpl w:val="0CA2F7AE"/>
@@ -40939,7 +43874,7 @@
       </w:rPr>
     </w:lvl>
   </w:abstractNum>
-  <w:abstractNum w:abstractNumId="12" w15:restartNumberingAfterBreak="0">
+  <w:abstractNum w:abstractNumId="12">
     <w:nsid w:val="05721A45"/>
     <w:multiLevelType w:val="multilevel"/>
     <w:tmpl w:val="AE48A428"/>
@@ -41088,7 +44023,7 @@
       </w:rPr>
     </w:lvl>
   </w:abstractNum>
-  <w:abstractNum w:abstractNumId="13" w15:restartNumberingAfterBreak="0">
+  <w:abstractNum w:abstractNumId="13">
     <w:nsid w:val="062F69C6"/>
     <w:multiLevelType w:val="multilevel"/>
     <w:tmpl w:val="5AAE2DA8"/>
@@ -41237,7 +44172,7 @@
       </w:rPr>
     </w:lvl>
   </w:abstractNum>
-  <w:abstractNum w:abstractNumId="14" w15:restartNumberingAfterBreak="0">
+  <w:abstractNum w:abstractNumId="14">
     <w:nsid w:val="09FF32E2"/>
     <w:multiLevelType w:val="multilevel"/>
     <w:tmpl w:val="7E2E1A18"/>
@@ -41386,7 +44321,7 @@
       </w:rPr>
     </w:lvl>
   </w:abstractNum>
-  <w:abstractNum w:abstractNumId="15" w15:restartNumberingAfterBreak="0">
+  <w:abstractNum w:abstractNumId="15">
     <w:nsid w:val="0A353397"/>
     <w:multiLevelType w:val="multilevel"/>
     <w:tmpl w:val="AE48A428"/>
@@ -41535,7 +44470,7 @@
       </w:rPr>
     </w:lvl>
   </w:abstractNum>
-  <w:abstractNum w:abstractNumId="16" w15:restartNumberingAfterBreak="0">
+  <w:abstractNum w:abstractNumId="16">
     <w:nsid w:val="0BBA1FC5"/>
     <w:multiLevelType w:val="multilevel"/>
     <w:tmpl w:val="000A007C"/>
@@ -41652,7 +44587,7 @@
       </w:pPr>
     </w:lvl>
   </w:abstractNum>
-  <w:abstractNum w:abstractNumId="17" w15:restartNumberingAfterBreak="0">
+  <w:abstractNum w:abstractNumId="17">
     <w:nsid w:val="0D5F156D"/>
     <w:multiLevelType w:val="multilevel"/>
     <w:tmpl w:val="6D62AB5A"/>
@@ -41801,7 +44736,7 @@
       </w:rPr>
     </w:lvl>
   </w:abstractNum>
-  <w:abstractNum w:abstractNumId="18" w15:restartNumberingAfterBreak="0">
+  <w:abstractNum w:abstractNumId="18">
     <w:nsid w:val="0D88423C"/>
     <w:multiLevelType w:val="multilevel"/>
     <w:tmpl w:val="F59C2270"/>
@@ -41950,7 +44885,7 @@
       </w:rPr>
     </w:lvl>
   </w:abstractNum>
-  <w:abstractNum w:abstractNumId="19" w15:restartNumberingAfterBreak="0">
+  <w:abstractNum w:abstractNumId="19">
     <w:nsid w:val="0DFC38BE"/>
     <w:multiLevelType w:val="multilevel"/>
     <w:tmpl w:val="AE48A428"/>
@@ -42099,7 +45034,7 @@
       </w:rPr>
     </w:lvl>
   </w:abstractNum>
-  <w:abstractNum w:abstractNumId="20" w15:restartNumberingAfterBreak="0">
+  <w:abstractNum w:abstractNumId="20">
     <w:nsid w:val="0EAE6263"/>
     <w:multiLevelType w:val="multilevel"/>
     <w:tmpl w:val="AE48A428"/>
@@ -42248,7 +45183,7 @@
       </w:rPr>
     </w:lvl>
   </w:abstractNum>
-  <w:abstractNum w:abstractNumId="21" w15:restartNumberingAfterBreak="0">
+  <w:abstractNum w:abstractNumId="21">
     <w:nsid w:val="0EC724AE"/>
     <w:multiLevelType w:val="multilevel"/>
     <w:tmpl w:val="AE48A428"/>
@@ -42397,7 +45332,7 @@
       </w:rPr>
     </w:lvl>
   </w:abstractNum>
-  <w:abstractNum w:abstractNumId="22" w15:restartNumberingAfterBreak="0">
+  <w:abstractNum w:abstractNumId="22">
     <w:nsid w:val="0FC36243"/>
     <w:multiLevelType w:val="multilevel"/>
     <w:tmpl w:val="C24C93CE"/>
@@ -42546,7 +45481,7 @@
       </w:rPr>
     </w:lvl>
   </w:abstractNum>
-  <w:abstractNum w:abstractNumId="23" w15:restartNumberingAfterBreak="0">
+  <w:abstractNum w:abstractNumId="23">
     <w:nsid w:val="0FE2016C"/>
     <w:multiLevelType w:val="multilevel"/>
     <w:tmpl w:val="8710D0EA"/>
@@ -42695,7 +45630,7 @@
       </w:rPr>
     </w:lvl>
   </w:abstractNum>
-  <w:abstractNum w:abstractNumId="24" w15:restartNumberingAfterBreak="0">
+  <w:abstractNum w:abstractNumId="24">
     <w:nsid w:val="120F01CD"/>
     <w:multiLevelType w:val="multilevel"/>
     <w:tmpl w:val="AE48A428"/>
@@ -42844,7 +45779,7 @@
       </w:rPr>
     </w:lvl>
   </w:abstractNum>
-  <w:abstractNum w:abstractNumId="25" w15:restartNumberingAfterBreak="0">
+  <w:abstractNum w:abstractNumId="25">
     <w:nsid w:val="12562E81"/>
     <w:multiLevelType w:val="multilevel"/>
     <w:tmpl w:val="9EBC06AA"/>
@@ -42993,7 +45928,7 @@
       </w:rPr>
     </w:lvl>
   </w:abstractNum>
-  <w:abstractNum w:abstractNumId="26" w15:restartNumberingAfterBreak="0">
+  <w:abstractNum w:abstractNumId="26">
     <w:nsid w:val="1257455D"/>
     <w:multiLevelType w:val="multilevel"/>
     <w:tmpl w:val="E474EB66"/>
@@ -43111,7 +46046,7 @@
       </w:pPr>
     </w:lvl>
   </w:abstractNum>
-  <w:abstractNum w:abstractNumId="27" w15:restartNumberingAfterBreak="0">
+  <w:abstractNum w:abstractNumId="27">
     <w:nsid w:val="12FF7ED7"/>
     <w:multiLevelType w:val="multilevel"/>
     <w:tmpl w:val="92E007DA"/>
@@ -43260,7 +46195,7 @@
       </w:rPr>
     </w:lvl>
   </w:abstractNum>
-  <w:abstractNum w:abstractNumId="28" w15:restartNumberingAfterBreak="0">
+  <w:abstractNum w:abstractNumId="28">
     <w:nsid w:val="13097DE2"/>
     <w:multiLevelType w:val="multilevel"/>
     <w:tmpl w:val="0548119E"/>
@@ -43409,7 +46344,7 @@
       </w:rPr>
     </w:lvl>
   </w:abstractNum>
-  <w:abstractNum w:abstractNumId="29" w15:restartNumberingAfterBreak="0">
+  <w:abstractNum w:abstractNumId="29">
     <w:nsid w:val="13CE0770"/>
     <w:multiLevelType w:val="multilevel"/>
     <w:tmpl w:val="AE48A428"/>
@@ -43558,7 +46493,7 @@
       </w:rPr>
     </w:lvl>
   </w:abstractNum>
-  <w:abstractNum w:abstractNumId="30" w15:restartNumberingAfterBreak="0">
+  <w:abstractNum w:abstractNumId="30">
     <w:nsid w:val="14D55D62"/>
     <w:multiLevelType w:val="multilevel"/>
     <w:tmpl w:val="648261E6"/>
@@ -43707,7 +46642,7 @@
       </w:rPr>
     </w:lvl>
   </w:abstractNum>
-  <w:abstractNum w:abstractNumId="31" w15:restartNumberingAfterBreak="0">
+  <w:abstractNum w:abstractNumId="31">
     <w:nsid w:val="17CE6E86"/>
     <w:multiLevelType w:val="multilevel"/>
     <w:tmpl w:val="D4A2D304"/>
@@ -43856,7 +46791,7 @@
       </w:rPr>
     </w:lvl>
   </w:abstractNum>
-  <w:abstractNum w:abstractNumId="32" w15:restartNumberingAfterBreak="0">
+  <w:abstractNum w:abstractNumId="32">
     <w:nsid w:val="19B61BF2"/>
     <w:multiLevelType w:val="multilevel"/>
     <w:tmpl w:val="44F60256"/>
@@ -44005,7 +46940,7 @@
       </w:rPr>
     </w:lvl>
   </w:abstractNum>
-  <w:abstractNum w:abstractNumId="33" w15:restartNumberingAfterBreak="0">
+  <w:abstractNum w:abstractNumId="33">
     <w:nsid w:val="1AEC07C7"/>
     <w:multiLevelType w:val="multilevel"/>
     <w:tmpl w:val="1DAA4D18"/>
@@ -44154,7 +47089,7 @@
       </w:rPr>
     </w:lvl>
   </w:abstractNum>
-  <w:abstractNum w:abstractNumId="34" w15:restartNumberingAfterBreak="0">
+  <w:abstractNum w:abstractNumId="34">
     <w:nsid w:val="1B8D2CAE"/>
     <w:multiLevelType w:val="multilevel"/>
     <w:tmpl w:val="98C08978"/>
@@ -44303,7 +47238,7 @@
       </w:rPr>
     </w:lvl>
   </w:abstractNum>
-  <w:abstractNum w:abstractNumId="35" w15:restartNumberingAfterBreak="0">
+  <w:abstractNum w:abstractNumId="35">
     <w:nsid w:val="1C8F464B"/>
     <w:multiLevelType w:val="hybridMultilevel"/>
     <w:tmpl w:val="D0BE8038"/>
@@ -44416,7 +47351,7 @@
       </w:rPr>
     </w:lvl>
   </w:abstractNum>
-  <w:abstractNum w:abstractNumId="36" w15:restartNumberingAfterBreak="0">
+  <w:abstractNum w:abstractNumId="36">
     <w:nsid w:val="1CC3132D"/>
     <w:multiLevelType w:val="multilevel"/>
     <w:tmpl w:val="A2C6258A"/>
@@ -44566,7 +47501,7 @@
       </w:rPr>
     </w:lvl>
   </w:abstractNum>
-  <w:abstractNum w:abstractNumId="37" w15:restartNumberingAfterBreak="0">
+  <w:abstractNum w:abstractNumId="37">
     <w:nsid w:val="1CF35AD3"/>
     <w:multiLevelType w:val="multilevel"/>
     <w:tmpl w:val="AE48A428"/>
@@ -44715,7 +47650,7 @@
       </w:rPr>
     </w:lvl>
   </w:abstractNum>
-  <w:abstractNum w:abstractNumId="38" w15:restartNumberingAfterBreak="0">
+  <w:abstractNum w:abstractNumId="38">
     <w:nsid w:val="1DB853EE"/>
     <w:multiLevelType w:val="multilevel"/>
     <w:tmpl w:val="514E803A"/>
@@ -44864,7 +47799,7 @@
       </w:rPr>
     </w:lvl>
   </w:abstractNum>
-  <w:abstractNum w:abstractNumId="39" w15:restartNumberingAfterBreak="0">
+  <w:abstractNum w:abstractNumId="39">
     <w:nsid w:val="1E333538"/>
     <w:multiLevelType w:val="multilevel"/>
     <w:tmpl w:val="AE48A428"/>
@@ -45013,7 +47948,7 @@
       </w:rPr>
     </w:lvl>
   </w:abstractNum>
-  <w:abstractNum w:abstractNumId="40" w15:restartNumberingAfterBreak="0">
+  <w:abstractNum w:abstractNumId="40">
     <w:nsid w:val="1F1D5E5F"/>
     <w:multiLevelType w:val="multilevel"/>
     <w:tmpl w:val="352C55A4"/>
@@ -45162,7 +48097,7 @@
       </w:rPr>
     </w:lvl>
   </w:abstractNum>
-  <w:abstractNum w:abstractNumId="41" w15:restartNumberingAfterBreak="0">
+  <w:abstractNum w:abstractNumId="41">
     <w:nsid w:val="20731FE2"/>
     <w:multiLevelType w:val="multilevel"/>
     <w:tmpl w:val="CB2E62F4"/>
@@ -45311,7 +48246,7 @@
       </w:rPr>
     </w:lvl>
   </w:abstractNum>
-  <w:abstractNum w:abstractNumId="42" w15:restartNumberingAfterBreak="0">
+  <w:abstractNum w:abstractNumId="42">
     <w:nsid w:val="223A480A"/>
     <w:multiLevelType w:val="multilevel"/>
     <w:tmpl w:val="EB8E45EA"/>
@@ -45460,7 +48395,7 @@
       </w:rPr>
     </w:lvl>
   </w:abstractNum>
-  <w:abstractNum w:abstractNumId="43" w15:restartNumberingAfterBreak="0">
+  <w:abstractNum w:abstractNumId="43">
     <w:nsid w:val="235065D9"/>
     <w:multiLevelType w:val="multilevel"/>
     <w:tmpl w:val="D4FA0E9C"/>
@@ -45609,7 +48544,7 @@
       </w:rPr>
     </w:lvl>
   </w:abstractNum>
-  <w:abstractNum w:abstractNumId="44" w15:restartNumberingAfterBreak="0">
+  <w:abstractNum w:abstractNumId="44">
     <w:nsid w:val="23AB03CC"/>
     <w:multiLevelType w:val="multilevel"/>
     <w:tmpl w:val="989C461A"/>
@@ -45758,7 +48693,7 @@
       </w:rPr>
     </w:lvl>
   </w:abstractNum>
-  <w:abstractNum w:abstractNumId="45" w15:restartNumberingAfterBreak="0">
+  <w:abstractNum w:abstractNumId="45">
     <w:nsid w:val="247B37BD"/>
     <w:multiLevelType w:val="multilevel"/>
     <w:tmpl w:val="11507AFE"/>
@@ -45907,7 +48842,7 @@
       </w:rPr>
     </w:lvl>
   </w:abstractNum>
-  <w:abstractNum w:abstractNumId="46" w15:restartNumberingAfterBreak="0">
+  <w:abstractNum w:abstractNumId="46">
     <w:nsid w:val="250976A2"/>
     <w:multiLevelType w:val="multilevel"/>
     <w:tmpl w:val="080625D4"/>
@@ -46056,7 +48991,7 @@
       </w:rPr>
     </w:lvl>
   </w:abstractNum>
-  <w:abstractNum w:abstractNumId="47" w15:restartNumberingAfterBreak="0">
+  <w:abstractNum w:abstractNumId="47">
     <w:nsid w:val="26A12B59"/>
     <w:multiLevelType w:val="multilevel"/>
     <w:tmpl w:val="67BC2F5A"/>
@@ -46205,7 +49140,7 @@
       </w:rPr>
     </w:lvl>
   </w:abstractNum>
-  <w:abstractNum w:abstractNumId="48" w15:restartNumberingAfterBreak="0">
+  <w:abstractNum w:abstractNumId="48">
     <w:nsid w:val="28463CA0"/>
     <w:multiLevelType w:val="multilevel"/>
     <w:tmpl w:val="1D2C83FC"/>
@@ -46318,7 +49253,7 @@
       </w:pPr>
     </w:lvl>
   </w:abstractNum>
-  <w:abstractNum w:abstractNumId="49" w15:restartNumberingAfterBreak="0">
+  <w:abstractNum w:abstractNumId="49">
     <w:nsid w:val="28895571"/>
     <w:multiLevelType w:val="multilevel"/>
     <w:tmpl w:val="AE48A428"/>
@@ -46467,7 +49402,7 @@
       </w:rPr>
     </w:lvl>
   </w:abstractNum>
-  <w:abstractNum w:abstractNumId="50" w15:restartNumberingAfterBreak="0">
+  <w:abstractNum w:abstractNumId="50">
     <w:nsid w:val="29671A0F"/>
     <w:multiLevelType w:val="multilevel"/>
     <w:tmpl w:val="AFE0BFD6"/>
@@ -46584,7 +49519,7 @@
       </w:pPr>
     </w:lvl>
   </w:abstractNum>
-  <w:abstractNum w:abstractNumId="51" w15:restartNumberingAfterBreak="0">
+  <w:abstractNum w:abstractNumId="51">
     <w:nsid w:val="29A02A18"/>
     <w:multiLevelType w:val="multilevel"/>
     <w:tmpl w:val="127A517A"/>
@@ -46733,7 +49668,7 @@
       </w:rPr>
     </w:lvl>
   </w:abstractNum>
-  <w:abstractNum w:abstractNumId="52" w15:restartNumberingAfterBreak="0">
+  <w:abstractNum w:abstractNumId="52">
     <w:nsid w:val="29E16128"/>
     <w:multiLevelType w:val="multilevel"/>
     <w:tmpl w:val="AE48A428"/>
@@ -46882,7 +49817,7 @@
       </w:rPr>
     </w:lvl>
   </w:abstractNum>
-  <w:abstractNum w:abstractNumId="53" w15:restartNumberingAfterBreak="0">
+  <w:abstractNum w:abstractNumId="53">
     <w:nsid w:val="2C85249F"/>
     <w:multiLevelType w:val="multilevel"/>
     <w:tmpl w:val="1EEA51F6"/>
@@ -47031,7 +49966,7 @@
       </w:rPr>
     </w:lvl>
   </w:abstractNum>
-  <w:abstractNum w:abstractNumId="54" w15:restartNumberingAfterBreak="0">
+  <w:abstractNum w:abstractNumId="54">
     <w:nsid w:val="2D387CAA"/>
     <w:multiLevelType w:val="multilevel"/>
     <w:tmpl w:val="E14A7A14"/>
@@ -47180,7 +50115,7 @@
       </w:rPr>
     </w:lvl>
   </w:abstractNum>
-  <w:abstractNum w:abstractNumId="55" w15:restartNumberingAfterBreak="0">
+  <w:abstractNum w:abstractNumId="55">
     <w:nsid w:val="2EB50345"/>
     <w:multiLevelType w:val="multilevel"/>
     <w:tmpl w:val="44F60256"/>
@@ -47329,7 +50264,7 @@
       </w:rPr>
     </w:lvl>
   </w:abstractNum>
-  <w:abstractNum w:abstractNumId="56" w15:restartNumberingAfterBreak="0">
+  <w:abstractNum w:abstractNumId="56">
     <w:nsid w:val="2EE967A6"/>
     <w:multiLevelType w:val="multilevel"/>
     <w:tmpl w:val="0CA2F7AE"/>
@@ -47478,7 +50413,7 @@
       </w:rPr>
     </w:lvl>
   </w:abstractNum>
-  <w:abstractNum w:abstractNumId="57" w15:restartNumberingAfterBreak="0">
+  <w:abstractNum w:abstractNumId="57">
     <w:nsid w:val="2F7A21FD"/>
     <w:multiLevelType w:val="hybridMultilevel"/>
     <w:tmpl w:val="4D087A34"/>
@@ -47564,7 +50499,7 @@
       </w:pPr>
     </w:lvl>
   </w:abstractNum>
-  <w:abstractNum w:abstractNumId="58" w15:restartNumberingAfterBreak="0">
+  <w:abstractNum w:abstractNumId="58">
     <w:nsid w:val="2F853D4A"/>
     <w:multiLevelType w:val="multilevel"/>
     <w:tmpl w:val="0E1EF644"/>
@@ -47713,7 +50648,7 @@
       </w:rPr>
     </w:lvl>
   </w:abstractNum>
-  <w:abstractNum w:abstractNumId="59" w15:restartNumberingAfterBreak="0">
+  <w:abstractNum w:abstractNumId="59">
     <w:nsid w:val="2FEC2D4B"/>
     <w:multiLevelType w:val="multilevel"/>
     <w:tmpl w:val="ACC2197A"/>
@@ -47826,7 +50761,7 @@
       </w:pPr>
     </w:lvl>
   </w:abstractNum>
-  <w:abstractNum w:abstractNumId="60" w15:restartNumberingAfterBreak="0">
+  <w:abstractNum w:abstractNumId="60">
     <w:nsid w:val="309C0DBF"/>
     <w:multiLevelType w:val="multilevel"/>
     <w:tmpl w:val="38B84594"/>
@@ -47975,7 +50910,7 @@
       </w:rPr>
     </w:lvl>
   </w:abstractNum>
-  <w:abstractNum w:abstractNumId="61" w15:restartNumberingAfterBreak="0">
+  <w:abstractNum w:abstractNumId="61">
     <w:nsid w:val="30F27FA8"/>
     <w:multiLevelType w:val="multilevel"/>
     <w:tmpl w:val="2C94AD84"/>
@@ -48124,7 +51059,7 @@
       </w:rPr>
     </w:lvl>
   </w:abstractNum>
-  <w:abstractNum w:abstractNumId="62" w15:restartNumberingAfterBreak="0">
+  <w:abstractNum w:abstractNumId="62">
     <w:nsid w:val="31B7781F"/>
     <w:multiLevelType w:val="multilevel"/>
     <w:tmpl w:val="AE48A428"/>
@@ -48273,7 +51208,7 @@
       </w:rPr>
     </w:lvl>
   </w:abstractNum>
-  <w:abstractNum w:abstractNumId="63" w15:restartNumberingAfterBreak="0">
+  <w:abstractNum w:abstractNumId="63">
     <w:nsid w:val="32384B01"/>
     <w:multiLevelType w:val="multilevel"/>
     <w:tmpl w:val="0548119E"/>
@@ -48422,7 +51357,7 @@
       </w:rPr>
     </w:lvl>
   </w:abstractNum>
-  <w:abstractNum w:abstractNumId="64" w15:restartNumberingAfterBreak="0">
+  <w:abstractNum w:abstractNumId="64">
     <w:nsid w:val="3242548A"/>
     <w:multiLevelType w:val="hybridMultilevel"/>
     <w:tmpl w:val="DCE27F0E"/>
@@ -48535,7 +51470,7 @@
       </w:rPr>
     </w:lvl>
   </w:abstractNum>
-  <w:abstractNum w:abstractNumId="65" w15:restartNumberingAfterBreak="0">
+  <w:abstractNum w:abstractNumId="65">
     <w:nsid w:val="37C54343"/>
     <w:multiLevelType w:val="multilevel"/>
     <w:tmpl w:val="AE48A428"/>
@@ -48684,7 +51619,7 @@
       </w:rPr>
     </w:lvl>
   </w:abstractNum>
-  <w:abstractNum w:abstractNumId="66" w15:restartNumberingAfterBreak="0">
+  <w:abstractNum w:abstractNumId="66">
     <w:nsid w:val="38015048"/>
     <w:multiLevelType w:val="multilevel"/>
     <w:tmpl w:val="5CB28EF6"/>
@@ -48833,7 +51768,7 @@
       </w:rPr>
     </w:lvl>
   </w:abstractNum>
-  <w:abstractNum w:abstractNumId="67" w15:restartNumberingAfterBreak="0">
+  <w:abstractNum w:abstractNumId="67">
     <w:nsid w:val="39302862"/>
     <w:multiLevelType w:val="multilevel"/>
     <w:tmpl w:val="AE48A428"/>
@@ -48982,7 +51917,7 @@
       </w:rPr>
     </w:lvl>
   </w:abstractNum>
-  <w:abstractNum w:abstractNumId="68" w15:restartNumberingAfterBreak="0">
+  <w:abstractNum w:abstractNumId="68">
     <w:nsid w:val="3A951DCF"/>
     <w:multiLevelType w:val="multilevel"/>
     <w:tmpl w:val="AE48A428"/>
@@ -49131,7 +52066,7 @@
       </w:rPr>
     </w:lvl>
   </w:abstractNum>
-  <w:abstractNum w:abstractNumId="69" w15:restartNumberingAfterBreak="0">
+  <w:abstractNum w:abstractNumId="69">
     <w:nsid w:val="3C8E5E24"/>
     <w:multiLevelType w:val="multilevel"/>
     <w:tmpl w:val="8CA86C04"/>
@@ -49244,14 +52179,14 @@
       </w:pPr>
     </w:lvl>
   </w:abstractNum>
-  <w:abstractNum w:abstractNumId="70" w15:restartNumberingAfterBreak="0">
+  <w:abstractNum w:abstractNumId="70">
     <w:nsid w:val="3E521D62"/>
     <w:multiLevelType w:val="multilevel"/>
-    <w:tmpl w:val="01F45728"/>
+    <w:tmpl w:val="59D81628"/>
     <w:lvl w:ilvl="0">
       <w:start w:val="1"/>
-      <w:numFmt w:val="bullet"/>
-      <w:lvlText w:val=""/>
+      <w:numFmt w:val="decimal"/>
+      <w:lvlText w:val="%1)"/>
       <w:lvlJc w:val="left"/>
       <w:pPr>
         <w:tabs>
@@ -49260,8 +52195,8 @@
         <w:ind w:left="720" w:hanging="360"/>
       </w:pPr>
       <w:rPr>
-        <w:rFonts w:ascii="Symbol" w:hAnsi="Symbol" w:hint="default"/>
-        <w:sz w:val="20"/>
+        <w:rFonts w:hint="default"/>
+        <w:sz w:val="28"/>
       </w:rPr>
     </w:lvl>
     <w:lvl w:ilvl="1">
@@ -49393,7 +52328,7 @@
       </w:rPr>
     </w:lvl>
   </w:abstractNum>
-  <w:abstractNum w:abstractNumId="71" w15:restartNumberingAfterBreak="0">
+  <w:abstractNum w:abstractNumId="71">
     <w:nsid w:val="42417CB8"/>
     <w:multiLevelType w:val="hybridMultilevel"/>
     <w:tmpl w:val="8560191A"/>
@@ -49484,7 +52419,7 @@
       </w:pPr>
     </w:lvl>
   </w:abstractNum>
-  <w:abstractNum w:abstractNumId="72" w15:restartNumberingAfterBreak="0">
+  <w:abstractNum w:abstractNumId="72">
     <w:nsid w:val="429B06DC"/>
     <w:multiLevelType w:val="hybridMultilevel"/>
     <w:tmpl w:val="BC0C9CEE"/>
@@ -49575,7 +52510,7 @@
       </w:pPr>
     </w:lvl>
   </w:abstractNum>
-  <w:abstractNum w:abstractNumId="73" w15:restartNumberingAfterBreak="0">
+  <w:abstractNum w:abstractNumId="73">
     <w:nsid w:val="473171A8"/>
     <w:multiLevelType w:val="multilevel"/>
     <w:tmpl w:val="214A8610"/>
@@ -49724,7 +52659,7 @@
       </w:rPr>
     </w:lvl>
   </w:abstractNum>
-  <w:abstractNum w:abstractNumId="74" w15:restartNumberingAfterBreak="0">
+  <w:abstractNum w:abstractNumId="74">
     <w:nsid w:val="47D442F5"/>
     <w:multiLevelType w:val="multilevel"/>
     <w:tmpl w:val="AE48A428"/>
@@ -49873,7 +52808,7 @@
       </w:rPr>
     </w:lvl>
   </w:abstractNum>
-  <w:abstractNum w:abstractNumId="75" w15:restartNumberingAfterBreak="0">
+  <w:abstractNum w:abstractNumId="75">
     <w:nsid w:val="48B453B4"/>
     <w:multiLevelType w:val="multilevel"/>
     <w:tmpl w:val="0CA2F7AE"/>
@@ -50022,7 +52957,7 @@
       </w:rPr>
     </w:lvl>
   </w:abstractNum>
-  <w:abstractNum w:abstractNumId="76" w15:restartNumberingAfterBreak="0">
+  <w:abstractNum w:abstractNumId="76">
     <w:nsid w:val="4911676E"/>
     <w:multiLevelType w:val="multilevel"/>
     <w:tmpl w:val="88140390"/>
@@ -50135,7 +53070,7 @@
       </w:pPr>
     </w:lvl>
   </w:abstractNum>
-  <w:abstractNum w:abstractNumId="77" w15:restartNumberingAfterBreak="0">
+  <w:abstractNum w:abstractNumId="77">
     <w:nsid w:val="49730EA1"/>
     <w:multiLevelType w:val="multilevel"/>
     <w:tmpl w:val="AE48A428"/>
@@ -50284,7 +53219,7 @@
       </w:rPr>
     </w:lvl>
   </w:abstractNum>
-  <w:abstractNum w:abstractNumId="78" w15:restartNumberingAfterBreak="0">
+  <w:abstractNum w:abstractNumId="78">
     <w:nsid w:val="4A5D1DC2"/>
     <w:multiLevelType w:val="multilevel"/>
     <w:tmpl w:val="8512A96E"/>
@@ -50433,7 +53368,93 @@
       </w:rPr>
     </w:lvl>
   </w:abstractNum>
-  <w:abstractNum w:abstractNumId="79" w15:restartNumberingAfterBreak="0">
+  <w:abstractNum w:abstractNumId="79">
+    <w:nsid w:val="4C11663F"/>
+    <w:multiLevelType w:val="hybridMultilevel"/>
+    <w:tmpl w:val="87CE4A44"/>
+    <w:lvl w:ilvl="0" w:tplc="04190011">
+      <w:start w:val="1"/>
+      <w:numFmt w:val="decimal"/>
+      <w:lvlText w:val="%1)"/>
+      <w:lvlJc w:val="left"/>
+      <w:pPr>
+        <w:ind w:left="928" w:hanging="360"/>
+      </w:pPr>
+    </w:lvl>
+    <w:lvl w:ilvl="1" w:tplc="04190019" w:tentative="1">
+      <w:start w:val="1"/>
+      <w:numFmt w:val="lowerLetter"/>
+      <w:lvlText w:val="%2."/>
+      <w:lvlJc w:val="left"/>
+      <w:pPr>
+        <w:ind w:left="1648" w:hanging="360"/>
+      </w:pPr>
+    </w:lvl>
+    <w:lvl w:ilvl="2" w:tplc="0419001B" w:tentative="1">
+      <w:start w:val="1"/>
+      <w:numFmt w:val="lowerRoman"/>
+      <w:lvlText w:val="%3."/>
+      <w:lvlJc w:val="right"/>
+      <w:pPr>
+        <w:ind w:left="2368" w:hanging="180"/>
+      </w:pPr>
+    </w:lvl>
+    <w:lvl w:ilvl="3" w:tplc="0419000F" w:tentative="1">
+      <w:start w:val="1"/>
+      <w:numFmt w:val="decimal"/>
+      <w:lvlText w:val="%4."/>
+      <w:lvlJc w:val="left"/>
+      <w:pPr>
+        <w:ind w:left="3088" w:hanging="360"/>
+      </w:pPr>
+    </w:lvl>
+    <w:lvl w:ilvl="4" w:tplc="04190019" w:tentative="1">
+      <w:start w:val="1"/>
+      <w:numFmt w:val="lowerLetter"/>
+      <w:lvlText w:val="%5."/>
+      <w:lvlJc w:val="left"/>
+      <w:pPr>
+        <w:ind w:left="3808" w:hanging="360"/>
+      </w:pPr>
+    </w:lvl>
+    <w:lvl w:ilvl="5" w:tplc="0419001B" w:tentative="1">
+      <w:start w:val="1"/>
+      <w:numFmt w:val="lowerRoman"/>
+      <w:lvlText w:val="%6."/>
+      <w:lvlJc w:val="right"/>
+      <w:pPr>
+        <w:ind w:left="4528" w:hanging="180"/>
+      </w:pPr>
+    </w:lvl>
+    <w:lvl w:ilvl="6" w:tplc="0419000F" w:tentative="1">
+      <w:start w:val="1"/>
+      <w:numFmt w:val="decimal"/>
+      <w:lvlText w:val="%7."/>
+      <w:lvlJc w:val="left"/>
+      <w:pPr>
+        <w:ind w:left="5248" w:hanging="360"/>
+      </w:pPr>
+    </w:lvl>
+    <w:lvl w:ilvl="7" w:tplc="04190019" w:tentative="1">
+      <w:start w:val="1"/>
+      <w:numFmt w:val="lowerLetter"/>
+      <w:lvlText w:val="%8."/>
+      <w:lvlJc w:val="left"/>
+      <w:pPr>
+        <w:ind w:left="5968" w:hanging="360"/>
+      </w:pPr>
+    </w:lvl>
+    <w:lvl w:ilvl="8" w:tplc="0419001B" w:tentative="1">
+      <w:start w:val="1"/>
+      <w:numFmt w:val="lowerRoman"/>
+      <w:lvlText w:val="%9."/>
+      <w:lvlJc w:val="right"/>
+      <w:pPr>
+        <w:ind w:left="6688" w:hanging="180"/>
+      </w:pPr>
+    </w:lvl>
+  </w:abstractNum>
+  <w:abstractNum w:abstractNumId="80">
     <w:nsid w:val="4C1F07A0"/>
     <w:multiLevelType w:val="multilevel"/>
     <w:tmpl w:val="162885A6"/>
@@ -50582,7 +53603,7 @@
       </w:rPr>
     </w:lvl>
   </w:abstractNum>
-  <w:abstractNum w:abstractNumId="80" w15:restartNumberingAfterBreak="0">
+  <w:abstractNum w:abstractNumId="81">
     <w:nsid w:val="4C3D0D29"/>
     <w:multiLevelType w:val="multilevel"/>
     <w:tmpl w:val="AE48A428"/>
@@ -50731,7 +53752,7 @@
       </w:rPr>
     </w:lvl>
   </w:abstractNum>
-  <w:abstractNum w:abstractNumId="81" w15:restartNumberingAfterBreak="0">
+  <w:abstractNum w:abstractNumId="82">
     <w:nsid w:val="4C5A6146"/>
     <w:multiLevelType w:val="multilevel"/>
     <w:tmpl w:val="F670F192"/>
@@ -50844,7 +53865,7 @@
       </w:pPr>
     </w:lvl>
   </w:abstractNum>
-  <w:abstractNum w:abstractNumId="82" w15:restartNumberingAfterBreak="0">
+  <w:abstractNum w:abstractNumId="83">
     <w:nsid w:val="4CA645EC"/>
     <w:multiLevelType w:val="multilevel"/>
     <w:tmpl w:val="0548119E"/>
@@ -50993,7 +54014,7 @@
       </w:rPr>
     </w:lvl>
   </w:abstractNum>
-  <w:abstractNum w:abstractNumId="83" w15:restartNumberingAfterBreak="0">
+  <w:abstractNum w:abstractNumId="84">
     <w:nsid w:val="4D6565B9"/>
     <w:multiLevelType w:val="hybridMultilevel"/>
     <w:tmpl w:val="57B4ED74"/>
@@ -51106,7 +54127,7 @@
       </w:rPr>
     </w:lvl>
   </w:abstractNum>
-  <w:abstractNum w:abstractNumId="84" w15:restartNumberingAfterBreak="0">
+  <w:abstractNum w:abstractNumId="85">
     <w:nsid w:val="4FE72102"/>
     <w:multiLevelType w:val="multilevel"/>
     <w:tmpl w:val="F3908C6A"/>
@@ -51255,7 +54276,7 @@
       </w:rPr>
     </w:lvl>
   </w:abstractNum>
-  <w:abstractNum w:abstractNumId="85" w15:restartNumberingAfterBreak="0">
+  <w:abstractNum w:abstractNumId="86">
     <w:nsid w:val="518D5DC8"/>
     <w:multiLevelType w:val="multilevel"/>
     <w:tmpl w:val="AE48A428"/>
@@ -51404,7 +54425,7 @@
       </w:rPr>
     </w:lvl>
   </w:abstractNum>
-  <w:abstractNum w:abstractNumId="86" w15:restartNumberingAfterBreak="0">
+  <w:abstractNum w:abstractNumId="87">
     <w:nsid w:val="524724AD"/>
     <w:multiLevelType w:val="multilevel"/>
     <w:tmpl w:val="B4083586"/>
@@ -51517,7 +54538,7 @@
       </w:pPr>
     </w:lvl>
   </w:abstractNum>
-  <w:abstractNum w:abstractNumId="87" w15:restartNumberingAfterBreak="0">
+  <w:abstractNum w:abstractNumId="88">
     <w:nsid w:val="52844D3A"/>
     <w:multiLevelType w:val="multilevel"/>
     <w:tmpl w:val="DF2C419E"/>
@@ -51666,7 +54687,7 @@
       </w:rPr>
     </w:lvl>
   </w:abstractNum>
-  <w:abstractNum w:abstractNumId="88" w15:restartNumberingAfterBreak="0">
+  <w:abstractNum w:abstractNumId="89">
     <w:nsid w:val="53E54157"/>
     <w:multiLevelType w:val="multilevel"/>
     <w:tmpl w:val="AE48A428"/>
@@ -51815,7 +54836,7 @@
       </w:rPr>
     </w:lvl>
   </w:abstractNum>
-  <w:abstractNum w:abstractNumId="89" w15:restartNumberingAfterBreak="0">
+  <w:abstractNum w:abstractNumId="90">
     <w:nsid w:val="559D226A"/>
     <w:multiLevelType w:val="multilevel"/>
     <w:tmpl w:val="F6AE0F3A"/>
@@ -51933,7 +54954,156 @@
       </w:pPr>
     </w:lvl>
   </w:abstractNum>
-  <w:abstractNum w:abstractNumId="90" w15:restartNumberingAfterBreak="0">
+  <w:abstractNum w:abstractNumId="91">
+    <w:nsid w:val="55D22B22"/>
+    <w:multiLevelType w:val="multilevel"/>
+    <w:tmpl w:val="D6C032E8"/>
+    <w:lvl w:ilvl="0">
+      <w:start w:val="1"/>
+      <w:numFmt w:val="bullet"/>
+      <w:lvlText w:val=""/>
+      <w:lvlJc w:val="left"/>
+      <w:pPr>
+        <w:tabs>
+          <w:tab w:val="num" w:pos="720"/>
+        </w:tabs>
+        <w:ind w:left="720" w:hanging="360"/>
+      </w:pPr>
+      <w:rPr>
+        <w:rFonts w:ascii="Symbol" w:hAnsi="Symbol" w:hint="default"/>
+        <w:sz w:val="20"/>
+      </w:rPr>
+    </w:lvl>
+    <w:lvl w:ilvl="1" w:tentative="1">
+      <w:start w:val="1"/>
+      <w:numFmt w:val="bullet"/>
+      <w:lvlText w:val="o"/>
+      <w:lvlJc w:val="left"/>
+      <w:pPr>
+        <w:tabs>
+          <w:tab w:val="num" w:pos="1440"/>
+        </w:tabs>
+        <w:ind w:left="1440" w:hanging="360"/>
+      </w:pPr>
+      <w:rPr>
+        <w:rFonts w:ascii="Courier New" w:hAnsi="Courier New" w:hint="default"/>
+        <w:sz w:val="20"/>
+      </w:rPr>
+    </w:lvl>
+    <w:lvl w:ilvl="2" w:tentative="1">
+      <w:start w:val="1"/>
+      <w:numFmt w:val="bullet"/>
+      <w:lvlText w:val=""/>
+      <w:lvlJc w:val="left"/>
+      <w:pPr>
+        <w:tabs>
+          <w:tab w:val="num" w:pos="2160"/>
+        </w:tabs>
+        <w:ind w:left="2160" w:hanging="360"/>
+      </w:pPr>
+      <w:rPr>
+        <w:rFonts w:ascii="Wingdings" w:hAnsi="Wingdings" w:hint="default"/>
+        <w:sz w:val="20"/>
+      </w:rPr>
+    </w:lvl>
+    <w:lvl w:ilvl="3" w:tentative="1">
+      <w:start w:val="1"/>
+      <w:numFmt w:val="bullet"/>
+      <w:lvlText w:val=""/>
+      <w:lvlJc w:val="left"/>
+      <w:pPr>
+        <w:tabs>
+          <w:tab w:val="num" w:pos="2880"/>
+        </w:tabs>
+        <w:ind w:left="2880" w:hanging="360"/>
+      </w:pPr>
+      <w:rPr>
+        <w:rFonts w:ascii="Wingdings" w:hAnsi="Wingdings" w:hint="default"/>
+        <w:sz w:val="20"/>
+      </w:rPr>
+    </w:lvl>
+    <w:lvl w:ilvl="4" w:tentative="1">
+      <w:start w:val="1"/>
+      <w:numFmt w:val="bullet"/>
+      <w:lvlText w:val=""/>
+      <w:lvlJc w:val="left"/>
+      <w:pPr>
+        <w:tabs>
+          <w:tab w:val="num" w:pos="3600"/>
+        </w:tabs>
+        <w:ind w:left="3600" w:hanging="360"/>
+      </w:pPr>
+      <w:rPr>
+        <w:rFonts w:ascii="Wingdings" w:hAnsi="Wingdings" w:hint="default"/>
+        <w:sz w:val="20"/>
+      </w:rPr>
+    </w:lvl>
+    <w:lvl w:ilvl="5" w:tentative="1">
+      <w:start w:val="1"/>
+      <w:numFmt w:val="bullet"/>
+      <w:lvlText w:val=""/>
+      <w:lvlJc w:val="left"/>
+      <w:pPr>
+        <w:tabs>
+          <w:tab w:val="num" w:pos="4320"/>
+        </w:tabs>
+        <w:ind w:left="4320" w:hanging="360"/>
+      </w:pPr>
+      <w:rPr>
+        <w:rFonts w:ascii="Wingdings" w:hAnsi="Wingdings" w:hint="default"/>
+        <w:sz w:val="20"/>
+      </w:rPr>
+    </w:lvl>
+    <w:lvl w:ilvl="6" w:tentative="1">
+      <w:start w:val="1"/>
+      <w:numFmt w:val="bullet"/>
+      <w:lvlText w:val=""/>
+      <w:lvlJc w:val="left"/>
+      <w:pPr>
+        <w:tabs>
+          <w:tab w:val="num" w:pos="5040"/>
+        </w:tabs>
+        <w:ind w:left="5040" w:hanging="360"/>
+      </w:pPr>
+      <w:rPr>
+        <w:rFonts w:ascii="Wingdings" w:hAnsi="Wingdings" w:hint="default"/>
+        <w:sz w:val="20"/>
+      </w:rPr>
+    </w:lvl>
+    <w:lvl w:ilvl="7" w:tentative="1">
+      <w:start w:val="1"/>
+      <w:numFmt w:val="bullet"/>
+      <w:lvlText w:val=""/>
+      <w:lvlJc w:val="left"/>
+      <w:pPr>
+        <w:tabs>
+          <w:tab w:val="num" w:pos="5760"/>
+        </w:tabs>
+        <w:ind w:left="5760" w:hanging="360"/>
+      </w:pPr>
+      <w:rPr>
+        <w:rFonts w:ascii="Wingdings" w:hAnsi="Wingdings" w:hint="default"/>
+        <w:sz w:val="20"/>
+      </w:rPr>
+    </w:lvl>
+    <w:lvl w:ilvl="8" w:tentative="1">
+      <w:start w:val="1"/>
+      <w:numFmt w:val="bullet"/>
+      <w:lvlText w:val=""/>
+      <w:lvlJc w:val="left"/>
+      <w:pPr>
+        <w:tabs>
+          <w:tab w:val="num" w:pos="6480"/>
+        </w:tabs>
+        <w:ind w:left="6480" w:hanging="360"/>
+      </w:pPr>
+      <w:rPr>
+        <w:rFonts w:ascii="Wingdings" w:hAnsi="Wingdings" w:hint="default"/>
+        <w:sz w:val="20"/>
+      </w:rPr>
+    </w:lvl>
+  </w:abstractNum>
+  <w:abstractNum w:abstractNumId="92">
     <w:nsid w:val="56BF21C2"/>
     <w:multiLevelType w:val="multilevel"/>
     <w:tmpl w:val="AE48A428"/>
@@ -52082,7 +55252,7 @@
       </w:rPr>
     </w:lvl>
   </w:abstractNum>
-  <w:abstractNum w:abstractNumId="91" w15:restartNumberingAfterBreak="0">
+  <w:abstractNum w:abstractNumId="93">
     <w:nsid w:val="5787112A"/>
     <w:multiLevelType w:val="multilevel"/>
     <w:tmpl w:val="AE48A428"/>
@@ -52231,7 +55401,7 @@
       </w:rPr>
     </w:lvl>
   </w:abstractNum>
-  <w:abstractNum w:abstractNumId="92" w15:restartNumberingAfterBreak="0">
+  <w:abstractNum w:abstractNumId="94">
     <w:nsid w:val="57C149AF"/>
     <w:multiLevelType w:val="multilevel"/>
     <w:tmpl w:val="19F087F6"/>
@@ -52380,7 +55550,7 @@
       </w:rPr>
     </w:lvl>
   </w:abstractNum>
-  <w:abstractNum w:abstractNumId="93" w15:restartNumberingAfterBreak="0">
+  <w:abstractNum w:abstractNumId="95">
     <w:nsid w:val="58550EA8"/>
     <w:multiLevelType w:val="multilevel"/>
     <w:tmpl w:val="F2EE4EBE"/>
@@ -52529,7 +55699,7 @@
       </w:rPr>
     </w:lvl>
   </w:abstractNum>
-  <w:abstractNum w:abstractNumId="94" w15:restartNumberingAfterBreak="0">
+  <w:abstractNum w:abstractNumId="96">
     <w:nsid w:val="5BAD4C04"/>
     <w:multiLevelType w:val="multilevel"/>
     <w:tmpl w:val="24B8F180"/>
@@ -52678,7 +55848,7 @@
       </w:rPr>
     </w:lvl>
   </w:abstractNum>
-  <w:abstractNum w:abstractNumId="95" w15:restartNumberingAfterBreak="0">
+  <w:abstractNum w:abstractNumId="97">
     <w:nsid w:val="5DB359E0"/>
     <w:multiLevelType w:val="multilevel"/>
     <w:tmpl w:val="AE48A428"/>
@@ -52827,7 +55997,7 @@
       </w:rPr>
     </w:lvl>
   </w:abstractNum>
-  <w:abstractNum w:abstractNumId="96" w15:restartNumberingAfterBreak="0">
+  <w:abstractNum w:abstractNumId="98">
     <w:nsid w:val="5DE44051"/>
     <w:multiLevelType w:val="multilevel"/>
     <w:tmpl w:val="6CCC4944"/>
@@ -52976,7 +56146,7 @@
       </w:rPr>
     </w:lvl>
   </w:abstractNum>
-  <w:abstractNum w:abstractNumId="97" w15:restartNumberingAfterBreak="0">
+  <w:abstractNum w:abstractNumId="99">
     <w:nsid w:val="5F6606C4"/>
     <w:multiLevelType w:val="multilevel"/>
     <w:tmpl w:val="E7B25334"/>
@@ -53089,7 +56259,7 @@
       </w:pPr>
     </w:lvl>
   </w:abstractNum>
-  <w:abstractNum w:abstractNumId="98" w15:restartNumberingAfterBreak="0">
+  <w:abstractNum w:abstractNumId="100">
     <w:nsid w:val="603107BE"/>
     <w:multiLevelType w:val="multilevel"/>
     <w:tmpl w:val="0B1CABCC"/>
@@ -53202,7 +56372,7 @@
       </w:pPr>
     </w:lvl>
   </w:abstractNum>
-  <w:abstractNum w:abstractNumId="99" w15:restartNumberingAfterBreak="0">
+  <w:abstractNum w:abstractNumId="101">
     <w:nsid w:val="608B7141"/>
     <w:multiLevelType w:val="multilevel"/>
     <w:tmpl w:val="1A6890E2"/>
@@ -53352,7 +56522,7 @@
       </w:rPr>
     </w:lvl>
   </w:abstractNum>
-  <w:abstractNum w:abstractNumId="100" w15:restartNumberingAfterBreak="0">
+  <w:abstractNum w:abstractNumId="102">
     <w:nsid w:val="610E29C7"/>
     <w:multiLevelType w:val="multilevel"/>
     <w:tmpl w:val="28AC95CA"/>
@@ -53465,7 +56635,7 @@
       </w:pPr>
     </w:lvl>
   </w:abstractNum>
-  <w:abstractNum w:abstractNumId="101" w15:restartNumberingAfterBreak="0">
+  <w:abstractNum w:abstractNumId="103">
     <w:nsid w:val="61FC47A2"/>
     <w:multiLevelType w:val="multilevel"/>
     <w:tmpl w:val="9BE2D4D2"/>
@@ -53614,7 +56784,7 @@
       </w:rPr>
     </w:lvl>
   </w:abstractNum>
-  <w:abstractNum w:abstractNumId="102" w15:restartNumberingAfterBreak="0">
+  <w:abstractNum w:abstractNumId="104">
     <w:nsid w:val="623F4F61"/>
     <w:multiLevelType w:val="multilevel"/>
     <w:tmpl w:val="220A30D0"/>
@@ -53763,7 +56933,7 @@
       </w:rPr>
     </w:lvl>
   </w:abstractNum>
-  <w:abstractNum w:abstractNumId="103" w15:restartNumberingAfterBreak="0">
+  <w:abstractNum w:abstractNumId="105">
     <w:nsid w:val="6334055F"/>
     <w:multiLevelType w:val="multilevel"/>
     <w:tmpl w:val="0548119E"/>
@@ -53912,7 +57082,7 @@
       </w:rPr>
     </w:lvl>
   </w:abstractNum>
-  <w:abstractNum w:abstractNumId="104" w15:restartNumberingAfterBreak="0">
+  <w:abstractNum w:abstractNumId="106">
     <w:nsid w:val="6580225D"/>
     <w:multiLevelType w:val="multilevel"/>
     <w:tmpl w:val="79169BEA"/>
@@ -54025,7 +57195,7 @@
       </w:pPr>
     </w:lvl>
   </w:abstractNum>
-  <w:abstractNum w:abstractNumId="105" w15:restartNumberingAfterBreak="0">
+  <w:abstractNum w:abstractNumId="107">
     <w:nsid w:val="658729BD"/>
     <w:multiLevelType w:val="multilevel"/>
     <w:tmpl w:val="AE48A428"/>
@@ -54174,7 +57344,7 @@
       </w:rPr>
     </w:lvl>
   </w:abstractNum>
-  <w:abstractNum w:abstractNumId="106" w15:restartNumberingAfterBreak="0">
+  <w:abstractNum w:abstractNumId="108">
     <w:nsid w:val="65FE7F7B"/>
     <w:multiLevelType w:val="multilevel"/>
     <w:tmpl w:val="CFD23720"/>
@@ -54323,7 +57493,7 @@
       </w:rPr>
     </w:lvl>
   </w:abstractNum>
-  <w:abstractNum w:abstractNumId="107" w15:restartNumberingAfterBreak="0">
+  <w:abstractNum w:abstractNumId="109">
     <w:nsid w:val="66174BEB"/>
     <w:multiLevelType w:val="multilevel"/>
     <w:tmpl w:val="60F4DCCE"/>
@@ -54472,7 +57642,7 @@
       </w:rPr>
     </w:lvl>
   </w:abstractNum>
-  <w:abstractNum w:abstractNumId="108" w15:restartNumberingAfterBreak="0">
+  <w:abstractNum w:abstractNumId="110">
     <w:nsid w:val="66534F43"/>
     <w:multiLevelType w:val="multilevel"/>
     <w:tmpl w:val="E572C986"/>
@@ -54621,7 +57791,7 @@
       </w:rPr>
     </w:lvl>
   </w:abstractNum>
-  <w:abstractNum w:abstractNumId="109" w15:restartNumberingAfterBreak="0">
+  <w:abstractNum w:abstractNumId="111">
     <w:nsid w:val="68F24A73"/>
     <w:multiLevelType w:val="multilevel"/>
     <w:tmpl w:val="31D4018C"/>
@@ -54770,7 +57940,7 @@
       </w:rPr>
     </w:lvl>
   </w:abstractNum>
-  <w:abstractNum w:abstractNumId="110" w15:restartNumberingAfterBreak="0">
+  <w:abstractNum w:abstractNumId="112">
     <w:nsid w:val="69A525D8"/>
     <w:multiLevelType w:val="multilevel"/>
     <w:tmpl w:val="BD841B28"/>
@@ -54920,7 +58090,7 @@
       </w:rPr>
     </w:lvl>
   </w:abstractNum>
-  <w:abstractNum w:abstractNumId="111" w15:restartNumberingAfterBreak="0">
+  <w:abstractNum w:abstractNumId="113">
     <w:nsid w:val="6A0D5212"/>
     <w:multiLevelType w:val="multilevel"/>
     <w:tmpl w:val="73C0E780"/>
@@ -55033,7 +58203,7 @@
       </w:pPr>
     </w:lvl>
   </w:abstractNum>
-  <w:abstractNum w:abstractNumId="112" w15:restartNumberingAfterBreak="0">
+  <w:abstractNum w:abstractNumId="114">
     <w:nsid w:val="6A2F4F38"/>
     <w:multiLevelType w:val="multilevel"/>
     <w:tmpl w:val="69EE6CDE"/>
@@ -55150,7 +58320,7 @@
       </w:pPr>
     </w:lvl>
   </w:abstractNum>
-  <w:abstractNum w:abstractNumId="113" w15:restartNumberingAfterBreak="0">
+  <w:abstractNum w:abstractNumId="115">
     <w:nsid w:val="6A8E23EC"/>
     <w:multiLevelType w:val="multilevel"/>
     <w:tmpl w:val="A45CD3FA"/>
@@ -55267,7 +58437,7 @@
       </w:pPr>
     </w:lvl>
   </w:abstractNum>
-  <w:abstractNum w:abstractNumId="114" w15:restartNumberingAfterBreak="0">
+  <w:abstractNum w:abstractNumId="116">
     <w:nsid w:val="6C111A44"/>
     <w:multiLevelType w:val="multilevel"/>
     <w:tmpl w:val="AE48A428"/>
@@ -55416,7 +58586,7 @@
       </w:rPr>
     </w:lvl>
   </w:abstractNum>
-  <w:abstractNum w:abstractNumId="115" w15:restartNumberingAfterBreak="0">
+  <w:abstractNum w:abstractNumId="117">
     <w:nsid w:val="6CF66D73"/>
     <w:multiLevelType w:val="multilevel"/>
     <w:tmpl w:val="67BAE222"/>
@@ -55565,7 +58735,7 @@
       </w:rPr>
     </w:lvl>
   </w:abstractNum>
-  <w:abstractNum w:abstractNumId="116" w15:restartNumberingAfterBreak="0">
+  <w:abstractNum w:abstractNumId="118">
     <w:nsid w:val="6D4715DB"/>
     <w:multiLevelType w:val="multilevel"/>
     <w:tmpl w:val="4F3C38DA"/>
@@ -55714,7 +58884,7 @@
       </w:rPr>
     </w:lvl>
   </w:abstractNum>
-  <w:abstractNum w:abstractNumId="117" w15:restartNumberingAfterBreak="0">
+  <w:abstractNum w:abstractNumId="119">
     <w:nsid w:val="6E27216A"/>
     <w:multiLevelType w:val="multilevel"/>
     <w:tmpl w:val="44F60256"/>
@@ -55863,7 +59033,7 @@
       </w:rPr>
     </w:lvl>
   </w:abstractNum>
-  <w:abstractNum w:abstractNumId="118" w15:restartNumberingAfterBreak="0">
+  <w:abstractNum w:abstractNumId="120">
     <w:nsid w:val="6EFB72EA"/>
     <w:multiLevelType w:val="multilevel"/>
     <w:tmpl w:val="8E7A7A1C"/>
@@ -56012,7 +59182,7 @@
       </w:rPr>
     </w:lvl>
   </w:abstractNum>
-  <w:abstractNum w:abstractNumId="119" w15:restartNumberingAfterBreak="0">
+  <w:abstractNum w:abstractNumId="121">
     <w:nsid w:val="6F0F6B40"/>
     <w:multiLevelType w:val="multilevel"/>
     <w:tmpl w:val="AE48A428"/>
@@ -56161,7 +59331,7 @@
       </w:rPr>
     </w:lvl>
   </w:abstractNum>
-  <w:abstractNum w:abstractNumId="120" w15:restartNumberingAfterBreak="0">
+  <w:abstractNum w:abstractNumId="122">
     <w:nsid w:val="6F222DB7"/>
     <w:multiLevelType w:val="hybridMultilevel"/>
     <w:tmpl w:val="C6DEE99A"/>
@@ -56274,7 +59444,7 @@
       </w:rPr>
     </w:lvl>
   </w:abstractNum>
-  <w:abstractNum w:abstractNumId="121" w15:restartNumberingAfterBreak="0">
+  <w:abstractNum w:abstractNumId="123">
     <w:nsid w:val="6FBE0994"/>
     <w:multiLevelType w:val="multilevel"/>
     <w:tmpl w:val="426ED43C"/>
@@ -56387,7 +59557,7 @@
       </w:pPr>
     </w:lvl>
   </w:abstractNum>
-  <w:abstractNum w:abstractNumId="122" w15:restartNumberingAfterBreak="0">
+  <w:abstractNum w:abstractNumId="124">
     <w:nsid w:val="6FF55C1A"/>
     <w:multiLevelType w:val="multilevel"/>
     <w:tmpl w:val="AE48A428"/>
@@ -56536,7 +59706,7 @@
       </w:rPr>
     </w:lvl>
   </w:abstractNum>
-  <w:abstractNum w:abstractNumId="123" w15:restartNumberingAfterBreak="0">
+  <w:abstractNum w:abstractNumId="125">
     <w:nsid w:val="71176026"/>
     <w:multiLevelType w:val="multilevel"/>
     <w:tmpl w:val="CEA2D46E"/>
@@ -56685,7 +59855,7 @@
       </w:rPr>
     </w:lvl>
   </w:abstractNum>
-  <w:abstractNum w:abstractNumId="124" w15:restartNumberingAfterBreak="0">
+  <w:abstractNum w:abstractNumId="126">
     <w:nsid w:val="71AE6BE0"/>
     <w:multiLevelType w:val="multilevel"/>
     <w:tmpl w:val="588442B0"/>
@@ -56802,7 +59972,7 @@
       </w:pPr>
     </w:lvl>
   </w:abstractNum>
-  <w:abstractNum w:abstractNumId="125" w15:restartNumberingAfterBreak="0">
+  <w:abstractNum w:abstractNumId="127">
     <w:nsid w:val="7211514F"/>
     <w:multiLevelType w:val="multilevel"/>
     <w:tmpl w:val="F4AACA52"/>
@@ -56951,7 +60121,7 @@
       </w:rPr>
     </w:lvl>
   </w:abstractNum>
-  <w:abstractNum w:abstractNumId="126" w15:restartNumberingAfterBreak="0">
+  <w:abstractNum w:abstractNumId="128">
     <w:nsid w:val="72F44D99"/>
     <w:multiLevelType w:val="multilevel"/>
     <w:tmpl w:val="60E49C02"/>
@@ -57100,7 +60270,7 @@
       </w:rPr>
     </w:lvl>
   </w:abstractNum>
-  <w:abstractNum w:abstractNumId="127" w15:restartNumberingAfterBreak="0">
+  <w:abstractNum w:abstractNumId="129">
     <w:nsid w:val="73304674"/>
     <w:multiLevelType w:val="multilevel"/>
     <w:tmpl w:val="34E0DF60"/>
@@ -57249,7 +60419,7 @@
       </w:rPr>
     </w:lvl>
   </w:abstractNum>
-  <w:abstractNum w:abstractNumId="128" w15:restartNumberingAfterBreak="0">
+  <w:abstractNum w:abstractNumId="130">
     <w:nsid w:val="745C470D"/>
     <w:multiLevelType w:val="multilevel"/>
     <w:tmpl w:val="174C24FC"/>
@@ -57398,7 +60568,7 @@
       </w:rPr>
     </w:lvl>
   </w:abstractNum>
-  <w:abstractNum w:abstractNumId="129" w15:restartNumberingAfterBreak="0">
+  <w:abstractNum w:abstractNumId="131">
     <w:nsid w:val="74CF6E7E"/>
     <w:multiLevelType w:val="multilevel"/>
     <w:tmpl w:val="2F9AB624"/>
@@ -57547,7 +60717,7 @@
       </w:rPr>
     </w:lvl>
   </w:abstractNum>
-  <w:abstractNum w:abstractNumId="130" w15:restartNumberingAfterBreak="0">
+  <w:abstractNum w:abstractNumId="132">
     <w:nsid w:val="7536700C"/>
     <w:multiLevelType w:val="multilevel"/>
     <w:tmpl w:val="A164F86A"/>
@@ -57696,7 +60866,7 @@
       </w:rPr>
     </w:lvl>
   </w:abstractNum>
-  <w:abstractNum w:abstractNumId="131" w15:restartNumberingAfterBreak="0">
+  <w:abstractNum w:abstractNumId="133">
     <w:nsid w:val="75D94DFA"/>
     <w:multiLevelType w:val="multilevel"/>
     <w:tmpl w:val="AE48A428"/>
@@ -57845,7 +61015,7 @@
       </w:rPr>
     </w:lvl>
   </w:abstractNum>
-  <w:abstractNum w:abstractNumId="132" w15:restartNumberingAfterBreak="0">
+  <w:abstractNum w:abstractNumId="134">
     <w:nsid w:val="76851BFD"/>
     <w:multiLevelType w:val="hybridMultilevel"/>
     <w:tmpl w:val="07EE704A"/>
@@ -57931,7 +61101,7 @@
       </w:pPr>
     </w:lvl>
   </w:abstractNum>
-  <w:abstractNum w:abstractNumId="133" w15:restartNumberingAfterBreak="0">
+  <w:abstractNum w:abstractNumId="135">
     <w:nsid w:val="769B62B1"/>
     <w:multiLevelType w:val="multilevel"/>
     <w:tmpl w:val="AE48A428"/>
@@ -58080,7 +61250,7 @@
       </w:rPr>
     </w:lvl>
   </w:abstractNum>
-  <w:abstractNum w:abstractNumId="134" w15:restartNumberingAfterBreak="0">
+  <w:abstractNum w:abstractNumId="136">
     <w:nsid w:val="78A52A31"/>
     <w:multiLevelType w:val="multilevel"/>
     <w:tmpl w:val="AE48A428"/>
@@ -58229,7 +61399,7 @@
       </w:rPr>
     </w:lvl>
   </w:abstractNum>
-  <w:abstractNum w:abstractNumId="135" w15:restartNumberingAfterBreak="0">
+  <w:abstractNum w:abstractNumId="137">
     <w:nsid w:val="79433F91"/>
     <w:multiLevelType w:val="multilevel"/>
     <w:tmpl w:val="E256A86E"/>
@@ -58378,7 +61548,7 @@
       </w:rPr>
     </w:lvl>
   </w:abstractNum>
-  <w:abstractNum w:abstractNumId="136" w15:restartNumberingAfterBreak="0">
+  <w:abstractNum w:abstractNumId="138">
     <w:nsid w:val="79ED3EB2"/>
     <w:multiLevelType w:val="multilevel"/>
     <w:tmpl w:val="D954F280"/>
@@ -58527,7 +61697,7 @@
       </w:rPr>
     </w:lvl>
   </w:abstractNum>
-  <w:abstractNum w:abstractNumId="137" w15:restartNumberingAfterBreak="0">
+  <w:abstractNum w:abstractNumId="139">
     <w:nsid w:val="7AB13B9B"/>
     <w:multiLevelType w:val="multilevel"/>
     <w:tmpl w:val="B76C32F8"/>
@@ -58676,7 +61846,7 @@
       </w:rPr>
     </w:lvl>
   </w:abstractNum>
-  <w:abstractNum w:abstractNumId="138" w15:restartNumberingAfterBreak="0">
+  <w:abstractNum w:abstractNumId="140">
     <w:nsid w:val="7B3C009A"/>
     <w:multiLevelType w:val="multilevel"/>
     <w:tmpl w:val="91B660DC"/>
@@ -58825,7 +61995,7 @@
       </w:rPr>
     </w:lvl>
   </w:abstractNum>
-  <w:abstractNum w:abstractNumId="139" w15:restartNumberingAfterBreak="0">
+  <w:abstractNum w:abstractNumId="141">
     <w:nsid w:val="7B94370A"/>
     <w:multiLevelType w:val="multilevel"/>
     <w:tmpl w:val="AE48A428"/>
@@ -58974,7 +62144,7 @@
       </w:rPr>
     </w:lvl>
   </w:abstractNum>
-  <w:abstractNum w:abstractNumId="140" w15:restartNumberingAfterBreak="0">
+  <w:abstractNum w:abstractNumId="142">
     <w:nsid w:val="7B9D1620"/>
     <w:multiLevelType w:val="multilevel"/>
     <w:tmpl w:val="D82CBD10"/>
@@ -59087,7 +62257,7 @@
       </w:pPr>
     </w:lvl>
   </w:abstractNum>
-  <w:abstractNum w:abstractNumId="141" w15:restartNumberingAfterBreak="0">
+  <w:abstractNum w:abstractNumId="143">
     <w:nsid w:val="7BE01C2A"/>
     <w:multiLevelType w:val="multilevel"/>
     <w:tmpl w:val="0548119E"/>
@@ -59236,7 +62406,7 @@
       </w:rPr>
     </w:lvl>
   </w:abstractNum>
-  <w:abstractNum w:abstractNumId="142" w15:restartNumberingAfterBreak="0">
+  <w:abstractNum w:abstractNumId="144">
     <w:nsid w:val="7C5A4EB9"/>
     <w:multiLevelType w:val="multilevel"/>
     <w:tmpl w:val="8E7CA6DA"/>
@@ -59385,7 +62555,7 @@
       </w:rPr>
     </w:lvl>
   </w:abstractNum>
-  <w:abstractNum w:abstractNumId="143" w15:restartNumberingAfterBreak="0">
+  <w:abstractNum w:abstractNumId="145">
     <w:nsid w:val="7D6856AA"/>
     <w:multiLevelType w:val="multilevel"/>
     <w:tmpl w:val="0548119E"/>
@@ -59534,7 +62704,7 @@
       </w:rPr>
     </w:lvl>
   </w:abstractNum>
-  <w:abstractNum w:abstractNumId="144" w15:restartNumberingAfterBreak="0">
+  <w:abstractNum w:abstractNumId="146">
     <w:nsid w:val="7DA15DF6"/>
     <w:multiLevelType w:val="multilevel"/>
     <w:tmpl w:val="FFDA1790"/>
@@ -59683,7 +62853,7 @@
       </w:rPr>
     </w:lvl>
   </w:abstractNum>
-  <w:abstractNum w:abstractNumId="145" w15:restartNumberingAfterBreak="0">
+  <w:abstractNum w:abstractNumId="147">
     <w:nsid w:val="7DC3691D"/>
     <w:multiLevelType w:val="multilevel"/>
     <w:tmpl w:val="715AF3AE"/>
@@ -59832,7 +63002,7 @@
       </w:rPr>
     </w:lvl>
   </w:abstractNum>
-  <w:abstractNum w:abstractNumId="146" w15:restartNumberingAfterBreak="0">
+  <w:abstractNum w:abstractNumId="148">
     <w:nsid w:val="7DE518C9"/>
     <w:multiLevelType w:val="multilevel"/>
     <w:tmpl w:val="9D401640"/>
@@ -59981,7 +63151,7 @@
       </w:rPr>
     </w:lvl>
   </w:abstractNum>
-  <w:abstractNum w:abstractNumId="147" w15:restartNumberingAfterBreak="0">
+  <w:abstractNum w:abstractNumId="149">
     <w:nsid w:val="7DF911BB"/>
     <w:multiLevelType w:val="multilevel"/>
     <w:tmpl w:val="0CA2F7AE"/>
@@ -60130,7 +63300,7 @@
       </w:rPr>
     </w:lvl>
   </w:abstractNum>
-  <w:abstractNum w:abstractNumId="148" w15:restartNumberingAfterBreak="0">
+  <w:abstractNum w:abstractNumId="150">
     <w:nsid w:val="7E1F4FE6"/>
     <w:multiLevelType w:val="multilevel"/>
     <w:tmpl w:val="AE48A428"/>
@@ -60279,7 +63449,7 @@
       </w:rPr>
     </w:lvl>
   </w:abstractNum>
-  <w:abstractNum w:abstractNumId="149" w15:restartNumberingAfterBreak="0">
+  <w:abstractNum w:abstractNumId="151">
     <w:nsid w:val="7F19437C"/>
     <w:multiLevelType w:val="multilevel"/>
     <w:tmpl w:val="AE48A428"/>
@@ -60428,7 +63598,7 @@
       </w:rPr>
     </w:lvl>
   </w:abstractNum>
-  <w:abstractNum w:abstractNumId="150" w15:restartNumberingAfterBreak="0">
+  <w:abstractNum w:abstractNumId="152">
     <w:nsid w:val="7F2808DE"/>
     <w:multiLevelType w:val="multilevel"/>
     <w:tmpl w:val="BBBA8382"/>
@@ -60577,7 +63747,7 @@
       </w:rPr>
     </w:lvl>
   </w:abstractNum>
-  <w:abstractNum w:abstractNumId="151" w15:restartNumberingAfterBreak="0">
+  <w:abstractNum w:abstractNumId="153">
     <w:nsid w:val="7F2B6223"/>
     <w:multiLevelType w:val="hybridMultilevel"/>
     <w:tmpl w:val="B0B48E44"/>
@@ -60690,7 +63860,7 @@
       </w:rPr>
     </w:lvl>
   </w:abstractNum>
-  <w:abstractNum w:abstractNumId="152" w15:restartNumberingAfterBreak="0">
+  <w:abstractNum w:abstractNumId="154">
     <w:nsid w:val="7FA231CE"/>
     <w:multiLevelType w:val="multilevel"/>
     <w:tmpl w:val="EEEEA234"/>
@@ -60839,7 +64009,7 @@
       </w:rPr>
     </w:lvl>
   </w:abstractNum>
-  <w:abstractNum w:abstractNumId="153" w15:restartNumberingAfterBreak="0">
+  <w:abstractNum w:abstractNumId="155">
     <w:nsid w:val="7FDE2DAC"/>
     <w:multiLevelType w:val="multilevel"/>
     <w:tmpl w:val="B35C7C76"/>
@@ -60960,28 +64130,28 @@
     <w:abstractNumId w:val="43"/>
   </w:num>
   <w:num w:numId="2">
-    <w:abstractNumId w:val="121"/>
+    <w:abstractNumId w:val="123"/>
   </w:num>
   <w:num w:numId="3">
-    <w:abstractNumId w:val="86"/>
+    <w:abstractNumId w:val="87"/>
   </w:num>
   <w:num w:numId="4">
-    <w:abstractNumId w:val="132"/>
+    <w:abstractNumId w:val="134"/>
   </w:num>
   <w:num w:numId="5">
     <w:abstractNumId w:val="35"/>
   </w:num>
   <w:num w:numId="6">
-    <w:abstractNumId w:val="83"/>
+    <w:abstractNumId w:val="84"/>
   </w:num>
   <w:num w:numId="7">
     <w:abstractNumId w:val="36"/>
   </w:num>
   <w:num w:numId="8">
-    <w:abstractNumId w:val="110"/>
+    <w:abstractNumId w:val="112"/>
   </w:num>
   <w:num w:numId="9">
-    <w:abstractNumId w:val="81"/>
+    <w:abstractNumId w:val="82"/>
   </w:num>
   <w:num w:numId="10">
     <w:abstractNumId w:val="18"/>
@@ -60990,10 +64160,10 @@
     <w:abstractNumId w:val="54"/>
   </w:num>
   <w:num w:numId="12">
-    <w:abstractNumId w:val="99"/>
+    <w:abstractNumId w:val="101"/>
   </w:num>
   <w:num w:numId="13">
-    <w:abstractNumId w:val="151"/>
+    <w:abstractNumId w:val="153"/>
   </w:num>
   <w:num w:numId="14">
     <w:abstractNumId w:val="57"/>
@@ -61002,7 +64172,7 @@
     <w:abstractNumId w:val="48"/>
   </w:num>
   <w:num w:numId="16">
-    <w:abstractNumId w:val="120"/>
+    <w:abstractNumId w:val="122"/>
   </w:num>
   <w:num w:numId="17">
     <w:abstractNumId w:val="71"/>
@@ -61014,10 +64184,10 @@
     <w:abstractNumId w:val="64"/>
   </w:num>
   <w:num w:numId="20">
-    <w:abstractNumId w:val="140"/>
+    <w:abstractNumId w:val="142"/>
   </w:num>
   <w:num w:numId="21">
-    <w:abstractNumId w:val="97"/>
+    <w:abstractNumId w:val="99"/>
   </w:num>
   <w:num w:numId="22">
     <w:abstractNumId w:val="10"/>
@@ -61026,22 +64196,22 @@
     <w:abstractNumId w:val="31"/>
   </w:num>
   <w:num w:numId="24">
-    <w:abstractNumId w:val="135"/>
+    <w:abstractNumId w:val="137"/>
   </w:num>
   <w:num w:numId="25">
     <w:abstractNumId w:val="22"/>
   </w:num>
   <w:num w:numId="26">
-    <w:abstractNumId w:val="129"/>
+    <w:abstractNumId w:val="131"/>
   </w:num>
   <w:num w:numId="27">
     <w:abstractNumId w:val="23"/>
   </w:num>
   <w:num w:numId="28">
-    <w:abstractNumId w:val="138"/>
+    <w:abstractNumId w:val="140"/>
   </w:num>
   <w:num w:numId="29">
-    <w:abstractNumId w:val="100"/>
+    <w:abstractNumId w:val="102"/>
   </w:num>
   <w:num w:numId="30">
     <w:abstractNumId w:val="1"/>
@@ -61050,10 +64220,10 @@
     <w:abstractNumId w:val="26"/>
   </w:num>
   <w:num w:numId="32">
-    <w:abstractNumId w:val="84"/>
+    <w:abstractNumId w:val="85"/>
   </w:num>
   <w:num w:numId="33">
-    <w:abstractNumId w:val="116"/>
+    <w:abstractNumId w:val="118"/>
   </w:num>
   <w:num w:numId="34">
     <w:abstractNumId w:val="3"/>
@@ -61062,7 +64232,7 @@
     <w:abstractNumId w:val="13"/>
   </w:num>
   <w:num w:numId="36">
-    <w:abstractNumId w:val="89"/>
+    <w:abstractNumId w:val="90"/>
   </w:num>
   <w:num w:numId="37">
     <w:abstractNumId w:val="30"/>
@@ -61071,13 +64241,13 @@
     <w:abstractNumId w:val="44"/>
   </w:num>
   <w:num w:numId="39">
+    <w:abstractNumId w:val="106"/>
+  </w:num>
+  <w:num w:numId="40">
     <w:abstractNumId w:val="104"/>
   </w:num>
-  <w:num w:numId="40">
-    <w:abstractNumId w:val="102"/>
-  </w:num>
   <w:num w:numId="41">
-    <w:abstractNumId w:val="142"/>
+    <w:abstractNumId w:val="144"/>
   </w:num>
   <w:num w:numId="42">
     <w:abstractNumId w:val="61"/>
@@ -61086,34 +64256,34 @@
     <w:abstractNumId w:val="73"/>
   </w:num>
   <w:num w:numId="44">
-    <w:abstractNumId w:val="96"/>
+    <w:abstractNumId w:val="98"/>
   </w:num>
   <w:num w:numId="45">
     <w:abstractNumId w:val="7"/>
   </w:num>
   <w:num w:numId="46">
-    <w:abstractNumId w:val="127"/>
+    <w:abstractNumId w:val="129"/>
   </w:num>
   <w:num w:numId="47">
-    <w:abstractNumId w:val="150"/>
+    <w:abstractNumId w:val="152"/>
   </w:num>
   <w:num w:numId="48">
     <w:abstractNumId w:val="76"/>
   </w:num>
   <w:num w:numId="49">
-    <w:abstractNumId w:val="145"/>
+    <w:abstractNumId w:val="147"/>
   </w:num>
   <w:num w:numId="50">
-    <w:abstractNumId w:val="144"/>
+    <w:abstractNumId w:val="146"/>
   </w:num>
   <w:num w:numId="51">
     <w:abstractNumId w:val="53"/>
   </w:num>
   <w:num w:numId="52">
-    <w:abstractNumId w:val="107"/>
+    <w:abstractNumId w:val="109"/>
   </w:num>
   <w:num w:numId="53">
-    <w:abstractNumId w:val="136"/>
+    <w:abstractNumId w:val="138"/>
   </w:num>
   <w:num w:numId="54">
     <w:abstractNumId w:val="6"/>
@@ -61122,7 +64292,7 @@
     <w:abstractNumId w:val="0"/>
   </w:num>
   <w:num w:numId="56">
-    <w:abstractNumId w:val="101"/>
+    <w:abstractNumId w:val="103"/>
   </w:num>
   <w:num w:numId="57">
     <w:abstractNumId w:val="33"/>
@@ -61134,7 +64304,7 @@
     <w:abstractNumId w:val="70"/>
   </w:num>
   <w:num w:numId="60">
-    <w:abstractNumId w:val="92"/>
+    <w:abstractNumId w:val="94"/>
   </w:num>
   <w:num w:numId="61">
     <w:abstractNumId w:val="51"/>
@@ -61149,13 +64319,13 @@
     <w:abstractNumId w:val="16"/>
   </w:num>
   <w:num w:numId="65">
-    <w:abstractNumId w:val="118"/>
+    <w:abstractNumId w:val="120"/>
   </w:num>
   <w:num w:numId="66">
     <w:abstractNumId w:val="56"/>
   </w:num>
   <w:num w:numId="67">
-    <w:abstractNumId w:val="147"/>
+    <w:abstractNumId w:val="149"/>
   </w:num>
   <w:num w:numId="68">
     <w:abstractNumId w:val="75"/>
@@ -61170,49 +64340,49 @@
     <w:abstractNumId w:val="66"/>
   </w:num>
   <w:num w:numId="72">
-    <w:abstractNumId w:val="112"/>
+    <w:abstractNumId w:val="114"/>
   </w:num>
   <w:num w:numId="73">
-    <w:abstractNumId w:val="125"/>
+    <w:abstractNumId w:val="127"/>
   </w:num>
   <w:num w:numId="74">
-    <w:abstractNumId w:val="124"/>
+    <w:abstractNumId w:val="126"/>
   </w:num>
   <w:num w:numId="75">
-    <w:abstractNumId w:val="113"/>
+    <w:abstractNumId w:val="115"/>
   </w:num>
   <w:num w:numId="76">
     <w:abstractNumId w:val="50"/>
   </w:num>
   <w:num w:numId="77">
-    <w:abstractNumId w:val="153"/>
+    <w:abstractNumId w:val="155"/>
   </w:num>
   <w:num w:numId="78">
-    <w:abstractNumId w:val="108"/>
+    <w:abstractNumId w:val="110"/>
   </w:num>
   <w:num w:numId="79">
-    <w:abstractNumId w:val="109"/>
+    <w:abstractNumId w:val="111"/>
   </w:num>
   <w:num w:numId="80">
-    <w:abstractNumId w:val="146"/>
+    <w:abstractNumId w:val="148"/>
   </w:num>
   <w:num w:numId="81">
-    <w:abstractNumId w:val="137"/>
+    <w:abstractNumId w:val="139"/>
   </w:num>
   <w:num w:numId="82">
-    <w:abstractNumId w:val="106"/>
+    <w:abstractNumId w:val="108"/>
   </w:num>
   <w:num w:numId="83">
     <w:abstractNumId w:val="9"/>
   </w:num>
   <w:num w:numId="84">
-    <w:abstractNumId w:val="149"/>
+    <w:abstractNumId w:val="151"/>
   </w:num>
   <w:num w:numId="85">
     <w:abstractNumId w:val="68"/>
   </w:num>
   <w:num w:numId="86">
-    <w:abstractNumId w:val="91"/>
+    <w:abstractNumId w:val="93"/>
   </w:num>
   <w:num w:numId="87">
     <w:abstractNumId w:val="49"/>
@@ -61221,37 +64391,37 @@
     <w:abstractNumId w:val="52"/>
   </w:num>
   <w:num w:numId="89">
-    <w:abstractNumId w:val="148"/>
+    <w:abstractNumId w:val="150"/>
   </w:num>
   <w:num w:numId="90">
-    <w:abstractNumId w:val="133"/>
+    <w:abstractNumId w:val="135"/>
   </w:num>
   <w:num w:numId="91">
-    <w:abstractNumId w:val="134"/>
+    <w:abstractNumId w:val="136"/>
   </w:num>
   <w:num w:numId="92">
-    <w:abstractNumId w:val="111"/>
+    <w:abstractNumId w:val="113"/>
   </w:num>
   <w:num w:numId="93">
-    <w:abstractNumId w:val="94"/>
+    <w:abstractNumId w:val="96"/>
   </w:num>
   <w:num w:numId="94">
     <w:abstractNumId w:val="12"/>
   </w:num>
   <w:num w:numId="95">
-    <w:abstractNumId w:val="114"/>
+    <w:abstractNumId w:val="116"/>
   </w:num>
   <w:num w:numId="96">
     <w:abstractNumId w:val="60"/>
   </w:num>
   <w:num w:numId="97">
-    <w:abstractNumId w:val="139"/>
+    <w:abstractNumId w:val="141"/>
   </w:num>
   <w:num w:numId="98">
     <w:abstractNumId w:val="74"/>
   </w:num>
   <w:num w:numId="99">
-    <w:abstractNumId w:val="122"/>
+    <w:abstractNumId w:val="124"/>
   </w:num>
   <w:num w:numId="100">
     <w:abstractNumId w:val="37"/>
@@ -61260,10 +64430,10 @@
     <w:abstractNumId w:val="24"/>
   </w:num>
   <w:num w:numId="102">
-    <w:abstractNumId w:val="90"/>
+    <w:abstractNumId w:val="92"/>
   </w:num>
   <w:num w:numId="103">
-    <w:abstractNumId w:val="82"/>
+    <w:abstractNumId w:val="83"/>
   </w:num>
   <w:num w:numId="104">
     <w:abstractNumId w:val="69"/>
@@ -61272,7 +64442,7 @@
     <w:abstractNumId w:val="59"/>
   </w:num>
   <w:num w:numId="106">
-    <w:abstractNumId w:val="85"/>
+    <w:abstractNumId w:val="86"/>
   </w:num>
   <w:num w:numId="107">
     <w:abstractNumId w:val="20"/>
@@ -61284,16 +64454,16 @@
     <w:abstractNumId w:val="15"/>
   </w:num>
   <w:num w:numId="110">
-    <w:abstractNumId w:val="88"/>
+    <w:abstractNumId w:val="89"/>
   </w:num>
   <w:num w:numId="111">
-    <w:abstractNumId w:val="105"/>
+    <w:abstractNumId w:val="107"/>
   </w:num>
   <w:num w:numId="112">
-    <w:abstractNumId w:val="119"/>
+    <w:abstractNumId w:val="121"/>
   </w:num>
   <w:num w:numId="113">
-    <w:abstractNumId w:val="80"/>
+    <w:abstractNumId w:val="81"/>
   </w:num>
   <w:num w:numId="114">
     <w:abstractNumId w:val="19"/>
@@ -61305,7 +64475,7 @@
     <w:abstractNumId w:val="77"/>
   </w:num>
   <w:num w:numId="117">
-    <w:abstractNumId w:val="131"/>
+    <w:abstractNumId w:val="133"/>
   </w:num>
   <w:num w:numId="118">
     <w:abstractNumId w:val="67"/>
@@ -61326,7 +64496,7 @@
     <w:abstractNumId w:val="2"/>
   </w:num>
   <w:num w:numId="124">
-    <w:abstractNumId w:val="95"/>
+    <w:abstractNumId w:val="97"/>
   </w:num>
   <w:num w:numId="125">
     <w:abstractNumId w:val="63"/>
@@ -61335,7 +64505,7 @@
     <w:abstractNumId w:val="65"/>
   </w:num>
   <w:num w:numId="127">
-    <w:abstractNumId w:val="141"/>
+    <w:abstractNumId w:val="143"/>
   </w:num>
   <w:num w:numId="128">
     <w:abstractNumId w:val="39"/>
@@ -61344,7 +64514,7 @@
     <w:abstractNumId w:val="17"/>
   </w:num>
   <w:num w:numId="130">
-    <w:abstractNumId w:val="126"/>
+    <w:abstractNumId w:val="128"/>
   </w:num>
   <w:num w:numId="131">
     <w:abstractNumId w:val="58"/>
@@ -61353,16 +64523,16 @@
     <w:abstractNumId w:val="38"/>
   </w:num>
   <w:num w:numId="133">
-    <w:abstractNumId w:val="87"/>
+    <w:abstractNumId w:val="88"/>
   </w:num>
   <w:num w:numId="134">
-    <w:abstractNumId w:val="103"/>
+    <w:abstractNumId w:val="105"/>
   </w:num>
   <w:num w:numId="135">
     <w:abstractNumId w:val="42"/>
   </w:num>
   <w:num w:numId="136">
-    <w:abstractNumId w:val="143"/>
+    <w:abstractNumId w:val="145"/>
   </w:num>
   <w:num w:numId="137">
     <w:abstractNumId w:val="47"/>
@@ -61374,10 +64544,10 @@
     <w:abstractNumId w:val="28"/>
   </w:num>
   <w:num w:numId="140">
-    <w:abstractNumId w:val="128"/>
+    <w:abstractNumId w:val="130"/>
   </w:num>
   <w:num w:numId="141">
-    <w:abstractNumId w:val="93"/>
+    <w:abstractNumId w:val="95"/>
   </w:num>
   <w:num w:numId="142">
     <w:abstractNumId w:val="40"/>
@@ -61386,10 +64556,10 @@
     <w:abstractNumId w:val="25"/>
   </w:num>
   <w:num w:numId="144">
-    <w:abstractNumId w:val="115"/>
+    <w:abstractNumId w:val="117"/>
   </w:num>
   <w:num w:numId="145">
-    <w:abstractNumId w:val="117"/>
+    <w:abstractNumId w:val="119"/>
   </w:num>
   <w:num w:numId="146">
     <w:abstractNumId w:val="55"/>
@@ -61398,32 +64568,38 @@
     <w:abstractNumId w:val="32"/>
   </w:num>
   <w:num w:numId="148">
-    <w:abstractNumId w:val="98"/>
+    <w:abstractNumId w:val="100"/>
   </w:num>
   <w:num w:numId="149">
-    <w:abstractNumId w:val="79"/>
+    <w:abstractNumId w:val="80"/>
   </w:num>
   <w:num w:numId="150">
-    <w:abstractNumId w:val="123"/>
+    <w:abstractNumId w:val="125"/>
   </w:num>
   <w:num w:numId="151">
-    <w:abstractNumId w:val="152"/>
+    <w:abstractNumId w:val="154"/>
   </w:num>
   <w:num w:numId="152">
     <w:abstractNumId w:val="45"/>
   </w:num>
   <w:num w:numId="153">
-    <w:abstractNumId w:val="130"/>
+    <w:abstractNumId w:val="132"/>
   </w:num>
   <w:num w:numId="154">
     <w:abstractNumId w:val="34"/>
+  </w:num>
+  <w:num w:numId="155">
+    <w:abstractNumId w:val="91"/>
+  </w:num>
+  <w:num w:numId="156">
+    <w:abstractNumId w:val="79"/>
   </w:num>
   <w:numIdMacAtCleanup w:val="154"/>
 </w:numbering>
 </file>
 
 <file path=word/styles.xml><?xml version="1.0" encoding="utf-8"?>
-<w:styles xmlns:mc="http://schemas.openxmlformats.org/markup-compatibility/2006" xmlns:r="http://schemas.openxmlformats.org/officeDocument/2006/relationships" xmlns:w="http://schemas.openxmlformats.org/wordprocessingml/2006/main" xmlns:w14="http://schemas.microsoft.com/office/word/2010/wordml" xmlns:w15="http://schemas.microsoft.com/office/word/2012/wordml" mc:Ignorable="w14 w15">
+<w:styles xmlns:r="http://schemas.openxmlformats.org/officeDocument/2006/relationships" xmlns:w="http://schemas.openxmlformats.org/wordprocessingml/2006/main">
   <w:docDefaults>
     <w:rPrDefault>
       <w:rPr>
@@ -61439,378 +64615,144 @@
       </w:pPr>
     </w:pPrDefault>
   </w:docDefaults>
-  <w:latentStyles w:defLockedState="0" w:defUIPriority="99" w:defSemiHidden="0" w:defUnhideWhenUsed="0" w:defQFormat="0" w:count="371">
-    <w:lsdException w:name="Normal" w:uiPriority="0" w:qFormat="1"/>
-    <w:lsdException w:name="heading 1" w:uiPriority="9" w:qFormat="1"/>
-    <w:lsdException w:name="heading 2" w:semiHidden="1" w:uiPriority="9" w:unhideWhenUsed="1" w:qFormat="1"/>
-    <w:lsdException w:name="heading 3" w:semiHidden="1" w:uiPriority="9" w:unhideWhenUsed="1" w:qFormat="1"/>
-    <w:lsdException w:name="heading 4" w:semiHidden="1" w:uiPriority="9" w:unhideWhenUsed="1" w:qFormat="1"/>
-    <w:lsdException w:name="heading 5" w:semiHidden="1" w:uiPriority="9" w:unhideWhenUsed="1" w:qFormat="1"/>
-    <w:lsdException w:name="heading 6" w:semiHidden="1" w:uiPriority="9" w:unhideWhenUsed="1" w:qFormat="1"/>
-    <w:lsdException w:name="heading 7" w:semiHidden="1" w:uiPriority="9" w:unhideWhenUsed="1" w:qFormat="1"/>
-    <w:lsdException w:name="heading 8" w:semiHidden="1" w:uiPriority="9" w:unhideWhenUsed="1" w:qFormat="1"/>
-    <w:lsdException w:name="heading 9" w:semiHidden="1" w:uiPriority="9" w:unhideWhenUsed="1" w:qFormat="1"/>
-    <w:lsdException w:name="index 1" w:semiHidden="1" w:unhideWhenUsed="1"/>
-    <w:lsdException w:name="index 2" w:semiHidden="1" w:unhideWhenUsed="1"/>
-    <w:lsdException w:name="index 3" w:semiHidden="1" w:unhideWhenUsed="1"/>
-    <w:lsdException w:name="index 4" w:semiHidden="1" w:unhideWhenUsed="1"/>
-    <w:lsdException w:name="index 5" w:semiHidden="1" w:unhideWhenUsed="1"/>
-    <w:lsdException w:name="index 6" w:semiHidden="1" w:unhideWhenUsed="1"/>
-    <w:lsdException w:name="index 7" w:semiHidden="1" w:unhideWhenUsed="1"/>
-    <w:lsdException w:name="index 8" w:semiHidden="1" w:unhideWhenUsed="1"/>
-    <w:lsdException w:name="index 9" w:semiHidden="1" w:unhideWhenUsed="1"/>
-    <w:lsdException w:name="toc 1" w:semiHidden="1" w:uiPriority="39" w:unhideWhenUsed="1"/>
-    <w:lsdException w:name="toc 2" w:semiHidden="1" w:uiPriority="39" w:unhideWhenUsed="1"/>
-    <w:lsdException w:name="toc 3" w:semiHidden="1" w:uiPriority="39" w:unhideWhenUsed="1"/>
-    <w:lsdException w:name="toc 4" w:semiHidden="1" w:uiPriority="39" w:unhideWhenUsed="1"/>
-    <w:lsdException w:name="toc 5" w:semiHidden="1" w:uiPriority="39" w:unhideWhenUsed="1"/>
-    <w:lsdException w:name="toc 6" w:semiHidden="1" w:uiPriority="39" w:unhideWhenUsed="1"/>
-    <w:lsdException w:name="toc 7" w:semiHidden="1" w:uiPriority="39" w:unhideWhenUsed="1"/>
-    <w:lsdException w:name="toc 8" w:semiHidden="1" w:uiPriority="39" w:unhideWhenUsed="1"/>
-    <w:lsdException w:name="toc 9" w:semiHidden="1" w:uiPriority="39" w:unhideWhenUsed="1"/>
-    <w:lsdException w:name="Normal Indent" w:semiHidden="1" w:unhideWhenUsed="1"/>
-    <w:lsdException w:name="footnote text" w:semiHidden="1" w:unhideWhenUsed="1"/>
-    <w:lsdException w:name="annotation text" w:semiHidden="1" w:unhideWhenUsed="1"/>
-    <w:lsdException w:name="header" w:semiHidden="1" w:unhideWhenUsed="1"/>
-    <w:lsdException w:name="footer" w:semiHidden="1" w:unhideWhenUsed="1"/>
-    <w:lsdException w:name="index heading" w:semiHidden="1" w:unhideWhenUsed="1"/>
-    <w:lsdException w:name="caption" w:semiHidden="1" w:uiPriority="35" w:unhideWhenUsed="1" w:qFormat="1"/>
-    <w:lsdException w:name="table of figures" w:semiHidden="1" w:unhideWhenUsed="1"/>
-    <w:lsdException w:name="envelope address" w:semiHidden="1" w:unhideWhenUsed="1"/>
-    <w:lsdException w:name="envelope return" w:semiHidden="1" w:unhideWhenUsed="1"/>
-    <w:lsdException w:name="footnote reference" w:semiHidden="1" w:unhideWhenUsed="1"/>
-    <w:lsdException w:name="annotation reference" w:semiHidden="1" w:unhideWhenUsed="1"/>
-    <w:lsdException w:name="line number" w:semiHidden="1" w:unhideWhenUsed="1"/>
-    <w:lsdException w:name="page number" w:semiHidden="1" w:unhideWhenUsed="1"/>
-    <w:lsdException w:name="endnote reference" w:semiHidden="1" w:unhideWhenUsed="1"/>
-    <w:lsdException w:name="endnote text" w:semiHidden="1" w:unhideWhenUsed="1"/>
-    <w:lsdException w:name="table of authorities" w:semiHidden="1" w:unhideWhenUsed="1"/>
-    <w:lsdException w:name="macro" w:semiHidden="1" w:unhideWhenUsed="1"/>
-    <w:lsdException w:name="toa heading" w:semiHidden="1" w:unhideWhenUsed="1"/>
-    <w:lsdException w:name="List" w:semiHidden="1" w:unhideWhenUsed="1"/>
-    <w:lsdException w:name="List Bullet" w:semiHidden="1" w:unhideWhenUsed="1"/>
-    <w:lsdException w:name="List Number" w:semiHidden="1" w:unhideWhenUsed="1"/>
-    <w:lsdException w:name="List 2" w:semiHidden="1" w:unhideWhenUsed="1"/>
-    <w:lsdException w:name="List 3" w:semiHidden="1" w:unhideWhenUsed="1"/>
-    <w:lsdException w:name="List 4" w:semiHidden="1" w:unhideWhenUsed="1"/>
-    <w:lsdException w:name="List 5" w:semiHidden="1" w:unhideWhenUsed="1"/>
-    <w:lsdException w:name="List Bullet 2" w:semiHidden="1" w:unhideWhenUsed="1"/>
-    <w:lsdException w:name="List Bullet 3" w:semiHidden="1" w:unhideWhenUsed="1"/>
-    <w:lsdException w:name="List Bullet 4" w:semiHidden="1" w:unhideWhenUsed="1"/>
-    <w:lsdException w:name="List Bullet 5" w:semiHidden="1" w:unhideWhenUsed="1"/>
-    <w:lsdException w:name="List Number 2" w:semiHidden="1" w:unhideWhenUsed="1"/>
-    <w:lsdException w:name="List Number 3" w:semiHidden="1" w:unhideWhenUsed="1"/>
-    <w:lsdException w:name="List Number 4" w:semiHidden="1" w:unhideWhenUsed="1"/>
-    <w:lsdException w:name="List Number 5" w:semiHidden="1" w:unhideWhenUsed="1"/>
-    <w:lsdException w:name="Title" w:uiPriority="10" w:qFormat="1"/>
-    <w:lsdException w:name="Closing" w:semiHidden="1" w:unhideWhenUsed="1"/>
-    <w:lsdException w:name="Signature" w:semiHidden="1" w:unhideWhenUsed="1"/>
-    <w:lsdException w:name="Default Paragraph Font" w:semiHidden="1" w:uiPriority="1" w:unhideWhenUsed="1"/>
-    <w:lsdException w:name="Body Text" w:semiHidden="1" w:unhideWhenUsed="1"/>
-    <w:lsdException w:name="Body Text Indent" w:semiHidden="1" w:unhideWhenUsed="1"/>
-    <w:lsdException w:name="List Continue" w:semiHidden="1" w:unhideWhenUsed="1"/>
-    <w:lsdException w:name="List Continue 2" w:semiHidden="1" w:unhideWhenUsed="1"/>
-    <w:lsdException w:name="List Continue 3" w:semiHidden="1" w:unhideWhenUsed="1"/>
-    <w:lsdException w:name="List Continue 4" w:semiHidden="1" w:unhideWhenUsed="1"/>
-    <w:lsdException w:name="List Continue 5" w:semiHidden="1" w:unhideWhenUsed="1"/>
-    <w:lsdException w:name="Message Header" w:semiHidden="1" w:unhideWhenUsed="1"/>
-    <w:lsdException w:name="Subtitle" w:uiPriority="11" w:qFormat="1"/>
-    <w:lsdException w:name="Salutation" w:semiHidden="1" w:unhideWhenUsed="1"/>
-    <w:lsdException w:name="Date" w:semiHidden="1" w:unhideWhenUsed="1"/>
-    <w:lsdException w:name="Body Text First Indent" w:semiHidden="1" w:unhideWhenUsed="1"/>
-    <w:lsdException w:name="Body Text First Indent 2" w:semiHidden="1" w:unhideWhenUsed="1"/>
-    <w:lsdException w:name="Note Heading" w:semiHidden="1" w:unhideWhenUsed="1"/>
-    <w:lsdException w:name="Body Text 2" w:semiHidden="1" w:unhideWhenUsed="1"/>
-    <w:lsdException w:name="Body Text 3" w:semiHidden="1" w:unhideWhenUsed="1"/>
-    <w:lsdException w:name="Body Text Indent 2" w:semiHidden="1" w:unhideWhenUsed="1"/>
-    <w:lsdException w:name="Body Text Indent 3" w:semiHidden="1" w:unhideWhenUsed="1"/>
-    <w:lsdException w:name="Block Text" w:semiHidden="1" w:unhideWhenUsed="1"/>
-    <w:lsdException w:name="Hyperlink" w:semiHidden="1" w:unhideWhenUsed="1"/>
-    <w:lsdException w:name="FollowedHyperlink" w:semiHidden="1" w:unhideWhenUsed="1"/>
-    <w:lsdException w:name="Strong" w:uiPriority="22" w:qFormat="1"/>
-    <w:lsdException w:name="Emphasis" w:uiPriority="20" w:qFormat="1"/>
-    <w:lsdException w:name="Document Map" w:semiHidden="1" w:unhideWhenUsed="1"/>
-    <w:lsdException w:name="Plain Text" w:semiHidden="1" w:unhideWhenUsed="1"/>
-    <w:lsdException w:name="E-mail Signature" w:semiHidden="1" w:unhideWhenUsed="1"/>
-    <w:lsdException w:name="HTML Top of Form" w:semiHidden="1" w:unhideWhenUsed="1"/>
-    <w:lsdException w:name="HTML Bottom of Form" w:semiHidden="1" w:unhideWhenUsed="1"/>
-    <w:lsdException w:name="Normal (Web)" w:semiHidden="1" w:unhideWhenUsed="1"/>
-    <w:lsdException w:name="HTML Acronym" w:semiHidden="1" w:unhideWhenUsed="1"/>
-    <w:lsdException w:name="HTML Address" w:semiHidden="1" w:unhideWhenUsed="1"/>
-    <w:lsdException w:name="HTML Cite" w:semiHidden="1" w:unhideWhenUsed="1"/>
-    <w:lsdException w:name="HTML Code" w:semiHidden="1" w:unhideWhenUsed="1"/>
-    <w:lsdException w:name="HTML Definition" w:semiHidden="1" w:unhideWhenUsed="1"/>
-    <w:lsdException w:name="HTML Keyboard" w:semiHidden="1" w:unhideWhenUsed="1"/>
-    <w:lsdException w:name="HTML Preformatted" w:semiHidden="1" w:unhideWhenUsed="1"/>
-    <w:lsdException w:name="HTML Sample" w:semiHidden="1" w:unhideWhenUsed="1"/>
-    <w:lsdException w:name="HTML Typewriter" w:semiHidden="1" w:unhideWhenUsed="1"/>
-    <w:lsdException w:name="HTML Variable" w:semiHidden="1" w:unhideWhenUsed="1"/>
-    <w:lsdException w:name="Normal Table" w:semiHidden="1" w:unhideWhenUsed="1"/>
-    <w:lsdException w:name="annotation subject" w:semiHidden="1" w:unhideWhenUsed="1"/>
-    <w:lsdException w:name="No List" w:semiHidden="1" w:unhideWhenUsed="1"/>
-    <w:lsdException w:name="Outline List 1" w:semiHidden="1" w:unhideWhenUsed="1"/>
-    <w:lsdException w:name="Outline List 2" w:semiHidden="1" w:unhideWhenUsed="1"/>
-    <w:lsdException w:name="Outline List 3" w:semiHidden="1" w:unhideWhenUsed="1"/>
-    <w:lsdException w:name="Table Simple 1" w:semiHidden="1" w:unhideWhenUsed="1"/>
-    <w:lsdException w:name="Table Simple 2" w:semiHidden="1" w:unhideWhenUsed="1"/>
-    <w:lsdException w:name="Table Simple 3" w:semiHidden="1" w:unhideWhenUsed="1"/>
-    <w:lsdException w:name="Table Classic 1" w:semiHidden="1" w:unhideWhenUsed="1"/>
-    <w:lsdException w:name="Table Classic 2" w:semiHidden="1" w:unhideWhenUsed="1"/>
-    <w:lsdException w:name="Table Classic 3" w:semiHidden="1" w:unhideWhenUsed="1"/>
-    <w:lsdException w:name="Table Classic 4" w:semiHidden="1" w:unhideWhenUsed="1"/>
-    <w:lsdException w:name="Table Colorful 1" w:semiHidden="1" w:unhideWhenUsed="1"/>
-    <w:lsdException w:name="Table Colorful 2" w:semiHidden="1" w:unhideWhenUsed="1"/>
-    <w:lsdException w:name="Table Colorful 3" w:semiHidden="1" w:unhideWhenUsed="1"/>
-    <w:lsdException w:name="Table Columns 1" w:semiHidden="1" w:unhideWhenUsed="1"/>
-    <w:lsdException w:name="Table Columns 2" w:semiHidden="1" w:unhideWhenUsed="1"/>
-    <w:lsdException w:name="Table Columns 3" w:semiHidden="1" w:unhideWhenUsed="1"/>
-    <w:lsdException w:name="Table Columns 4" w:semiHidden="1" w:unhideWhenUsed="1"/>
-    <w:lsdException w:name="Table Columns 5" w:semiHidden="1" w:unhideWhenUsed="1"/>
-    <w:lsdException w:name="Table Grid 1" w:semiHidden="1" w:unhideWhenUsed="1"/>
-    <w:lsdException w:name="Table Grid 2" w:semiHidden="1" w:unhideWhenUsed="1"/>
-    <w:lsdException w:name="Table Grid 3" w:semiHidden="1" w:unhideWhenUsed="1"/>
-    <w:lsdException w:name="Table Grid 4" w:semiHidden="1" w:unhideWhenUsed="1"/>
-    <w:lsdException w:name="Table Grid 5" w:semiHidden="1" w:unhideWhenUsed="1"/>
-    <w:lsdException w:name="Table Grid 6" w:semiHidden="1" w:unhideWhenUsed="1"/>
-    <w:lsdException w:name="Table Grid 7" w:semiHidden="1" w:unhideWhenUsed="1"/>
-    <w:lsdException w:name="Table Grid 8" w:semiHidden="1" w:unhideWhenUsed="1"/>
-    <w:lsdException w:name="Table List 1" w:semiHidden="1" w:unhideWhenUsed="1"/>
-    <w:lsdException w:name="Table List 2" w:semiHidden="1" w:unhideWhenUsed="1"/>
-    <w:lsdException w:name="Table List 3" w:semiHidden="1" w:unhideWhenUsed="1"/>
-    <w:lsdException w:name="Table List 4" w:semiHidden="1" w:unhideWhenUsed="1"/>
-    <w:lsdException w:name="Table List 5" w:semiHidden="1" w:unhideWhenUsed="1"/>
-    <w:lsdException w:name="Table List 6" w:semiHidden="1" w:unhideWhenUsed="1"/>
-    <w:lsdException w:name="Table List 7" w:semiHidden="1" w:unhideWhenUsed="1"/>
-    <w:lsdException w:name="Table List 8" w:semiHidden="1" w:unhideWhenUsed="1"/>
-    <w:lsdException w:name="Table 3D effects 1" w:semiHidden="1" w:unhideWhenUsed="1"/>
-    <w:lsdException w:name="Table 3D effects 2" w:semiHidden="1" w:unhideWhenUsed="1"/>
-    <w:lsdException w:name="Table 3D effects 3" w:semiHidden="1" w:unhideWhenUsed="1"/>
-    <w:lsdException w:name="Table Contemporary" w:semiHidden="1" w:unhideWhenUsed="1"/>
-    <w:lsdException w:name="Table Elegant" w:semiHidden="1" w:unhideWhenUsed="1"/>
-    <w:lsdException w:name="Table Professional" w:semiHidden="1" w:unhideWhenUsed="1"/>
-    <w:lsdException w:name="Table Subtle 1" w:semiHidden="1" w:unhideWhenUsed="1"/>
-    <w:lsdException w:name="Table Subtle 2" w:semiHidden="1" w:unhideWhenUsed="1"/>
-    <w:lsdException w:name="Table Web 1" w:semiHidden="1" w:unhideWhenUsed="1"/>
-    <w:lsdException w:name="Table Web 2" w:semiHidden="1" w:unhideWhenUsed="1"/>
-    <w:lsdException w:name="Table Web 3" w:semiHidden="1" w:unhideWhenUsed="1"/>
-    <w:lsdException w:name="Balloon Text" w:semiHidden="1" w:unhideWhenUsed="1"/>
-    <w:lsdException w:name="Table Grid" w:uiPriority="59"/>
-    <w:lsdException w:name="Table Theme" w:semiHidden="1" w:unhideWhenUsed="1"/>
-    <w:lsdException w:name="Placeholder Text" w:semiHidden="1"/>
-    <w:lsdException w:name="No Spacing" w:uiPriority="1" w:qFormat="1"/>
-    <w:lsdException w:name="Light Shading" w:uiPriority="60"/>
-    <w:lsdException w:name="Light List" w:uiPriority="61"/>
-    <w:lsdException w:name="Light Grid" w:uiPriority="62"/>
-    <w:lsdException w:name="Medium Shading 1" w:uiPriority="63"/>
-    <w:lsdException w:name="Medium Shading 2" w:uiPriority="64"/>
-    <w:lsdException w:name="Medium List 1" w:uiPriority="65"/>
-    <w:lsdException w:name="Medium List 2" w:uiPriority="66"/>
-    <w:lsdException w:name="Medium Grid 1" w:uiPriority="67"/>
-    <w:lsdException w:name="Medium Grid 2" w:uiPriority="68"/>
-    <w:lsdException w:name="Medium Grid 3" w:uiPriority="69"/>
-    <w:lsdException w:name="Dark List" w:uiPriority="70"/>
-    <w:lsdException w:name="Colorful Shading" w:uiPriority="71"/>
-    <w:lsdException w:name="Colorful List" w:uiPriority="72"/>
-    <w:lsdException w:name="Colorful Grid" w:uiPriority="73"/>
-    <w:lsdException w:name="Light Shading Accent 1" w:uiPriority="60"/>
-    <w:lsdException w:name="Light List Accent 1" w:uiPriority="61"/>
-    <w:lsdException w:name="Light Grid Accent 1" w:uiPriority="62"/>
-    <w:lsdException w:name="Medium Shading 1 Accent 1" w:uiPriority="63"/>
-    <w:lsdException w:name="Medium Shading 2 Accent 1" w:uiPriority="64"/>
-    <w:lsdException w:name="Medium List 1 Accent 1" w:uiPriority="65"/>
-    <w:lsdException w:name="Revision" w:semiHidden="1"/>
-    <w:lsdException w:name="List Paragraph" w:uiPriority="34" w:qFormat="1"/>
-    <w:lsdException w:name="Quote" w:uiPriority="29" w:qFormat="1"/>
-    <w:lsdException w:name="Intense Quote" w:uiPriority="30" w:qFormat="1"/>
-    <w:lsdException w:name="Medium List 2 Accent 1" w:uiPriority="66"/>
-    <w:lsdException w:name="Medium Grid 1 Accent 1" w:uiPriority="67"/>
-    <w:lsdException w:name="Medium Grid 2 Accent 1" w:uiPriority="68"/>
-    <w:lsdException w:name="Medium Grid 3 Accent 1" w:uiPriority="69"/>
-    <w:lsdException w:name="Dark List Accent 1" w:uiPriority="70"/>
-    <w:lsdException w:name="Colorful Shading Accent 1" w:uiPriority="71"/>
-    <w:lsdException w:name="Colorful List Accent 1" w:uiPriority="72"/>
-    <w:lsdException w:name="Colorful Grid Accent 1" w:uiPriority="73"/>
-    <w:lsdException w:name="Light Shading Accent 2" w:uiPriority="60"/>
-    <w:lsdException w:name="Light List Accent 2" w:uiPriority="61"/>
-    <w:lsdException w:name="Light Grid Accent 2" w:uiPriority="62"/>
-    <w:lsdException w:name="Medium Shading 1 Accent 2" w:uiPriority="63"/>
-    <w:lsdException w:name="Medium Shading 2 Accent 2" w:uiPriority="64"/>
-    <w:lsdException w:name="Medium List 1 Accent 2" w:uiPriority="65"/>
-    <w:lsdException w:name="Medium List 2 Accent 2" w:uiPriority="66"/>
-    <w:lsdException w:name="Medium Grid 1 Accent 2" w:uiPriority="67"/>
-    <w:lsdException w:name="Medium Grid 2 Accent 2" w:uiPriority="68"/>
-    <w:lsdException w:name="Medium Grid 3 Accent 2" w:uiPriority="69"/>
-    <w:lsdException w:name="Dark List Accent 2" w:uiPriority="70"/>
-    <w:lsdException w:name="Colorful Shading Accent 2" w:uiPriority="71"/>
-    <w:lsdException w:name="Colorful List Accent 2" w:uiPriority="72"/>
-    <w:lsdException w:name="Colorful Grid Accent 2" w:uiPriority="73"/>
-    <w:lsdException w:name="Light Shading Accent 3" w:uiPriority="60"/>
-    <w:lsdException w:name="Light List Accent 3" w:uiPriority="61"/>
-    <w:lsdException w:name="Light Grid Accent 3" w:uiPriority="62"/>
-    <w:lsdException w:name="Medium Shading 1 Accent 3" w:uiPriority="63"/>
-    <w:lsdException w:name="Medium Shading 2 Accent 3" w:uiPriority="64"/>
-    <w:lsdException w:name="Medium List 1 Accent 3" w:uiPriority="65"/>
-    <w:lsdException w:name="Medium List 2 Accent 3" w:uiPriority="66"/>
-    <w:lsdException w:name="Medium Grid 1 Accent 3" w:uiPriority="67"/>
-    <w:lsdException w:name="Medium Grid 2 Accent 3" w:uiPriority="68"/>
-    <w:lsdException w:name="Medium Grid 3 Accent 3" w:uiPriority="69"/>
-    <w:lsdException w:name="Dark List Accent 3" w:uiPriority="70"/>
-    <w:lsdException w:name="Colorful Shading Accent 3" w:uiPriority="71"/>
-    <w:lsdException w:name="Colorful List Accent 3" w:uiPriority="72"/>
-    <w:lsdException w:name="Colorful Grid Accent 3" w:uiPriority="73"/>
-    <w:lsdException w:name="Light Shading Accent 4" w:uiPriority="60"/>
-    <w:lsdException w:name="Light List Accent 4" w:uiPriority="61"/>
-    <w:lsdException w:name="Light Grid Accent 4" w:uiPriority="62"/>
-    <w:lsdException w:name="Medium Shading 1 Accent 4" w:uiPriority="63"/>
-    <w:lsdException w:name="Medium Shading 2 Accent 4" w:uiPriority="64"/>
-    <w:lsdException w:name="Medium List 1 Accent 4" w:uiPriority="65"/>
-    <w:lsdException w:name="Medium List 2 Accent 4" w:uiPriority="66"/>
-    <w:lsdException w:name="Medium Grid 1 Accent 4" w:uiPriority="67"/>
-    <w:lsdException w:name="Medium Grid 2 Accent 4" w:uiPriority="68"/>
-    <w:lsdException w:name="Medium Grid 3 Accent 4" w:uiPriority="69"/>
-    <w:lsdException w:name="Dark List Accent 4" w:uiPriority="70"/>
-    <w:lsdException w:name="Colorful Shading Accent 4" w:uiPriority="71"/>
-    <w:lsdException w:name="Colorful List Accent 4" w:uiPriority="72"/>
-    <w:lsdException w:name="Colorful Grid Accent 4" w:uiPriority="73"/>
-    <w:lsdException w:name="Light Shading Accent 5" w:uiPriority="60"/>
-    <w:lsdException w:name="Light List Accent 5" w:uiPriority="61"/>
-    <w:lsdException w:name="Light Grid Accent 5" w:uiPriority="62"/>
-    <w:lsdException w:name="Medium Shading 1 Accent 5" w:uiPriority="63"/>
-    <w:lsdException w:name="Medium Shading 2 Accent 5" w:uiPriority="64"/>
-    <w:lsdException w:name="Medium List 1 Accent 5" w:uiPriority="65"/>
-    <w:lsdException w:name="Medium List 2 Accent 5" w:uiPriority="66"/>
-    <w:lsdException w:name="Medium Grid 1 Accent 5" w:uiPriority="67"/>
-    <w:lsdException w:name="Medium Grid 2 Accent 5" w:uiPriority="68"/>
-    <w:lsdException w:name="Medium Grid 3 Accent 5" w:uiPriority="69"/>
-    <w:lsdException w:name="Dark List Accent 5" w:uiPriority="70"/>
-    <w:lsdException w:name="Colorful Shading Accent 5" w:uiPriority="71"/>
-    <w:lsdException w:name="Colorful List Accent 5" w:uiPriority="72"/>
-    <w:lsdException w:name="Colorful Grid Accent 5" w:uiPriority="73"/>
-    <w:lsdException w:name="Light Shading Accent 6" w:uiPriority="60"/>
-    <w:lsdException w:name="Light List Accent 6" w:uiPriority="61"/>
-    <w:lsdException w:name="Light Grid Accent 6" w:uiPriority="62"/>
-    <w:lsdException w:name="Medium Shading 1 Accent 6" w:uiPriority="63"/>
-    <w:lsdException w:name="Medium Shading 2 Accent 6" w:uiPriority="64"/>
-    <w:lsdException w:name="Medium List 1 Accent 6" w:uiPriority="65"/>
-    <w:lsdException w:name="Medium List 2 Accent 6" w:uiPriority="66"/>
-    <w:lsdException w:name="Medium Grid 1 Accent 6" w:uiPriority="67"/>
-    <w:lsdException w:name="Medium Grid 2 Accent 6" w:uiPriority="68"/>
-    <w:lsdException w:name="Medium Grid 3 Accent 6" w:uiPriority="69"/>
-    <w:lsdException w:name="Dark List Accent 6" w:uiPriority="70"/>
-    <w:lsdException w:name="Colorful Shading Accent 6" w:uiPriority="71"/>
-    <w:lsdException w:name="Colorful List Accent 6" w:uiPriority="72"/>
-    <w:lsdException w:name="Colorful Grid Accent 6" w:uiPriority="73"/>
-    <w:lsdException w:name="Subtle Emphasis" w:uiPriority="19" w:qFormat="1"/>
-    <w:lsdException w:name="Intense Emphasis" w:uiPriority="21" w:qFormat="1"/>
-    <w:lsdException w:name="Subtle Reference" w:uiPriority="31" w:qFormat="1"/>
-    <w:lsdException w:name="Intense Reference" w:uiPriority="32" w:qFormat="1"/>
-    <w:lsdException w:name="Book Title" w:uiPriority="33" w:qFormat="1"/>
-    <w:lsdException w:name="Bibliography" w:semiHidden="1" w:uiPriority="37" w:unhideWhenUsed="1"/>
-    <w:lsdException w:name="TOC Heading" w:semiHidden="1" w:uiPriority="39" w:unhideWhenUsed="1" w:qFormat="1"/>
-    <w:lsdException w:name="Plain Table 1" w:uiPriority="41"/>
-    <w:lsdException w:name="Plain Table 2" w:uiPriority="42"/>
-    <w:lsdException w:name="Plain Table 3" w:uiPriority="43"/>
-    <w:lsdException w:name="Plain Table 4" w:uiPriority="44"/>
-    <w:lsdException w:name="Plain Table 5" w:uiPriority="45"/>
-    <w:lsdException w:name="Grid Table Light" w:uiPriority="40"/>
-    <w:lsdException w:name="Grid Table 1 Light" w:uiPriority="46"/>
-    <w:lsdException w:name="Grid Table 2" w:uiPriority="47"/>
-    <w:lsdException w:name="Grid Table 3" w:uiPriority="48"/>
-    <w:lsdException w:name="Grid Table 4" w:uiPriority="49"/>
-    <w:lsdException w:name="Grid Table 5 Dark" w:uiPriority="50"/>
-    <w:lsdException w:name="Grid Table 6 Colorful" w:uiPriority="51"/>
-    <w:lsdException w:name="Grid Table 7 Colorful" w:uiPriority="52"/>
-    <w:lsdException w:name="Grid Table 1 Light Accent 1" w:uiPriority="46"/>
-    <w:lsdException w:name="Grid Table 2 Accent 1" w:uiPriority="47"/>
-    <w:lsdException w:name="Grid Table 3 Accent 1" w:uiPriority="48"/>
-    <w:lsdException w:name="Grid Table 4 Accent 1" w:uiPriority="49"/>
-    <w:lsdException w:name="Grid Table 5 Dark Accent 1" w:uiPriority="50"/>
-    <w:lsdException w:name="Grid Table 6 Colorful Accent 1" w:uiPriority="51"/>
-    <w:lsdException w:name="Grid Table 7 Colorful Accent 1" w:uiPriority="52"/>
-    <w:lsdException w:name="Grid Table 1 Light Accent 2" w:uiPriority="46"/>
-    <w:lsdException w:name="Grid Table 2 Accent 2" w:uiPriority="47"/>
-    <w:lsdException w:name="Grid Table 3 Accent 2" w:uiPriority="48"/>
-    <w:lsdException w:name="Grid Table 4 Accent 2" w:uiPriority="49"/>
-    <w:lsdException w:name="Grid Table 5 Dark Accent 2" w:uiPriority="50"/>
-    <w:lsdException w:name="Grid Table 6 Colorful Accent 2" w:uiPriority="51"/>
-    <w:lsdException w:name="Grid Table 7 Colorful Accent 2" w:uiPriority="52"/>
-    <w:lsdException w:name="Grid Table 1 Light Accent 3" w:uiPriority="46"/>
-    <w:lsdException w:name="Grid Table 2 Accent 3" w:uiPriority="47"/>
-    <w:lsdException w:name="Grid Table 3 Accent 3" w:uiPriority="48"/>
-    <w:lsdException w:name="Grid Table 4 Accent 3" w:uiPriority="49"/>
-    <w:lsdException w:name="Grid Table 5 Dark Accent 3" w:uiPriority="50"/>
-    <w:lsdException w:name="Grid Table 6 Colorful Accent 3" w:uiPriority="51"/>
-    <w:lsdException w:name="Grid Table 7 Colorful Accent 3" w:uiPriority="52"/>
-    <w:lsdException w:name="Grid Table 1 Light Accent 4" w:uiPriority="46"/>
-    <w:lsdException w:name="Grid Table 2 Accent 4" w:uiPriority="47"/>
-    <w:lsdException w:name="Grid Table 3 Accent 4" w:uiPriority="48"/>
-    <w:lsdException w:name="Grid Table 4 Accent 4" w:uiPriority="49"/>
-    <w:lsdException w:name="Grid Table 5 Dark Accent 4" w:uiPriority="50"/>
-    <w:lsdException w:name="Grid Table 6 Colorful Accent 4" w:uiPriority="51"/>
-    <w:lsdException w:name="Grid Table 7 Colorful Accent 4" w:uiPriority="52"/>
-    <w:lsdException w:name="Grid Table 1 Light Accent 5" w:uiPriority="46"/>
-    <w:lsdException w:name="Grid Table 2 Accent 5" w:uiPriority="47"/>
-    <w:lsdException w:name="Grid Table 3 Accent 5" w:uiPriority="48"/>
-    <w:lsdException w:name="Grid Table 4 Accent 5" w:uiPriority="49"/>
-    <w:lsdException w:name="Grid Table 5 Dark Accent 5" w:uiPriority="50"/>
-    <w:lsdException w:name="Grid Table 6 Colorful Accent 5" w:uiPriority="51"/>
-    <w:lsdException w:name="Grid Table 7 Colorful Accent 5" w:uiPriority="52"/>
-    <w:lsdException w:name="Grid Table 1 Light Accent 6" w:uiPriority="46"/>
-    <w:lsdException w:name="Grid Table 2 Accent 6" w:uiPriority="47"/>
-    <w:lsdException w:name="Grid Table 3 Accent 6" w:uiPriority="48"/>
-    <w:lsdException w:name="Grid Table 4 Accent 6" w:uiPriority="49"/>
-    <w:lsdException w:name="Grid Table 5 Dark Accent 6" w:uiPriority="50"/>
-    <w:lsdException w:name="Grid Table 6 Colorful Accent 6" w:uiPriority="51"/>
-    <w:lsdException w:name="Grid Table 7 Colorful Accent 6" w:uiPriority="52"/>
-    <w:lsdException w:name="List Table 1 Light" w:uiPriority="46"/>
-    <w:lsdException w:name="List Table 2" w:uiPriority="47"/>
-    <w:lsdException w:name="List Table 3" w:uiPriority="48"/>
-    <w:lsdException w:name="List Table 4" w:uiPriority="49"/>
-    <w:lsdException w:name="List Table 5 Dark" w:uiPriority="50"/>
-    <w:lsdException w:name="List Table 6 Colorful" w:uiPriority="51"/>
-    <w:lsdException w:name="List Table 7 Colorful" w:uiPriority="52"/>
-    <w:lsdException w:name="List Table 1 Light Accent 1" w:uiPriority="46"/>
-    <w:lsdException w:name="List Table 2 Accent 1" w:uiPriority="47"/>
-    <w:lsdException w:name="List Table 3 Accent 1" w:uiPriority="48"/>
-    <w:lsdException w:name="List Table 4 Accent 1" w:uiPriority="49"/>
-    <w:lsdException w:name="List Table 5 Dark Accent 1" w:uiPriority="50"/>
-    <w:lsdException w:name="List Table 6 Colorful Accent 1" w:uiPriority="51"/>
-    <w:lsdException w:name="List Table 7 Colorful Accent 1" w:uiPriority="52"/>
-    <w:lsdException w:name="List Table 1 Light Accent 2" w:uiPriority="46"/>
-    <w:lsdException w:name="List Table 2 Accent 2" w:uiPriority="47"/>
-    <w:lsdException w:name="List Table 3 Accent 2" w:uiPriority="48"/>
-    <w:lsdException w:name="List Table 4 Accent 2" w:uiPriority="49"/>
-    <w:lsdException w:name="List Table 5 Dark Accent 2" w:uiPriority="50"/>
-    <w:lsdException w:name="List Table 6 Colorful Accent 2" w:uiPriority="51"/>
-    <w:lsdException w:name="List Table 7 Colorful Accent 2" w:uiPriority="52"/>
-    <w:lsdException w:name="List Table 1 Light Accent 3" w:uiPriority="46"/>
-    <w:lsdException w:name="List Table 2 Accent 3" w:uiPriority="47"/>
-    <w:lsdException w:name="List Table 3 Accent 3" w:uiPriority="48"/>
-    <w:lsdException w:name="List Table 4 Accent 3" w:uiPriority="49"/>
-    <w:lsdException w:name="List Table 5 Dark Accent 3" w:uiPriority="50"/>
-    <w:lsdException w:name="List Table 6 Colorful Accent 3" w:uiPriority="51"/>
-    <w:lsdException w:name="List Table 7 Colorful Accent 3" w:uiPriority="52"/>
-    <w:lsdException w:name="List Table 1 Light Accent 4" w:uiPriority="46"/>
-    <w:lsdException w:name="List Table 2 Accent 4" w:uiPriority="47"/>
-    <w:lsdException w:name="List Table 3 Accent 4" w:uiPriority="48"/>
-    <w:lsdException w:name="List Table 4 Accent 4" w:uiPriority="49"/>
-    <w:lsdException w:name="List Table 5 Dark Accent 4" w:uiPriority="50"/>
-    <w:lsdException w:name="List Table 6 Colorful Accent 4" w:uiPriority="51"/>
-    <w:lsdException w:name="List Table 7 Colorful Accent 4" w:uiPriority="52"/>
-    <w:lsdException w:name="List Table 1 Light Accent 5" w:uiPriority="46"/>
-    <w:lsdException w:name="List Table 2 Accent 5" w:uiPriority="47"/>
-    <w:lsdException w:name="List Table 3 Accent 5" w:uiPriority="48"/>
-    <w:lsdException w:name="List Table 4 Accent 5" w:uiPriority="49"/>
-    <w:lsdException w:name="List Table 5 Dark Accent 5" w:uiPriority="50"/>
-    <w:lsdException w:name="List Table 6 Colorful Accent 5" w:uiPriority="51"/>
-    <w:lsdException w:name="List Table 7 Colorful Accent 5" w:uiPriority="52"/>
-    <w:lsdException w:name="List Table 1 Light Accent 6" w:uiPriority="46"/>
-    <w:lsdException w:name="List Table 2 Accent 6" w:uiPriority="47"/>
-    <w:lsdException w:name="List Table 3 Accent 6" w:uiPriority="48"/>
-    <w:lsdException w:name="List Table 4 Accent 6" w:uiPriority="49"/>
-    <w:lsdException w:name="List Table 5 Dark Accent 6" w:uiPriority="50"/>
-    <w:lsdException w:name="List Table 6 Colorful Accent 6" w:uiPriority="51"/>
-    <w:lsdException w:name="List Table 7 Colorful Accent 6" w:uiPriority="52"/>
+  <w:latentStyles w:defLockedState="0" w:defUIPriority="99" w:defSemiHidden="1" w:defUnhideWhenUsed="1" w:defQFormat="0" w:count="267">
+    <w:lsdException w:name="Normal" w:semiHidden="0" w:uiPriority="0" w:unhideWhenUsed="0" w:qFormat="1"/>
+    <w:lsdException w:name="heading 1" w:semiHidden="0" w:uiPriority="9" w:unhideWhenUsed="0" w:qFormat="1"/>
+    <w:lsdException w:name="heading 2" w:uiPriority="9" w:qFormat="1"/>
+    <w:lsdException w:name="heading 3" w:uiPriority="9" w:qFormat="1"/>
+    <w:lsdException w:name="heading 4" w:uiPriority="9" w:qFormat="1"/>
+    <w:lsdException w:name="heading 5" w:uiPriority="9" w:qFormat="1"/>
+    <w:lsdException w:name="heading 6" w:uiPriority="9" w:qFormat="1"/>
+    <w:lsdException w:name="heading 7" w:uiPriority="9" w:qFormat="1"/>
+    <w:lsdException w:name="heading 8" w:uiPriority="9" w:qFormat="1"/>
+    <w:lsdException w:name="heading 9" w:uiPriority="9" w:qFormat="1"/>
+    <w:lsdException w:name="toc 1" w:uiPriority="39"/>
+    <w:lsdException w:name="toc 2" w:uiPriority="39"/>
+    <w:lsdException w:name="toc 3" w:uiPriority="39"/>
+    <w:lsdException w:name="toc 4" w:uiPriority="39"/>
+    <w:lsdException w:name="toc 5" w:uiPriority="39"/>
+    <w:lsdException w:name="toc 6" w:uiPriority="39"/>
+    <w:lsdException w:name="toc 7" w:uiPriority="39"/>
+    <w:lsdException w:name="toc 8" w:uiPriority="39"/>
+    <w:lsdException w:name="toc 9" w:uiPriority="39"/>
+    <w:lsdException w:name="caption" w:uiPriority="35" w:qFormat="1"/>
+    <w:lsdException w:name="Title" w:semiHidden="0" w:uiPriority="10" w:unhideWhenUsed="0" w:qFormat="1"/>
+    <w:lsdException w:name="Default Paragraph Font" w:uiPriority="1"/>
+    <w:lsdException w:name="Subtitle" w:semiHidden="0" w:uiPriority="11" w:unhideWhenUsed="0" w:qFormat="1"/>
+    <w:lsdException w:name="Strong" w:semiHidden="0" w:uiPriority="22" w:unhideWhenUsed="0" w:qFormat="1"/>
+    <w:lsdException w:name="Emphasis" w:semiHidden="0" w:uiPriority="20" w:unhideWhenUsed="0" w:qFormat="1"/>
+    <w:lsdException w:name="Table Grid" w:semiHidden="0" w:uiPriority="59" w:unhideWhenUsed="0"/>
+    <w:lsdException w:name="Placeholder Text" w:unhideWhenUsed="0"/>
+    <w:lsdException w:name="No Spacing" w:semiHidden="0" w:uiPriority="1" w:unhideWhenUsed="0" w:qFormat="1"/>
+    <w:lsdException w:name="Light Shading" w:semiHidden="0" w:uiPriority="60" w:unhideWhenUsed="0"/>
+    <w:lsdException w:name="Light List" w:semiHidden="0" w:uiPriority="61" w:unhideWhenUsed="0"/>
+    <w:lsdException w:name="Light Grid" w:semiHidden="0" w:uiPriority="62" w:unhideWhenUsed="0"/>
+    <w:lsdException w:name="Medium Shading 1" w:semiHidden="0" w:uiPriority="63" w:unhideWhenUsed="0"/>
+    <w:lsdException w:name="Medium Shading 2" w:semiHidden="0" w:uiPriority="64" w:unhideWhenUsed="0"/>
+    <w:lsdException w:name="Medium List 1" w:semiHidden="0" w:uiPriority="65" w:unhideWhenUsed="0"/>
+    <w:lsdException w:name="Medium List 2" w:semiHidden="0" w:uiPriority="66" w:unhideWhenUsed="0"/>
+    <w:lsdException w:name="Medium Grid 1" w:semiHidden="0" w:uiPriority="67" w:unhideWhenUsed="0"/>
+    <w:lsdException w:name="Medium Grid 2" w:semiHidden="0" w:uiPriority="68" w:unhideWhenUsed="0"/>
+    <w:lsdException w:name="Medium Grid 3" w:semiHidden="0" w:uiPriority="69" w:unhideWhenUsed="0"/>
+    <w:lsdException w:name="Dark List" w:semiHidden="0" w:uiPriority="70" w:unhideWhenUsed="0"/>
+    <w:lsdException w:name="Colorful Shading" w:semiHidden="0" w:uiPriority="71" w:unhideWhenUsed="0"/>
+    <w:lsdException w:name="Colorful List" w:semiHidden="0" w:uiPriority="72" w:unhideWhenUsed="0"/>
+    <w:lsdException w:name="Colorful Grid" w:semiHidden="0" w:uiPriority="73" w:unhideWhenUsed="0"/>
+    <w:lsdException w:name="Light Shading Accent 1" w:semiHidden="0" w:uiPriority="60" w:unhideWhenUsed="0"/>
+    <w:lsdException w:name="Light List Accent 1" w:semiHidden="0" w:uiPriority="61" w:unhideWhenUsed="0"/>
+    <w:lsdException w:name="Light Grid Accent 1" w:semiHidden="0" w:uiPriority="62" w:unhideWhenUsed="0"/>
+    <w:lsdException w:name="Medium Shading 1 Accent 1" w:semiHidden="0" w:uiPriority="63" w:unhideWhenUsed="0"/>
+    <w:lsdException w:name="Medium Shading 2 Accent 1" w:semiHidden="0" w:uiPriority="64" w:unhideWhenUsed="0"/>
+    <w:lsdException w:name="Medium List 1 Accent 1" w:semiHidden="0" w:uiPriority="65" w:unhideWhenUsed="0"/>
+    <w:lsdException w:name="Revision" w:unhideWhenUsed="0"/>
+    <w:lsdException w:name="List Paragraph" w:semiHidden="0" w:uiPriority="34" w:unhideWhenUsed="0" w:qFormat="1"/>
+    <w:lsdException w:name="Quote" w:semiHidden="0" w:uiPriority="29" w:unhideWhenUsed="0" w:qFormat="1"/>
+    <w:lsdException w:name="Intense Quote" w:semiHidden="0" w:uiPriority="30" w:unhideWhenUsed="0" w:qFormat="1"/>
+    <w:lsdException w:name="Medium List 2 Accent 1" w:semiHidden="0" w:uiPriority="66" w:unhideWhenUsed="0"/>
+    <w:lsdException w:name="Medium Grid 1 Accent 1" w:semiHidden="0" w:uiPriority="67" w:unhideWhenUsed="0"/>
+    <w:lsdException w:name="Medium Grid 2 Accent 1" w:semiHidden="0" w:uiPriority="68" w:unhideWhenUsed="0"/>
+    <w:lsdException w:name="Medium Grid 3 Accent 1" w:semiHidden="0" w:uiPriority="69" w:unhideWhenUsed="0"/>
+    <w:lsdException w:name="Dark List Accent 1" w:semiHidden="0" w:uiPriority="70" w:unhideWhenUsed="0"/>
+    <w:lsdException w:name="Colorful Shading Accent 1" w:semiHidden="0" w:uiPriority="71" w:unhideWhenUsed="0"/>
+    <w:lsdException w:name="Colorful List Accent 1" w:semiHidden="0" w:uiPriority="72" w:unhideWhenUsed="0"/>
+    <w:lsdException w:name="Colorful Grid Accent 1" w:semiHidden="0" w:uiPriority="73" w:unhideWhenUsed="0"/>
+    <w:lsdException w:name="Light Shading Accent 2" w:semiHidden="0" w:uiPriority="60" w:unhideWhenUsed="0"/>
+    <w:lsdException w:name="Light List Accent 2" w:semiHidden="0" w:uiPriority="61" w:unhideWhenUsed="0"/>
+    <w:lsdException w:name="Light Grid Accent 2" w:semiHidden="0" w:uiPriority="62" w:unhideWhenUsed="0"/>
+    <w:lsdException w:name="Medium Shading 1 Accent 2" w:semiHidden="0" w:uiPriority="63" w:unhideWhenUsed="0"/>
+    <w:lsdException w:name="Medium Shading 2 Accent 2" w:semiHidden="0" w:uiPriority="64" w:unhideWhenUsed="0"/>
+    <w:lsdException w:name="Medium List 1 Accent 2" w:semiHidden="0" w:uiPriority="65" w:unhideWhenUsed="0"/>
+    <w:lsdException w:name="Medium List 2 Accent 2" w:semiHidden="0" w:uiPriority="66" w:unhideWhenUsed="0"/>
+    <w:lsdException w:name="Medium Grid 1 Accent 2" w:semiHidden="0" w:uiPriority="67" w:unhideWhenUsed="0"/>
+    <w:lsdException w:name="Medium Grid 2 Accent 2" w:semiHidden="0" w:uiPriority="68" w:unhideWhenUsed="0"/>
+    <w:lsdException w:name="Medium Grid 3 Accent 2" w:semiHidden="0" w:uiPriority="69" w:unhideWhenUsed="0"/>
+    <w:lsdException w:name="Dark List Accent 2" w:semiHidden="0" w:uiPriority="70" w:unhideWhenUsed="0"/>
+    <w:lsdException w:name="Colorful Shading Accent 2" w:semiHidden="0" w:uiPriority="71" w:unhideWhenUsed="0"/>
+    <w:lsdException w:name="Colorful List Accent 2" w:semiHidden="0" w:uiPriority="72" w:unhideWhenUsed="0"/>
+    <w:lsdException w:name="Colorful Grid Accent 2" w:semiHidden="0" w:uiPriority="73" w:unhideWhenUsed="0"/>
+    <w:lsdException w:name="Light Shading Accent 3" w:semiHidden="0" w:uiPriority="60" w:unhideWhenUsed="0"/>
+    <w:lsdException w:name="Light List Accent 3" w:semiHidden="0" w:uiPriority="61" w:unhideWhenUsed="0"/>
+    <w:lsdException w:name="Light Grid Accent 3" w:semiHidden="0" w:uiPriority="62" w:unhideWhenUsed="0"/>
+    <w:lsdException w:name="Medium Shading 1 Accent 3" w:semiHidden="0" w:uiPriority="63" w:unhideWhenUsed="0"/>
+    <w:lsdException w:name="Medium Shading 2 Accent 3" w:semiHidden="0" w:uiPriority="64" w:unhideWhenUsed="0"/>
+    <w:lsdException w:name="Medium List 1 Accent 3" w:semiHidden="0" w:uiPriority="65" w:unhideWhenUsed="0"/>
+    <w:lsdException w:name="Medium List 2 Accent 3" w:semiHidden="0" w:uiPriority="66" w:unhideWhenUsed="0"/>
+    <w:lsdException w:name="Medium Grid 1 Accent 3" w:semiHidden="0" w:uiPriority="67" w:unhideWhenUsed="0"/>
+    <w:lsdException w:name="Medium Grid 2 Accent 3" w:semiHidden="0" w:uiPriority="68" w:unhideWhenUsed="0"/>
+    <w:lsdException w:name="Medium Grid 3 Accent 3" w:semiHidden="0" w:uiPriority="69" w:unhideWhenUsed="0"/>
+    <w:lsdException w:name="Dark List Accent 3" w:semiHidden="0" w:uiPriority="70" w:unhideWhenUsed="0"/>
+    <w:lsdException w:name="Colorful Shading Accent 3" w:semiHidden="0" w:uiPriority="71" w:unhideWhenUsed="0"/>
+    <w:lsdException w:name="Colorful List Accent 3" w:semiHidden="0" w:uiPriority="72" w:unhideWhenUsed="0"/>
+    <w:lsdException w:name="Colorful Grid Accent 3" w:semiHidden="0" w:uiPriority="73" w:unhideWhenUsed="0"/>
+    <w:lsdException w:name="Light Shading Accent 4" w:semiHidden="0" w:uiPriority="60" w:unhideWhenUsed="0"/>
+    <w:lsdException w:name="Light List Accent 4" w:semiHidden="0" w:uiPriority="61" w:unhideWhenUsed="0"/>
+    <w:lsdException w:name="Light Grid Accent 4" w:semiHidden="0" w:uiPriority="62" w:unhideWhenUsed="0"/>
+    <w:lsdException w:name="Medium Shading 1 Accent 4" w:semiHidden="0" w:uiPriority="63" w:unhideWhenUsed="0"/>
+    <w:lsdException w:name="Medium Shading 2 Accent 4" w:semiHidden="0" w:uiPriority="64" w:unhideWhenUsed="0"/>
+    <w:lsdException w:name="Medium List 1 Accent 4" w:semiHidden="0" w:uiPriority="65" w:unhideWhenUsed="0"/>
+    <w:lsdException w:name="Medium List 2 Accent 4" w:semiHidden="0" w:uiPriority="66" w:unhideWhenUsed="0"/>
+    <w:lsdException w:name="Medium Grid 1 Accent 4" w:semiHidden="0" w:uiPriority="67" w:unhideWhenUsed="0"/>
+    <w:lsdException w:name="Medium Grid 2 Accent 4" w:semiHidden="0" w:uiPriority="68" w:unhideWhenUsed="0"/>
+    <w:lsdException w:name="Medium Grid 3 Accent 4" w:semiHidden="0" w:uiPriority="69" w:unhideWhenUsed="0"/>
+    <w:lsdException w:name="Dark List Accent 4" w:semiHidden="0" w:uiPriority="70" w:unhideWhenUsed="0"/>
+    <w:lsdException w:name="Colorful Shading Accent 4" w:semiHidden="0" w:uiPriority="71" w:unhideWhenUsed="0"/>
+    <w:lsdException w:name="Colorful List Accent 4" w:semiHidden="0" w:uiPriority="72" w:unhideWhenUsed="0"/>
+    <w:lsdException w:name="Colorful Grid Accent 4" w:semiHidden="0" w:uiPriority="73" w:unhideWhenUsed="0"/>
+    <w:lsdException w:name="Light Shading Accent 5" w:semiHidden="0" w:uiPriority="60" w:unhideWhenUsed="0"/>
+    <w:lsdException w:name="Light List Accent 5" w:semiHidden="0" w:uiPriority="61" w:unhideWhenUsed="0"/>
+    <w:lsdException w:name="Light Grid Accent 5" w:semiHidden="0" w:uiPriority="62" w:unhideWhenUsed="0"/>
+    <w:lsdException w:name="Medium Shading 1 Accent 5" w:semiHidden="0" w:uiPriority="63" w:unhideWhenUsed="0"/>
+    <w:lsdException w:name="Medium Shading 2 Accent 5" w:semiHidden="0" w:uiPriority="64" w:unhideWhenUsed="0"/>
+    <w:lsdException w:name="Medium List 1 Accent 5" w:semiHidden="0" w:uiPriority="65" w:unhideWhenUsed="0"/>
+    <w:lsdException w:name="Medium List 2 Accent 5" w:semiHidden="0" w:uiPriority="66" w:unhideWhenUsed="0"/>
+    <w:lsdException w:name="Medium Grid 1 Accent 5" w:semiHidden="0" w:uiPriority="67" w:unhideWhenUsed="0"/>
+    <w:lsdException w:name="Medium Grid 2 Accent 5" w:semiHidden="0" w:uiPriority="68" w:unhideWhenUsed="0"/>
+    <w:lsdException w:name="Medium Grid 3 Accent 5" w:semiHidden="0" w:uiPriority="69" w:unhideWhenUsed="0"/>
+    <w:lsdException w:name="Dark List Accent 5" w:semiHidden="0" w:uiPriority="70" w:unhideWhenUsed="0"/>
+    <w:lsdException w:name="Colorful Shading Accent 5" w:semiHidden="0" w:uiPriority="71" w:unhideWhenUsed="0"/>
+    <w:lsdException w:name="Colorful List Accent 5" w:semiHidden="0" w:uiPriority="72" w:unhideWhenUsed="0"/>
+    <w:lsdException w:name="Colorful Grid Accent 5" w:semiHidden="0" w:uiPriority="73" w:unhideWhenUsed="0"/>
+    <w:lsdException w:name="Light Shading Accent 6" w:semiHidden="0" w:uiPriority="60" w:unhideWhenUsed="0"/>
+    <w:lsdException w:name="Light List Accent 6" w:semiHidden="0" w:uiPriority="61" w:unhideWhenUsed="0"/>
+    <w:lsdException w:name="Light Grid Accent 6" w:semiHidden="0" w:uiPriority="62" w:unhideWhenUsed="0"/>
+    <w:lsdException w:name="Medium Shading 1 Accent 6" w:semiHidden="0" w:uiPriority="63" w:unhideWhenUsed="0"/>
+    <w:lsdException w:name="Medium Shading 2 Accent 6" w:semiHidden="0" w:uiPriority="64" w:unhideWhenUsed="0"/>
+    <w:lsdException w:name="Medium List 1 Accent 6" w:semiHidden="0" w:uiPriority="65" w:unhideWhenUsed="0"/>
+    <w:lsdException w:name="Medium List 2 Accent 6" w:semiHidden="0" w:uiPriority="66" w:unhideWhenUsed="0"/>
+    <w:lsdException w:name="Medium Grid 1 Accent 6" w:semiHidden="0" w:uiPriority="67" w:unhideWhenUsed="0"/>
+    <w:lsdException w:name="Medium Grid 2 Accent 6" w:semiHidden="0" w:uiPriority="68" w:unhideWhenUsed="0"/>
+    <w:lsdException w:name="Medium Grid 3 Accent 6" w:semiHidden="0" w:uiPriority="69" w:unhideWhenUsed="0"/>
+    <w:lsdException w:name="Dark List Accent 6" w:semiHidden="0" w:uiPriority="70" w:unhideWhenUsed="0"/>
+    <w:lsdException w:name="Colorful Shading Accent 6" w:semiHidden="0" w:uiPriority="71" w:unhideWhenUsed="0"/>
+    <w:lsdException w:name="Colorful List Accent 6" w:semiHidden="0" w:uiPriority="72" w:unhideWhenUsed="0"/>
+    <w:lsdException w:name="Colorful Grid Accent 6" w:semiHidden="0" w:uiPriority="73" w:unhideWhenUsed="0"/>
+    <w:lsdException w:name="Subtle Emphasis" w:semiHidden="0" w:uiPriority="19" w:unhideWhenUsed="0" w:qFormat="1"/>
+    <w:lsdException w:name="Intense Emphasis" w:semiHidden="0" w:uiPriority="21" w:unhideWhenUsed="0" w:qFormat="1"/>
+    <w:lsdException w:name="Subtle Reference" w:semiHidden="0" w:uiPriority="31" w:unhideWhenUsed="0" w:qFormat="1"/>
+    <w:lsdException w:name="Intense Reference" w:semiHidden="0" w:uiPriority="32" w:unhideWhenUsed="0" w:qFormat="1"/>
+    <w:lsdException w:name="Book Title" w:semiHidden="0" w:uiPriority="33" w:unhideWhenUsed="0" w:qFormat="1"/>
+    <w:lsdException w:name="Bibliography" w:uiPriority="37"/>
+    <w:lsdException w:name="TOC Heading" w:uiPriority="39" w:qFormat="1"/>
   </w:latentStyles>
   <w:style w:type="paragraph" w:default="1" w:styleId="a">
     <w:name w:val="Normal"/>
@@ -61830,6 +64772,7 @@
     <w:uiPriority w:val="99"/>
     <w:semiHidden/>
     <w:unhideWhenUsed/>
+    <w:qFormat/>
     <w:tblPr>
       <w:tblInd w:w="0" w:type="dxa"/>
       <w:tblCellMar>
@@ -61931,6 +64874,62 @@
       <w:b/>
       <w:bCs/>
     </w:rPr>
+  </w:style>
+  <w:style w:type="paragraph" w:styleId="a9">
+    <w:name w:val="Balloon Text"/>
+    <w:basedOn w:val="a"/>
+    <w:link w:val="aa"/>
+    <w:uiPriority w:val="99"/>
+    <w:semiHidden/>
+    <w:unhideWhenUsed/>
+    <w:rsid w:val="00800804"/>
+    <w:pPr>
+      <w:spacing w:after="0" w:line="240" w:lineRule="auto"/>
+    </w:pPr>
+    <w:rPr>
+      <w:rFonts w:ascii="Tahoma" w:hAnsi="Tahoma" w:cs="Tahoma"/>
+      <w:sz w:val="16"/>
+      <w:szCs w:val="16"/>
+    </w:rPr>
+  </w:style>
+  <w:style w:type="character" w:customStyle="1" w:styleId="aa">
+    <w:name w:val="Текст выноски Знак"/>
+    <w:basedOn w:val="a0"/>
+    <w:link w:val="a9"/>
+    <w:uiPriority w:val="99"/>
+    <w:semiHidden/>
+    <w:rsid w:val="00800804"/>
+    <w:rPr>
+      <w:rFonts w:ascii="Tahoma" w:eastAsia="Calibri" w:hAnsi="Tahoma" w:cs="Tahoma"/>
+      <w:sz w:val="16"/>
+      <w:szCs w:val="16"/>
+    </w:rPr>
+  </w:style>
+  <w:style w:type="table" w:styleId="ab">
+    <w:name w:val="Table Grid"/>
+    <w:basedOn w:val="a1"/>
+    <w:uiPriority w:val="59"/>
+    <w:rsid w:val="000E320B"/>
+    <w:pPr>
+      <w:spacing w:after="0" w:line="240" w:lineRule="auto"/>
+    </w:pPr>
+    <w:tblPr>
+      <w:tblInd w:w="0" w:type="dxa"/>
+      <w:tblBorders>
+        <w:top w:val="single" w:sz="4" w:space="0" w:color="auto"/>
+        <w:left w:val="single" w:sz="4" w:space="0" w:color="auto"/>
+        <w:bottom w:val="single" w:sz="4" w:space="0" w:color="auto"/>
+        <w:right w:val="single" w:sz="4" w:space="0" w:color="auto"/>
+        <w:insideH w:val="single" w:sz="4" w:space="0" w:color="auto"/>
+        <w:insideV w:val="single" w:sz="4" w:space="0" w:color="auto"/>
+      </w:tblBorders>
+      <w:tblCellMar>
+        <w:top w:w="0" w:type="dxa"/>
+        <w:left w:w="108" w:type="dxa"/>
+        <w:bottom w:w="0" w:type="dxa"/>
+        <w:right w:w="108" w:type="dxa"/>
+      </w:tblCellMar>
+    </w:tblPr>
   </w:style>
 </w:styles>
 </file>
